--- a/Dokumentum 7.docx
+++ b/Dokumentum 7.docx
@@ -182,8 +182,13 @@
       </w:r>
     </w:p>
     <w:p>
-      <w:r>
-        <w:t xml:space="preserve">Github klónozásához használja a következő </w:t>
+      <w:proofErr w:type="spellStart"/>
+      <w:r>
+        <w:t>Github</w:t>
+      </w:r>
+      <w:proofErr w:type="spellEnd"/>
+      <w:r>
+        <w:t xml:space="preserve"> klónozásához használja a következő </w:t>
       </w:r>
       <w:r>
         <w:t xml:space="preserve">linket </w:t>
@@ -202,32 +207,117 @@
     </w:p>
     <w:p>
       <w:r>
-        <w:t>Klónozás után telepítse a  mappákhoz megfelelő dependenciákat a következő képen:</w:t>
+        <w:t xml:space="preserve">Klónozás után telepítse </w:t>
+      </w:r>
+      <w:proofErr w:type="gramStart"/>
+      <w:r>
+        <w:t>a  mappákhoz</w:t>
+      </w:r>
+      <w:proofErr w:type="gramEnd"/>
+      <w:r>
+        <w:t xml:space="preserve"> megfelelő </w:t>
+      </w:r>
+      <w:proofErr w:type="spellStart"/>
+      <w:r>
+        <w:t>dependenciákat</w:t>
+      </w:r>
+      <w:proofErr w:type="spellEnd"/>
+      <w:r>
+        <w:t xml:space="preserve"> a következő képen:</w:t>
       </w:r>
     </w:p>
     <w:p>
       <w:r>
         <w:tab/>
-        <w:t xml:space="preserve">Backend, illetve fronted mappán belül konzolon futassa az </w:t>
-      </w:r>
+        <w:t xml:space="preserve">Backend, illetve </w:t>
+      </w:r>
+      <w:proofErr w:type="spellStart"/>
+      <w:r>
+        <w:t>fronted</w:t>
+      </w:r>
+      <w:proofErr w:type="spellEnd"/>
+      <w:r>
+        <w:t xml:space="preserve"> mappán belül konzolon </w:t>
+      </w:r>
+      <w:proofErr w:type="spellStart"/>
+      <w:r>
+        <w:t>futassa</w:t>
+      </w:r>
+      <w:proofErr w:type="spellEnd"/>
+      <w:r>
+        <w:t xml:space="preserve"> az </w:t>
+      </w:r>
+      <w:proofErr w:type="spellStart"/>
       <w:r>
         <w:rPr>
           <w:highlight w:val="yellow"/>
         </w:rPr>
-        <w:t>npm install</w:t>
-      </w:r>
+        <w:t>npm</w:t>
+      </w:r>
+      <w:proofErr w:type="spellEnd"/>
+      <w:r>
+        <w:rPr>
+          <w:highlight w:val="yellow"/>
+        </w:rPr>
+        <w:t xml:space="preserve"> </w:t>
+      </w:r>
+      <w:proofErr w:type="spellStart"/>
+      <w:r>
+        <w:rPr>
+          <w:highlight w:val="yellow"/>
+        </w:rPr>
+        <w:t>install</w:t>
+      </w:r>
+      <w:proofErr w:type="spellEnd"/>
       <w:r>
         <w:t xml:space="preserve"> parancsot.</w:t>
       </w:r>
     </w:p>
     <w:p>
       <w:r>
-        <w:t>Nyissa meg a xampp-ot és indítsa el az Apache, és a MySQL szervereket.</w:t>
-      </w:r>
-    </w:p>
-    <w:p>
-      <w:r>
-        <w:t xml:space="preserve">MySQL felületén hozzon létre egy „asztalfoglalas” nevű </w:t>
+        <w:t xml:space="preserve">Nyissa meg a </w:t>
+      </w:r>
+      <w:proofErr w:type="spellStart"/>
+      <w:r>
+        <w:t>xampp</w:t>
+      </w:r>
+      <w:proofErr w:type="spellEnd"/>
+      <w:r>
+        <w:t xml:space="preserve">-ot és indítsa el az </w:t>
+      </w:r>
+      <w:proofErr w:type="spellStart"/>
+      <w:r>
+        <w:t>Apache</w:t>
+      </w:r>
+      <w:proofErr w:type="spellEnd"/>
+      <w:r>
+        <w:t xml:space="preserve">, és a </w:t>
+      </w:r>
+      <w:proofErr w:type="spellStart"/>
+      <w:r>
+        <w:t>MySQL</w:t>
+      </w:r>
+      <w:proofErr w:type="spellEnd"/>
+      <w:r>
+        <w:t xml:space="preserve"> szervereket.</w:t>
+      </w:r>
+    </w:p>
+    <w:p>
+      <w:proofErr w:type="spellStart"/>
+      <w:r>
+        <w:t>MySQL</w:t>
+      </w:r>
+      <w:proofErr w:type="spellEnd"/>
+      <w:r>
+        <w:t xml:space="preserve"> felületén hozzon létre egy „</w:t>
+      </w:r>
+      <w:proofErr w:type="spellStart"/>
+      <w:r>
+        <w:t>asztalfoglalas</w:t>
+      </w:r>
+      <w:proofErr w:type="spellEnd"/>
+      <w:r>
+        <w:t xml:space="preserve">” nevű </w:t>
       </w:r>
       <w:r>
         <w:t>adatbázist</w:t>
@@ -238,39 +328,196 @@
     </w:p>
     <w:p>
       <w:r>
-        <w:t>Futtassa a backend-et konzolos felületen az npm run dev, vagy npm start parancsal.</w:t>
-      </w:r>
+        <w:t>Futtassa a backend-</w:t>
+      </w:r>
+      <w:proofErr w:type="spellStart"/>
+      <w:r>
+        <w:t>et</w:t>
+      </w:r>
+      <w:proofErr w:type="spellEnd"/>
+      <w:r>
+        <w:t xml:space="preserve"> konzolos felületen az </w:t>
+      </w:r>
+      <w:proofErr w:type="spellStart"/>
+      <w:r>
+        <w:t>npm</w:t>
+      </w:r>
+      <w:proofErr w:type="spellEnd"/>
+      <w:r>
+        <w:t xml:space="preserve"> </w:t>
+      </w:r>
+      <w:proofErr w:type="spellStart"/>
+      <w:r>
+        <w:t>run</w:t>
+      </w:r>
+      <w:proofErr w:type="spellEnd"/>
+      <w:r>
+        <w:t xml:space="preserve"> </w:t>
+      </w:r>
+      <w:proofErr w:type="spellStart"/>
+      <w:r>
+        <w:t>dev</w:t>
+      </w:r>
+      <w:proofErr w:type="spellEnd"/>
+      <w:r>
+        <w:t xml:space="preserve">, vagy </w:t>
+      </w:r>
+      <w:proofErr w:type="spellStart"/>
+      <w:r>
+        <w:t>npm</w:t>
+      </w:r>
+      <w:proofErr w:type="spellEnd"/>
+      <w:r>
+        <w:t xml:space="preserve"> start </w:t>
+      </w:r>
+      <w:proofErr w:type="spellStart"/>
+      <w:r>
+        <w:t>parancsal</w:t>
+      </w:r>
+      <w:proofErr w:type="spellEnd"/>
+      <w:r>
+        <w:t>.</w:t>
+      </w:r>
+    </w:p>
+    <w:p>
+      <w:r>
+        <w:t>Ezután futtassa a frontend-</w:t>
+      </w:r>
+      <w:proofErr w:type="spellStart"/>
+      <w:r>
+        <w:t>et</w:t>
+      </w:r>
+      <w:proofErr w:type="spellEnd"/>
+      <w:r>
+        <w:t xml:space="preserve"> is konzolos felületen az </w:t>
+      </w:r>
+      <w:proofErr w:type="spellStart"/>
+      <w:r>
+        <w:t>npm</w:t>
+      </w:r>
+      <w:proofErr w:type="spellEnd"/>
+      <w:r>
+        <w:t xml:space="preserve"> </w:t>
+      </w:r>
+      <w:proofErr w:type="spellStart"/>
+      <w:r>
+        <w:t>run</w:t>
+      </w:r>
+      <w:proofErr w:type="spellEnd"/>
+      <w:r>
+        <w:t xml:space="preserve"> </w:t>
+      </w:r>
+      <w:proofErr w:type="spellStart"/>
+      <w:r>
+        <w:t>dev</w:t>
+      </w:r>
+      <w:proofErr w:type="spellEnd"/>
+      <w:r>
+        <w:t xml:space="preserve"> </w:t>
+      </w:r>
+      <w:proofErr w:type="spellStart"/>
+      <w:r>
+        <w:t>parancsal</w:t>
+      </w:r>
+      <w:proofErr w:type="spellEnd"/>
     </w:p>
     <w:p>
       <w:r>
         <w:t xml:space="preserve">Backend elindítása után </w:t>
       </w:r>
       <w:r>
-        <w:t>a MySQL felületén a már létrehozott adatbázisban megjelennek a táblák.</w:t>
-      </w:r>
-    </w:p>
-    <w:p>
-      <w:r>
-        <w:t>Asztal táblában adatfeltöltésekor meg kell adni a helyek számát (szükség esetén az id-t is meglehet adni)</w:t>
-      </w:r>
-    </w:p>
-    <w:p>
-      <w:r>
-        <w:t>Időpont táblában adatfeltöltéskor kezdet, és v</w:t>
+        <w:t xml:space="preserve">a </w:t>
+      </w:r>
+      <w:proofErr w:type="spellStart"/>
+      <w:r>
+        <w:t>MySQL</w:t>
+      </w:r>
+      <w:proofErr w:type="spellEnd"/>
+      <w:r>
+        <w:t xml:space="preserve"> felületén a már létrehozott adatbázisban megjelennek a táblák.</w:t>
+      </w:r>
+    </w:p>
+    <w:p>
+      <w:r>
+        <w:t xml:space="preserve">Asztal táblában adatfeltöltésekor meg kell adni a helyek számát (szükség esetén az </w:t>
+      </w:r>
+      <w:proofErr w:type="spellStart"/>
+      <w:r>
+        <w:t>id</w:t>
+      </w:r>
+      <w:proofErr w:type="spellEnd"/>
+      <w:r>
+        <w:t>-t is meglehet adni)</w:t>
+      </w:r>
+    </w:p>
+    <w:p>
+      <w:r>
+        <w:t xml:space="preserve">Időpont táblában adatfeltöltéskor kezdet, és </w:t>
+      </w:r>
+      <w:proofErr w:type="spellStart"/>
+      <w:r>
+        <w:t>v</w:t>
       </w:r>
       <w:r>
         <w:t>e</w:t>
       </w:r>
       <w:r>
-        <w:t xml:space="preserve">g órákat írhatunk, fontos hogy </w:t>
-      </w:r>
-      <w:r>
-        <w:t>a kezdet-be írt óra kisebb legyen mint a veg.</w:t>
-      </w:r>
-    </w:p>
-    <w:p>
-      <w:r>
-        <w:t>Tetszőlegesen válasszon felhasználó feltöltésére frontend, vagy manuális MySQL beszúrással.</w:t>
+        <w:t>g</w:t>
+      </w:r>
+      <w:proofErr w:type="spellEnd"/>
+      <w:r>
+        <w:t xml:space="preserve"> órákat írhatunk, </w:t>
+      </w:r>
+      <w:proofErr w:type="gramStart"/>
+      <w:r>
+        <w:t>fontos</w:t>
+      </w:r>
+      <w:proofErr w:type="gramEnd"/>
+      <w:r>
+        <w:t xml:space="preserve"> hogy </w:t>
+      </w:r>
+      <w:r>
+        <w:t xml:space="preserve">a kezdet-be írt óra kisebb legyen mint a </w:t>
+      </w:r>
+      <w:proofErr w:type="spellStart"/>
+      <w:r>
+        <w:t>veg</w:t>
+      </w:r>
+      <w:proofErr w:type="spellEnd"/>
+      <w:r>
+        <w:t>.</w:t>
+      </w:r>
+    </w:p>
+    <w:p>
+      <w:r>
+        <w:t>E</w:t>
+      </w:r>
+      <w:r>
+        <w:t xml:space="preserve">gy böngészőben nyissa meg a weboldal </w:t>
+      </w:r>
+      <w:proofErr w:type="spellStart"/>
+      <w:r>
+        <w:t>url-ét</w:t>
+      </w:r>
+      <w:proofErr w:type="spellEnd"/>
+      <w:r>
+        <w:t xml:space="preserve">: </w:t>
+      </w:r>
+      <w:r>
+        <w:t>http://localhost:5173/</w:t>
+      </w:r>
+    </w:p>
+    <w:p>
+      <w:r>
+        <w:t xml:space="preserve">Tetszőlegesen válasszon felhasználó feltöltésére frontend, vagy manuális </w:t>
+      </w:r>
+      <w:proofErr w:type="spellStart"/>
+      <w:r>
+        <w:t>MySQL</w:t>
+      </w:r>
+      <w:proofErr w:type="spellEnd"/>
+      <w:r>
+        <w:t xml:space="preserve"> beszúrással.</w:t>
       </w:r>
     </w:p>
     <w:p/>
@@ -329,7 +576,21 @@
         <w:rPr>
           <w:rFonts w:ascii="Calibri" w:eastAsia="Calibri" w:hAnsi="Calibri" w:cs="Calibri"/>
         </w:rPr>
-        <w:t>A Délibáb Kávézó és Street Food egy ceglédi vendéglátóhely, amely számára egy teljes foglalási rendszert készítettünk el a vizsgaremek keretében. A rendszer célja az, hogy a vendégek online le tudják foglalni az asztalukat anélkül, hogy telefonálniuk kellene, az étterem személyzete pedig egy külön adminisztrátori felületen keresztül tudja kezelni a foglalásokat, az asztalokat és az időpontokat.</w:t>
+        <w:t xml:space="preserve">A Délibáb Kávézó és Street </w:t>
+      </w:r>
+      <w:proofErr w:type="spellStart"/>
+      <w:r>
+        <w:rPr>
+          <w:rFonts w:ascii="Calibri" w:eastAsia="Calibri" w:hAnsi="Calibri" w:cs="Calibri"/>
+        </w:rPr>
+        <w:t>Food</w:t>
+      </w:r>
+      <w:proofErr w:type="spellEnd"/>
+      <w:r>
+        <w:rPr>
+          <w:rFonts w:ascii="Calibri" w:eastAsia="Calibri" w:hAnsi="Calibri" w:cs="Calibri"/>
+        </w:rPr>
+        <w:t xml:space="preserve"> egy ceglédi vendéglátóhely, amely számára egy teljes foglalási rendszert készítettünk el a vizsgaremek keretében. A rendszer célja az, hogy a vendégek online le tudják foglalni az asztalukat anélkül, hogy telefonálniuk kellene, az étterem személyzete pedig egy külön adminisztrátori felületen keresztül tudja kezelni a foglalásokat, az asztalokat és az időpontokat.</w:t>
       </w:r>
     </w:p>
     <w:p>
@@ -340,7 +601,35 @@
         <w:rPr>
           <w:rFonts w:ascii="Calibri" w:eastAsia="Calibri" w:hAnsi="Calibri" w:cs="Calibri"/>
         </w:rPr>
-        <w:t>A projekt három fő részből áll: egy webes felületből amelyet a vendégek használnak, egy szerveroldali alkalmazásból amely az adatokat kezeli, valamint egy asztali programból amelyet az adminisztrátorok használnak. A vendégek a weboldalon tudnak regisztrálni, bejelentkezni, majd kiválasztani a megfelelő dátumot, időpontot és asztalt. Foglalás után a rendszer emailben értesíti a felhasználót. Az adminisztrátori asztali alkalmazásban pedig egy rácsos nézetben látható hogy melyik asztal mikor van foglalva, és itt lehet új foglalásokat rögzíteni vagy törölni is.</w:t>
+        <w:t xml:space="preserve">A projekt három fő részből áll: egy webes </w:t>
+      </w:r>
+      <w:proofErr w:type="gramStart"/>
+      <w:r>
+        <w:rPr>
+          <w:rFonts w:ascii="Calibri" w:eastAsia="Calibri" w:hAnsi="Calibri" w:cs="Calibri"/>
+        </w:rPr>
+        <w:t>felületből</w:t>
+      </w:r>
+      <w:proofErr w:type="gramEnd"/>
+      <w:r>
+        <w:rPr>
+          <w:rFonts w:ascii="Calibri" w:eastAsia="Calibri" w:hAnsi="Calibri" w:cs="Calibri"/>
+        </w:rPr>
+        <w:t xml:space="preserve"> amelyet a vendégek használnak, egy szerveroldali alkalmazásból amely az adatokat kezeli, valamint egy asztali programból amelyet az adminisztrátorok használnak. A vendégek a weboldalon tudnak regisztrálni, bejelentkezni, majd kiválasztani a megfelelő dátumot, időpontot és asztalt. Foglalás után a rendszer emailben értesíti a felhasználót. Az adminisztrátori asztali alkalmazásban pedig egy rácsos nézetben </w:t>
+      </w:r>
+      <w:proofErr w:type="gramStart"/>
+      <w:r>
+        <w:rPr>
+          <w:rFonts w:ascii="Calibri" w:eastAsia="Calibri" w:hAnsi="Calibri" w:cs="Calibri"/>
+        </w:rPr>
+        <w:t>látható</w:t>
+      </w:r>
+      <w:proofErr w:type="gramEnd"/>
+      <w:r>
+        <w:rPr>
+          <w:rFonts w:ascii="Calibri" w:eastAsia="Calibri" w:hAnsi="Calibri" w:cs="Calibri"/>
+        </w:rPr>
+        <w:t xml:space="preserve"> hogy melyik asztal mikor van foglalva, és itt lehet új foglalásokat rögzíteni vagy törölni is.</w:t>
       </w:r>
     </w:p>
     <w:p>
@@ -364,7 +653,63 @@
         <w:rPr>
           <w:rFonts w:ascii="Calibri" w:eastAsia="Calibri" w:hAnsi="Calibri" w:cs="Calibri"/>
         </w:rPr>
-        <w:t>A rendszer számos funkciót tartalmaz amelyeket az alábbiakban foglaltunk össze. A vendégek számára elérhető a regisztráció és bejelentkezés, amely JWT token alapú hitelesítéssel működik, ez biztonságosan tárolja a bejelentkezési adatokat egy cookie-ban. Bejelentkezés után a vendég ki tudja választani hogy melyik napon, milyen időpontban és melyik asztalnál szeretne helyet foglalni. Sikeres foglalás esetén a rendszer automatikusan küld egy emailt a vendégnek a foglalás részleteivel.</w:t>
+        <w:t xml:space="preserve">A rendszer számos funkciót </w:t>
+      </w:r>
+      <w:proofErr w:type="gramStart"/>
+      <w:r>
+        <w:rPr>
+          <w:rFonts w:ascii="Calibri" w:eastAsia="Calibri" w:hAnsi="Calibri" w:cs="Calibri"/>
+        </w:rPr>
+        <w:t>tartalmaz</w:t>
+      </w:r>
+      <w:proofErr w:type="gramEnd"/>
+      <w:r>
+        <w:rPr>
+          <w:rFonts w:ascii="Calibri" w:eastAsia="Calibri" w:hAnsi="Calibri" w:cs="Calibri"/>
+        </w:rPr>
+        <w:t xml:space="preserve"> amelyeket az alábbiakban foglaltunk össze. A vendégek számára elérhető a regisztráció és bejelentkezés, amely JWT </w:t>
+      </w:r>
+      <w:proofErr w:type="spellStart"/>
+      <w:r>
+        <w:rPr>
+          <w:rFonts w:ascii="Calibri" w:eastAsia="Calibri" w:hAnsi="Calibri" w:cs="Calibri"/>
+        </w:rPr>
+        <w:t>token</w:t>
+      </w:r>
+      <w:proofErr w:type="spellEnd"/>
+      <w:r>
+        <w:rPr>
+          <w:rFonts w:ascii="Calibri" w:eastAsia="Calibri" w:hAnsi="Calibri" w:cs="Calibri"/>
+        </w:rPr>
+        <w:t xml:space="preserve"> alapú hitelesítéssel működik, ez biztonságosan tárolja a bejelentkezési adatokat egy </w:t>
+      </w:r>
+      <w:proofErr w:type="spellStart"/>
+      <w:r>
+        <w:rPr>
+          <w:rFonts w:ascii="Calibri" w:eastAsia="Calibri" w:hAnsi="Calibri" w:cs="Calibri"/>
+        </w:rPr>
+        <w:t>cookie</w:t>
+      </w:r>
+      <w:proofErr w:type="spellEnd"/>
+      <w:r>
+        <w:rPr>
+          <w:rFonts w:ascii="Calibri" w:eastAsia="Calibri" w:hAnsi="Calibri" w:cs="Calibri"/>
+        </w:rPr>
+        <w:t xml:space="preserve">-ban. Bejelentkezés után a vendég ki tudja </w:t>
+      </w:r>
+      <w:proofErr w:type="gramStart"/>
+      <w:r>
+        <w:rPr>
+          <w:rFonts w:ascii="Calibri" w:eastAsia="Calibri" w:hAnsi="Calibri" w:cs="Calibri"/>
+        </w:rPr>
+        <w:t>választani</w:t>
+      </w:r>
+      <w:proofErr w:type="gramEnd"/>
+      <w:r>
+        <w:rPr>
+          <w:rFonts w:ascii="Calibri" w:eastAsia="Calibri" w:hAnsi="Calibri" w:cs="Calibri"/>
+        </w:rPr>
+        <w:t xml:space="preserve"> hogy melyik napon, milyen időpontban és melyik asztalnál szeretne helyet foglalni. Sikeres foglalás esetén a rendszer automatikusan küld egy emailt a vendégnek a foglalás részleteivel.</w:t>
       </w:r>
     </w:p>
     <w:p>
@@ -375,7 +720,35 @@
         <w:rPr>
           <w:rFonts w:ascii="Calibri" w:eastAsia="Calibri" w:hAnsi="Calibri" w:cs="Calibri"/>
         </w:rPr>
-        <w:t>Az adminisztrátorok egy külön asztali alkalmazáson keresztül férnek hozzá a rendszerhez. Itt egy rácsos nézetben látható hogy az egyes asztalok melyik időpontban foglaltak vagy szabadok. Lehetőség van új asztalokat és időpontokat felvenni vagy törölni, illetve a foglalásokat is lehet kezelni. Emellett a felhasználók jogosultságait is itt lehet módosítani, tehát admin jogot lehet adni vagy elvenni, és felhasználót is lehet törölni.</w:t>
+        <w:t xml:space="preserve">Az adminisztrátorok egy külön asztali alkalmazáson keresztül férnek hozzá a rendszerhez. Itt egy rácsos nézetben </w:t>
+      </w:r>
+      <w:proofErr w:type="gramStart"/>
+      <w:r>
+        <w:rPr>
+          <w:rFonts w:ascii="Calibri" w:eastAsia="Calibri" w:hAnsi="Calibri" w:cs="Calibri"/>
+        </w:rPr>
+        <w:t>látható</w:t>
+      </w:r>
+      <w:proofErr w:type="gramEnd"/>
+      <w:r>
+        <w:rPr>
+          <w:rFonts w:ascii="Calibri" w:eastAsia="Calibri" w:hAnsi="Calibri" w:cs="Calibri"/>
+        </w:rPr>
+        <w:t xml:space="preserve"> hogy az egyes asztalok melyik időpontban foglaltak vagy szabadok. Lehetőség van új asztalokat és időpontokat felvenni vagy törölni, illetve a foglalásokat is lehet kezelni. Emellett a felhasználók jogosultságait is itt lehet módosítani, tehát </w:t>
+      </w:r>
+      <w:proofErr w:type="spellStart"/>
+      <w:r>
+        <w:rPr>
+          <w:rFonts w:ascii="Calibri" w:eastAsia="Calibri" w:hAnsi="Calibri" w:cs="Calibri"/>
+        </w:rPr>
+        <w:t>admin</w:t>
+      </w:r>
+      <w:proofErr w:type="spellEnd"/>
+      <w:r>
+        <w:rPr>
+          <w:rFonts w:ascii="Calibri" w:eastAsia="Calibri" w:hAnsi="Calibri" w:cs="Calibri"/>
+        </w:rPr>
+        <w:t xml:space="preserve"> jogot lehet adni vagy elvenni, és felhasználót is lehet törölni.</w:t>
       </w:r>
     </w:p>
     <w:p>
@@ -459,9 +832,27 @@
             <w:tcW w:w="4530" w:type="dxa"/>
           </w:tcPr>
           <w:p>
+            <w:proofErr w:type="spellStart"/>
             <w:r>
-              <w:t>React, TypeScript, Vite</w:t>
+              <w:t>React</w:t>
             </w:r>
+            <w:proofErr w:type="spellEnd"/>
+            <w:r>
+              <w:t xml:space="preserve">, </w:t>
+            </w:r>
+            <w:proofErr w:type="spellStart"/>
+            <w:r>
+              <w:t>TypeScript</w:t>
+            </w:r>
+            <w:proofErr w:type="spellEnd"/>
+            <w:r>
+              <w:t xml:space="preserve">, </w:t>
+            </w:r>
+            <w:proofErr w:type="spellStart"/>
+            <w:r>
+              <w:t>Vite</w:t>
+            </w:r>
+            <w:proofErr w:type="spellEnd"/>
           </w:p>
         </w:tc>
       </w:tr>
@@ -485,7 +876,15 @@
           </w:tcPr>
           <w:p>
             <w:r>
-              <w:t>Node.js, Express, Sequelize ORM</w:t>
+              <w:t xml:space="preserve">Node.js, Express, </w:t>
+            </w:r>
+            <w:proofErr w:type="spellStart"/>
+            <w:r>
+              <w:t>Sequelize</w:t>
+            </w:r>
+            <w:proofErr w:type="spellEnd"/>
+            <w:r>
+              <w:t xml:space="preserve"> ORM</w:t>
             </w:r>
           </w:p>
         </w:tc>
@@ -509,9 +908,11 @@
             <w:tcW w:w="4530" w:type="dxa"/>
           </w:tcPr>
           <w:p>
+            <w:proofErr w:type="spellStart"/>
             <w:r>
               <w:t>MySQL</w:t>
             </w:r>
+            <w:proofErr w:type="spellEnd"/>
           </w:p>
         </w:tc>
       </w:tr>
@@ -560,8 +961,21 @@
           </w:tcPr>
           <w:p>
             <w:r>
-              <w:t>JWT, bcrypt, cookie</w:t>
+              <w:t xml:space="preserve">JWT, </w:t>
             </w:r>
+            <w:proofErr w:type="spellStart"/>
+            <w:r>
+              <w:t>bcrypt</w:t>
+            </w:r>
+            <w:proofErr w:type="spellEnd"/>
+            <w:r>
+              <w:t xml:space="preserve">, </w:t>
+            </w:r>
+            <w:proofErr w:type="spellStart"/>
+            <w:r>
+              <w:t>cookie</w:t>
+            </w:r>
+            <w:proofErr w:type="spellEnd"/>
           </w:p>
         </w:tc>
       </w:tr>
@@ -584,8 +998,21 @@
             <w:tcW w:w="4530" w:type="dxa"/>
           </w:tcPr>
           <w:p>
+            <w:proofErr w:type="spellStart"/>
             <w:r>
-              <w:t>Nodemailer, Gmail SMTP</w:t>
+              <w:t>Nodemailer</w:t>
+            </w:r>
+            <w:proofErr w:type="spellEnd"/>
+            <w:r>
+              <w:t xml:space="preserve">, </w:t>
+            </w:r>
+            <w:proofErr w:type="spellStart"/>
+            <w:r>
+              <w:t>Gmail</w:t>
+            </w:r>
+            <w:proofErr w:type="spellEnd"/>
+            <w:r>
+              <w:t xml:space="preserve"> SMTP</w:t>
             </w:r>
           </w:p>
         </w:tc>
@@ -609,9 +1036,11 @@
             <w:tcW w:w="4530" w:type="dxa"/>
           </w:tcPr>
           <w:p>
+            <w:proofErr w:type="spellStart"/>
             <w:r>
               <w:t>Swagger</w:t>
             </w:r>
+            <w:proofErr w:type="spellEnd"/>
           </w:p>
         </w:tc>
       </w:tr>
@@ -665,7 +1094,205 @@
         <w:rPr>
           <w:rFonts w:ascii="Calibri" w:eastAsia="Calibri" w:hAnsi="Calibri" w:cs="Calibri"/>
         </w:rPr>
-        <w:t>, amelyet a vendégek használnak. Ez egy React alapú webalkalmazás, amely a böngészőben fut. Innen indulnak a kérések a szerver felé, például bejelentkezéskor, regisztrációkor vagy foglaláskor.</w:t>
+        <w:t xml:space="preserve">, amelyet a vendégek használnak. Ez egy </w:t>
+      </w:r>
+      <w:proofErr w:type="spellStart"/>
+      <w:r>
+        <w:rPr>
+          <w:rFonts w:ascii="Calibri" w:eastAsia="Calibri" w:hAnsi="Calibri" w:cs="Calibri"/>
+        </w:rPr>
+        <w:t>React</w:t>
+      </w:r>
+      <w:proofErr w:type="spellEnd"/>
+      <w:r>
+        <w:rPr>
+          <w:rFonts w:ascii="Calibri" w:eastAsia="Calibri" w:hAnsi="Calibri" w:cs="Calibri"/>
+        </w:rPr>
+        <w:t xml:space="preserve"> alapú webalkalmazás, amely a böngészőben fut. Innen indulnak a kérések a szerver felé, például bejelentkezéskor, regisztrációkor vagy foglaláskor.</w:t>
+      </w:r>
+      <w:r>
+        <w:rPr>
+          <w:rFonts w:ascii="Calibri" w:eastAsia="Calibri" w:hAnsi="Calibri" w:cs="Calibri"/>
+        </w:rPr>
+        <w:t xml:space="preserve"> </w:t>
+      </w:r>
+      <w:proofErr w:type="spellStart"/>
+      <w:r>
+        <w:rPr>
+          <w:rFonts w:ascii="Calibri" w:eastAsia="Calibri" w:hAnsi="Calibri" w:cs="Calibri"/>
+        </w:rPr>
+        <w:t>React</w:t>
+      </w:r>
+      <w:proofErr w:type="spellEnd"/>
+      <w:r>
+        <w:rPr>
+          <w:rFonts w:ascii="Calibri" w:eastAsia="Calibri" w:hAnsi="Calibri" w:cs="Calibri"/>
+        </w:rPr>
+        <w:t xml:space="preserve"> előnye, hogy lehetővé teszi az oldal felosztását kisebb, újra felhasználható egységekre, ez megkönnyíti a karbantartást. Gyorsabb, gördülékenyebb marad a felhasználói felület. A </w:t>
+      </w:r>
+      <w:proofErr w:type="spellStart"/>
+      <w:r>
+        <w:rPr>
+          <w:rFonts w:ascii="Calibri" w:eastAsia="Calibri" w:hAnsi="Calibri" w:cs="Calibri"/>
+        </w:rPr>
+        <w:t>TypeScript</w:t>
+      </w:r>
+      <w:proofErr w:type="spellEnd"/>
+      <w:r>
+        <w:rPr>
+          <w:rFonts w:ascii="Calibri" w:eastAsia="Calibri" w:hAnsi="Calibri" w:cs="Calibri"/>
+        </w:rPr>
+        <w:t xml:space="preserve"> technológiát is alkalmaz az oldal, ami segít elkerülni a </w:t>
+      </w:r>
+      <w:proofErr w:type="spellStart"/>
+      <w:r>
+        <w:rPr>
+          <w:rFonts w:ascii="Calibri" w:eastAsia="Calibri" w:hAnsi="Calibri" w:cs="Calibri"/>
+        </w:rPr>
+        <w:t>futásidejű</w:t>
+      </w:r>
+      <w:proofErr w:type="spellEnd"/>
+      <w:r>
+        <w:rPr>
+          <w:rFonts w:ascii="Calibri" w:eastAsia="Calibri" w:hAnsi="Calibri" w:cs="Calibri"/>
+        </w:rPr>
+        <w:t xml:space="preserve"> hibákat</w:t>
+      </w:r>
+      <w:r>
+        <w:rPr>
+          <w:rFonts w:ascii="Calibri" w:eastAsia="Calibri" w:hAnsi="Calibri" w:cs="Calibri"/>
+        </w:rPr>
+        <w:t xml:space="preserve"> </w:t>
+      </w:r>
+      <w:r>
+        <w:rPr>
+          <w:rFonts w:ascii="Segoe UI" w:hAnsi="Segoe UI" w:cs="Segoe UI"/>
+          <w:sz w:val="20"/>
+          <w:szCs w:val="20"/>
+        </w:rPr>
+        <w:t xml:space="preserve">azáltal, hogy már fejlesztés közben jelzi a </w:t>
+      </w:r>
+      <w:proofErr w:type="spellStart"/>
+      <w:r>
+        <w:rPr>
+          <w:rFonts w:ascii="Segoe UI" w:hAnsi="Segoe UI" w:cs="Segoe UI"/>
+          <w:sz w:val="20"/>
+          <w:szCs w:val="20"/>
+        </w:rPr>
+        <w:t>típusbeli</w:t>
+      </w:r>
+      <w:proofErr w:type="spellEnd"/>
+      <w:r>
+        <w:rPr>
+          <w:rFonts w:ascii="Segoe UI" w:hAnsi="Segoe UI" w:cs="Segoe UI"/>
+          <w:sz w:val="20"/>
+          <w:szCs w:val="20"/>
+        </w:rPr>
+        <w:t xml:space="preserve"> eltéréseket</w:t>
+      </w:r>
+      <w:r>
+        <w:rPr>
+          <w:rFonts w:ascii="Calibri" w:eastAsia="Calibri" w:hAnsi="Calibri" w:cs="Calibri"/>
+        </w:rPr>
+        <w:t xml:space="preserve">. Valamint </w:t>
+      </w:r>
+      <w:proofErr w:type="spellStart"/>
+      <w:r>
+        <w:rPr>
+          <w:rFonts w:ascii="Calibri" w:eastAsia="Calibri" w:hAnsi="Calibri" w:cs="Calibri"/>
+        </w:rPr>
+        <w:t>Vite</w:t>
+      </w:r>
+      <w:proofErr w:type="spellEnd"/>
+      <w:r>
+        <w:rPr>
+          <w:rFonts w:ascii="Calibri" w:eastAsia="Calibri" w:hAnsi="Calibri" w:cs="Calibri"/>
+        </w:rPr>
+        <w:t xml:space="preserve">-t is használ a </w:t>
+      </w:r>
+      <w:proofErr w:type="gramStart"/>
+      <w:r>
+        <w:rPr>
+          <w:rFonts w:ascii="Calibri" w:eastAsia="Calibri" w:hAnsi="Calibri" w:cs="Calibri"/>
+        </w:rPr>
+        <w:t>weboldal</w:t>
+      </w:r>
+      <w:proofErr w:type="gramEnd"/>
+      <w:r>
+        <w:rPr>
+          <w:rFonts w:ascii="Calibri" w:eastAsia="Calibri" w:hAnsi="Calibri" w:cs="Calibri"/>
+        </w:rPr>
+        <w:t xml:space="preserve"> ami minimális beállítással </w:t>
+      </w:r>
+      <w:r>
+        <w:rPr>
+          <w:rFonts w:ascii="Segoe UI" w:hAnsi="Segoe UI" w:cs="Segoe UI"/>
+          <w:sz w:val="20"/>
+          <w:szCs w:val="20"/>
+        </w:rPr>
+        <w:t xml:space="preserve">támogatja a </w:t>
+      </w:r>
+      <w:proofErr w:type="spellStart"/>
+      <w:r>
+        <w:rPr>
+          <w:rFonts w:ascii="Segoe UI" w:hAnsi="Segoe UI" w:cs="Segoe UI"/>
+          <w:sz w:val="20"/>
+          <w:szCs w:val="20"/>
+        </w:rPr>
+        <w:t>TypeScript-et</w:t>
+      </w:r>
+      <w:proofErr w:type="spellEnd"/>
+      <w:r>
+        <w:rPr>
+          <w:rFonts w:ascii="Segoe UI" w:hAnsi="Segoe UI" w:cs="Segoe UI"/>
+          <w:sz w:val="20"/>
+          <w:szCs w:val="20"/>
+        </w:rPr>
+        <w:t xml:space="preserve"> és a </w:t>
+      </w:r>
+      <w:proofErr w:type="spellStart"/>
+      <w:r>
+        <w:rPr>
+          <w:rFonts w:ascii="Segoe UI" w:hAnsi="Segoe UI" w:cs="Segoe UI"/>
+          <w:sz w:val="20"/>
+          <w:szCs w:val="20"/>
+        </w:rPr>
+        <w:t>React-et</w:t>
+      </w:r>
+      <w:proofErr w:type="spellEnd"/>
+      <w:r>
+        <w:rPr>
+          <w:rFonts w:ascii="Segoe UI" w:hAnsi="Segoe UI" w:cs="Segoe UI"/>
+          <w:sz w:val="20"/>
+          <w:szCs w:val="20"/>
+        </w:rPr>
+        <w:t>.</w:t>
+      </w:r>
+      <w:r>
+        <w:rPr>
+          <w:rFonts w:ascii="Segoe UI" w:hAnsi="Segoe UI" w:cs="Segoe UI"/>
+          <w:sz w:val="20"/>
+          <w:szCs w:val="20"/>
+        </w:rPr>
+        <w:t xml:space="preserve"> </w:t>
+      </w:r>
+      <w:proofErr w:type="spellStart"/>
+      <w:r>
+        <w:rPr>
+          <w:rFonts w:ascii="Segoe UI" w:hAnsi="Segoe UI" w:cs="Segoe UI"/>
+          <w:sz w:val="20"/>
+          <w:szCs w:val="20"/>
+        </w:rPr>
+        <w:t>Vite-nek</w:t>
+      </w:r>
+      <w:proofErr w:type="spellEnd"/>
+      <w:r>
+        <w:rPr>
+          <w:rFonts w:ascii="Segoe UI" w:hAnsi="Segoe UI" w:cs="Segoe UI"/>
+          <w:sz w:val="20"/>
+          <w:szCs w:val="20"/>
+        </w:rPr>
+        <w:t xml:space="preserve"> hála optimalizált, gyorsabb betöltést eredményező weboldalt kap a végfelhasználó</w:t>
       </w:r>
     </w:p>
     <w:p>
@@ -690,7 +1317,49 @@
         <w:rPr>
           <w:rFonts w:ascii="Calibri" w:eastAsia="Calibri" w:hAnsi="Calibri" w:cs="Calibri"/>
         </w:rPr>
-        <w:t>, amely egy Node.js alapú Express szerver. Ez fogadja a frontend és az asztali alkalmazás kéréseit egyaránt. A backend tartalmazza az összes üzleti logikát, például ellenőrzi hogy szabad-e az adott asztal, kezeli a bejelentkezést, és elküldi az értesítő emaileket. Az adatokat egy MySQL adatbázisban tárolja, amellyel Sequelize ORM segítségével kommunikál.</w:t>
+        <w:t xml:space="preserve">, amely egy Node.js alapú Express szerver. Ez fogadja a frontend és az asztali alkalmazás kéréseit egyaránt. A backend tartalmazza az összes üzleti logikát, például </w:t>
+      </w:r>
+      <w:proofErr w:type="gramStart"/>
+      <w:r>
+        <w:rPr>
+          <w:rFonts w:ascii="Calibri" w:eastAsia="Calibri" w:hAnsi="Calibri" w:cs="Calibri"/>
+        </w:rPr>
+        <w:t>ellenőrzi</w:t>
+      </w:r>
+      <w:proofErr w:type="gramEnd"/>
+      <w:r>
+        <w:rPr>
+          <w:rFonts w:ascii="Calibri" w:eastAsia="Calibri" w:hAnsi="Calibri" w:cs="Calibri"/>
+        </w:rPr>
+        <w:t xml:space="preserve"> hogy szabad-e az adott asztal, kezeli a bejelentkezést, és elküldi az értesítő emaileket. Az adatokat egy </w:t>
+      </w:r>
+      <w:proofErr w:type="spellStart"/>
+      <w:r>
+        <w:rPr>
+          <w:rFonts w:ascii="Calibri" w:eastAsia="Calibri" w:hAnsi="Calibri" w:cs="Calibri"/>
+        </w:rPr>
+        <w:t>MySQL</w:t>
+      </w:r>
+      <w:proofErr w:type="spellEnd"/>
+      <w:r>
+        <w:rPr>
+          <w:rFonts w:ascii="Calibri" w:eastAsia="Calibri" w:hAnsi="Calibri" w:cs="Calibri"/>
+        </w:rPr>
+        <w:t xml:space="preserve"> adatbázisban tárolja, amellyel </w:t>
+      </w:r>
+      <w:proofErr w:type="spellStart"/>
+      <w:r>
+        <w:rPr>
+          <w:rFonts w:ascii="Calibri" w:eastAsia="Calibri" w:hAnsi="Calibri" w:cs="Calibri"/>
+        </w:rPr>
+        <w:t>Sequelize</w:t>
+      </w:r>
+      <w:proofErr w:type="spellEnd"/>
+      <w:r>
+        <w:rPr>
+          <w:rFonts w:ascii="Calibri" w:eastAsia="Calibri" w:hAnsi="Calibri" w:cs="Calibri"/>
+        </w:rPr>
+        <w:t xml:space="preserve"> ORM segítségével kommunikál.</w:t>
       </w:r>
     </w:p>
     <w:p>
@@ -715,7 +1384,21 @@
         <w:rPr>
           <w:rFonts w:ascii="Calibri" w:eastAsia="Calibri" w:hAnsi="Calibri" w:cs="Calibri"/>
         </w:rPr>
-        <w:t>, amelyet C# WPF technológiával készítettünk. Ez szintén a backend API-n keresztül éri el az adatokat, tehát nem kapcsolódik közvetlenül az adatbázishoz, hanem ugyanazon végpontokon keresztül dolgozik mint a webes frontend.</w:t>
+        <w:t xml:space="preserve">, amelyet C# WPF technológiával készítettünk. Ez szintén a backend API-n keresztül éri el az adatokat, tehát nem kapcsolódik közvetlenül az adatbázishoz, hanem ugyanazon végpontokon keresztül </w:t>
+      </w:r>
+      <w:proofErr w:type="gramStart"/>
+      <w:r>
+        <w:rPr>
+          <w:rFonts w:ascii="Calibri" w:eastAsia="Calibri" w:hAnsi="Calibri" w:cs="Calibri"/>
+        </w:rPr>
+        <w:t>dolgozik</w:t>
+      </w:r>
+      <w:proofErr w:type="gramEnd"/>
+      <w:r>
+        <w:rPr>
+          <w:rFonts w:ascii="Calibri" w:eastAsia="Calibri" w:hAnsi="Calibri" w:cs="Calibri"/>
+        </w:rPr>
+        <w:t xml:space="preserve"> mint a webes frontend.</w:t>
       </w:r>
     </w:p>
     <w:p>
@@ -726,7 +1409,49 @@
         <w:rPr>
           <w:rFonts w:ascii="Calibri" w:eastAsia="Calibri" w:hAnsi="Calibri" w:cs="Calibri"/>
         </w:rPr>
-        <w:t>Az adatbázis maga nem érhető el közvetlenül kívülről, csak a backend szerveren keresztül, ami egy biztonságosabb megoldást jelent. A bejelentkezés JWT token alapján történik, amelyet a szerver egy httpOnly cookie-ban tárol el, így az a böngészőből JavaScript kóddal nem olvasható ki.</w:t>
+        <w:t xml:space="preserve">Az adatbázis maga nem érhető el közvetlenül kívülről, csak a backend szerveren keresztül, ami egy biztonságosabb megoldást jelent. A bejelentkezés JWT </w:t>
+      </w:r>
+      <w:proofErr w:type="spellStart"/>
+      <w:r>
+        <w:rPr>
+          <w:rFonts w:ascii="Calibri" w:eastAsia="Calibri" w:hAnsi="Calibri" w:cs="Calibri"/>
+        </w:rPr>
+        <w:t>token</w:t>
+      </w:r>
+      <w:proofErr w:type="spellEnd"/>
+      <w:r>
+        <w:rPr>
+          <w:rFonts w:ascii="Calibri" w:eastAsia="Calibri" w:hAnsi="Calibri" w:cs="Calibri"/>
+        </w:rPr>
+        <w:t xml:space="preserve"> alapján történik, amelyet a szerver egy </w:t>
+      </w:r>
+      <w:proofErr w:type="spellStart"/>
+      <w:r>
+        <w:rPr>
+          <w:rFonts w:ascii="Calibri" w:eastAsia="Calibri" w:hAnsi="Calibri" w:cs="Calibri"/>
+        </w:rPr>
+        <w:t>httpOnly</w:t>
+      </w:r>
+      <w:proofErr w:type="spellEnd"/>
+      <w:r>
+        <w:rPr>
+          <w:rFonts w:ascii="Calibri" w:eastAsia="Calibri" w:hAnsi="Calibri" w:cs="Calibri"/>
+        </w:rPr>
+        <w:t xml:space="preserve"> </w:t>
+      </w:r>
+      <w:proofErr w:type="spellStart"/>
+      <w:r>
+        <w:rPr>
+          <w:rFonts w:ascii="Calibri" w:eastAsia="Calibri" w:hAnsi="Calibri" w:cs="Calibri"/>
+        </w:rPr>
+        <w:t>cookie</w:t>
+      </w:r>
+      <w:proofErr w:type="spellEnd"/>
+      <w:r>
+        <w:rPr>
+          <w:rFonts w:ascii="Calibri" w:eastAsia="Calibri" w:hAnsi="Calibri" w:cs="Calibri"/>
+        </w:rPr>
+        <w:t>-ban tárol el, így az a böngészőből JavaScript kóddal nem olvasható ki.</w:t>
       </w:r>
     </w:p>
     <w:p>
@@ -747,154 +1472,344 @@
           <w:b/>
           <w:bCs/>
         </w:rPr>
-        <w:t>1. Regisztráció és bejelentkezés</w:t>
-      </w:r>
-    </w:p>
-    <w:p>
-      <w:pPr>
-        <w:spacing w:before="100" w:beforeAutospacing="1" w:after="100" w:afterAutospacing="1" w:line="240" w:lineRule="auto"/>
-        <w:rPr>
-          <w:rFonts w:eastAsia="Times New Roman" w:cstheme="minorHAnsi"/>
-          <w:lang w:eastAsia="hu-HU"/>
-        </w:rPr>
-      </w:pPr>
-      <w:r>
-        <w:rPr>
-          <w:rFonts w:eastAsia="Times New Roman" w:cstheme="minorHAnsi"/>
-          <w:lang w:eastAsia="hu-HU"/>
-        </w:rPr>
-        <w:t>Az oldal bejelentkezés nélkül is böngészhető, a menü és az étlap megtekintéséhez nem szükséges regisztráció. Foglaláshoz azonban be kell jelentkezni, ha a felhasználó regisztráció nélkül próbál asztalt foglalni, a rendszer egy felugró ablakban jelzi hogy ehhez először be kell lépni.</w:t>
-      </w:r>
-    </w:p>
-    <w:p>
-      <w:pPr>
-        <w:spacing w:before="100" w:beforeAutospacing="1" w:after="100" w:afterAutospacing="1" w:line="240" w:lineRule="auto"/>
-        <w:rPr>
-          <w:rFonts w:eastAsia="Times New Roman" w:cstheme="minorHAnsi"/>
-          <w:lang w:eastAsia="hu-HU"/>
-        </w:rPr>
-      </w:pPr>
-      <w:r>
-        <w:rPr>
-          <w:rFonts w:eastAsia="Times New Roman" w:cstheme="minorHAnsi"/>
-          <w:lang w:eastAsia="hu-HU"/>
-        </w:rPr>
-        <w:t>A regisztrációs oldalon meg kell adni a vezetéknevet, keresztnevet, email címet, telefonszámot és egy jelszót. Ha valamit rosszul tölt ki a felhasználó, például érvénytelen email címet ad meg vagy olyan telefonszámot ami már szerepel az adatbázisban, akkor a rendszer hibaüzenetet jelenít meg és nem engedi tovább.</w:t>
-      </w:r>
-    </w:p>
-    <w:p>
-      <w:pPr>
-        <w:spacing w:before="240" w:after="240"/>
-      </w:pPr>
-      <w:r>
-        <w:rPr>
-          <w:rFonts w:ascii="Calibri" w:eastAsia="Calibri" w:hAnsi="Calibri" w:cs="Calibri"/>
-        </w:rPr>
-        <w:t>Sikeres regisztráció után be lehet jelentkezni az email cím és jelszó megadásával. Ha a megadott adatok helyesek, a rendszer belépteti a felhasználót és visszairányítja a főoldalra. Bejelentkezés után a jobb felső sarokban megjelenik a felhasználó neve, illetve egy kijelentkezés gomb is elérhető.</w:t>
-      </w:r>
-    </w:p>
-    <w:p>
-      <w:pPr>
-        <w:spacing w:before="240" w:after="240"/>
-      </w:pPr>
+        <w:t>1</w:t>
+      </w:r>
       <w:r>
         <w:rPr>
           <w:rFonts w:ascii="Calibri" w:eastAsia="Calibri" w:hAnsi="Calibri" w:cs="Calibri"/>
           <w:b/>
           <w:bCs/>
         </w:rPr>
-        <w:t>2. Foglalás menete</w:t>
-      </w:r>
-    </w:p>
-    <w:p>
-      <w:pPr>
-        <w:spacing w:before="240" w:after="240"/>
-      </w:pPr>
-      <w:r>
-        <w:rPr>
-          <w:rFonts w:ascii="Calibri" w:eastAsia="Calibri" w:hAnsi="Calibri" w:cs="Calibri"/>
-        </w:rPr>
-        <w:t>Foglaláshoz először be kell jelentkezni, bejelentkezés nélkül a rendszer egy felugró ablakban jelzi hogy előbb be kell lépni. Ha a felhasználó a navigációs sávban a Foglalás menüpontra kattint és be van jelentkezve, megnyílik a foglalási felület.</w:t>
-      </w:r>
-    </w:p>
-    <w:p>
-      <w:pPr>
-        <w:spacing w:before="240" w:after="240"/>
-      </w:pPr>
-      <w:r>
-        <w:rPr>
-          <w:rFonts w:ascii="Calibri" w:eastAsia="Calibri" w:hAnsi="Calibri" w:cs="Calibri"/>
-        </w:rPr>
-        <w:t>Az első lépés a dátum kiválasztása. A rendszer a holnapi naptól számítva 30 napra előre mutatja az elérhető napokat, a mai napra nem lehet foglalni.</w:t>
-      </w:r>
-    </w:p>
-    <w:p>
-      <w:pPr>
-        <w:spacing w:before="240" w:after="240"/>
-      </w:pPr>
-      <w:r>
-        <w:rPr>
-          <w:rFonts w:ascii="Calibri" w:eastAsia="Calibri" w:hAnsi="Calibri" w:cs="Calibri"/>
-        </w:rPr>
-        <w:t>Ezután ki kell választani egy időpontot. Az időpontok mellett látható a kezdési és befejezési idő is. Ha olyan napot választott a felhasználó ahol az adott időpont már elmúlt, az a gomb nem kattintható.</w:t>
-      </w:r>
-    </w:p>
-    <w:p>
-      <w:pPr>
-        <w:spacing w:before="240" w:after="240"/>
-      </w:pPr>
-      <w:r>
-        <w:rPr>
-          <w:rFonts w:ascii="Calibri" w:eastAsia="Calibri" w:hAnsi="Calibri" w:cs="Calibri"/>
-        </w:rPr>
-        <w:lastRenderedPageBreak/>
-        <w:t>Az időpont kiválasztása után automatikusan betöltődnek a szabad asztalok. Minden asztalnál látható hogy hány személy fér el. Ha nincs szabad asztal az adott időpontban, a rendszer ezt jelzi.</w:t>
-      </w:r>
-    </w:p>
-    <w:p>
-      <w:pPr>
-        <w:spacing w:before="240" w:after="240"/>
-      </w:pPr>
-      <w:r>
-        <w:rPr>
-          <w:rFonts w:ascii="Calibri" w:eastAsia="Calibri" w:hAnsi="Calibri" w:cs="Calibri"/>
-        </w:rPr>
-        <w:t>Az asztal kiválasztása után egy űrlapon meg kell adni hogy hány felnőtt és hány gyerek érkezik, illetve opcionálisan egy megjegyzést is lehet írni. A névhez és az email címhez és telefonszámhoz automatikusan bekerülnek a regisztráció során megadott adatok, ezeket nem lehet módosítani.</w:t>
-      </w:r>
-    </w:p>
-    <w:p>
-      <w:pPr>
-        <w:spacing w:before="240" w:after="240"/>
-      </w:pPr>
-      <w:r>
-        <w:rPr>
-          <w:rFonts w:ascii="Calibri" w:eastAsia="Calibri" w:hAnsi="Calibri" w:cs="Calibri"/>
-        </w:rPr>
-        <w:t>A foglalás véglegesítése gombra kattintva a rendszer elmenti a foglalást és egy visszaigazoló emailt küld a felhasználónak a foglalás részleteivel.</w:t>
-      </w:r>
-    </w:p>
-    <w:p>
-      <w:pPr>
-        <w:spacing w:before="240" w:after="240"/>
-      </w:pPr>
+        <w:t xml:space="preserve">. </w:t>
+      </w:r>
       <w:r>
         <w:rPr>
           <w:rFonts w:ascii="Calibri" w:eastAsia="Calibri" w:hAnsi="Calibri" w:cs="Calibri"/>
           <w:b/>
           <w:bCs/>
         </w:rPr>
-        <w:t>3. Admin felület bemutatása</w:t>
+        <w:t>Főoldal</w:t>
       </w:r>
     </w:p>
     <w:p>
       <w:pPr>
         <w:spacing w:before="240" w:after="240"/>
-      </w:pPr>
-      <w:r>
-        <w:rPr>
-          <w:rFonts w:ascii="Calibri" w:eastAsia="Calibri" w:hAnsi="Calibri" w:cs="Calibri"/>
-        </w:rPr>
-        <w:t>Az adminisztrátori felület egy külön asztali alkalmazás, amelyet csak admin jogosultságú fiókkal lehet megnyitni. Az alkalmazás indításakor egy bejelentkezési ablak jelenik meg ahol meg kell adni az email címet és a jelszót. Ha a megadott fiók nem rendelkezik admin jogosultsággal, a rendszer nem engedi be a felhasználót és hibaüzenetet jelenít meg. Ha a backend szerver nem fut, szintén hibaüzenet jelenik meg.</w:t>
+        <w:rPr>
+          <w:rFonts w:eastAsia="Calibri" w:cstheme="minorHAnsi"/>
+        </w:rPr>
+      </w:pPr>
+      <w:r>
+        <w:rPr>
+          <w:rFonts w:eastAsia="Calibri" w:cstheme="minorHAnsi"/>
+        </w:rPr>
+        <w:lastRenderedPageBreak/>
+        <w:drawing>
+          <wp:anchor distT="0" distB="0" distL="114300" distR="114300" simplePos="0" relativeHeight="251661312" behindDoc="0" locked="0" layoutInCell="1" allowOverlap="1" wp14:anchorId="2BE4F176" wp14:editId="10AB4956">
+            <wp:simplePos x="0" y="0"/>
+            <wp:positionH relativeFrom="column">
+              <wp:posOffset>-528320</wp:posOffset>
+            </wp:positionH>
+            <wp:positionV relativeFrom="paragraph">
+              <wp:posOffset>300355</wp:posOffset>
+            </wp:positionV>
+            <wp:extent cx="4955540" cy="2419350"/>
+            <wp:effectExtent l="0" t="0" r="0" b="0"/>
+            <wp:wrapTopAndBottom/>
+            <wp:docPr id="3" name="Kép 3"/>
+            <wp:cNvGraphicFramePr>
+              <a:graphicFrameLocks xmlns:a="http://schemas.openxmlformats.org/drawingml/2006/main" noChangeAspect="1"/>
+            </wp:cNvGraphicFramePr>
+            <a:graphic xmlns:a="http://schemas.openxmlformats.org/drawingml/2006/main">
+              <a:graphicData uri="http://schemas.openxmlformats.org/drawingml/2006/picture">
+                <pic:pic xmlns:pic="http://schemas.openxmlformats.org/drawingml/2006/picture">
+                  <pic:nvPicPr>
+                    <pic:cNvPr id="1" name=""/>
+                    <pic:cNvPicPr/>
+                  </pic:nvPicPr>
+                  <pic:blipFill>
+                    <a:blip r:embed="rId9" cstate="print">
+                      <a:extLst>
+                        <a:ext uri="{28A0092B-C50C-407E-A947-70E740481C1C}">
+                          <a14:useLocalDpi xmlns:a14="http://schemas.microsoft.com/office/drawing/2010/main" val="0"/>
+                        </a:ext>
+                      </a:extLst>
+                    </a:blip>
+                    <a:stretch>
+                      <a:fillRect/>
+                    </a:stretch>
+                  </pic:blipFill>
+                  <pic:spPr>
+                    <a:xfrm>
+                      <a:off x="0" y="0"/>
+                      <a:ext cx="4955540" cy="2419350"/>
+                    </a:xfrm>
+                    <a:prstGeom prst="rect">
+                      <a:avLst/>
+                    </a:prstGeom>
+                  </pic:spPr>
+                </pic:pic>
+              </a:graphicData>
+            </a:graphic>
+          </wp:anchor>
+        </w:drawing>
+      </w:r>
+      <w:r>
+        <w:rPr>
+          <w:rFonts w:eastAsia="Calibri" w:cstheme="minorHAnsi"/>
+        </w:rPr>
+        <w:drawing>
+          <wp:anchor distT="0" distB="0" distL="114300" distR="114300" simplePos="0" relativeHeight="251662336" behindDoc="1" locked="0" layoutInCell="1" allowOverlap="1" wp14:anchorId="35E89796" wp14:editId="3C6C1DC8">
+            <wp:simplePos x="0" y="0"/>
+            <wp:positionH relativeFrom="margin">
+              <wp:posOffset>3186430</wp:posOffset>
+            </wp:positionH>
+            <wp:positionV relativeFrom="paragraph">
+              <wp:posOffset>1881505</wp:posOffset>
+            </wp:positionV>
+            <wp:extent cx="2981325" cy="2352675"/>
+            <wp:effectExtent l="0" t="0" r="9525" b="9525"/>
+            <wp:wrapTopAndBottom/>
+            <wp:docPr id="8" name="Kép 8"/>
+            <wp:cNvGraphicFramePr>
+              <a:graphicFrameLocks xmlns:a="http://schemas.openxmlformats.org/drawingml/2006/main" noChangeAspect="1"/>
+            </wp:cNvGraphicFramePr>
+            <a:graphic xmlns:a="http://schemas.openxmlformats.org/drawingml/2006/main">
+              <a:graphicData uri="http://schemas.openxmlformats.org/drawingml/2006/picture">
+                <pic:pic xmlns:pic="http://schemas.openxmlformats.org/drawingml/2006/picture">
+                  <pic:nvPicPr>
+                    <pic:cNvPr id="1" name=""/>
+                    <pic:cNvPicPr/>
+                  </pic:nvPicPr>
+                  <pic:blipFill>
+                    <a:blip r:embed="rId10" cstate="print">
+                      <a:extLst>
+                        <a:ext uri="{28A0092B-C50C-407E-A947-70E740481C1C}">
+                          <a14:useLocalDpi xmlns:a14="http://schemas.microsoft.com/office/drawing/2010/main" val="0"/>
+                        </a:ext>
+                      </a:extLst>
+                    </a:blip>
+                    <a:stretch>
+                      <a:fillRect/>
+                    </a:stretch>
+                  </pic:blipFill>
+                  <pic:spPr>
+                    <a:xfrm>
+                      <a:off x="0" y="0"/>
+                      <a:ext cx="2981325" cy="2352675"/>
+                    </a:xfrm>
+                    <a:prstGeom prst="rect">
+                      <a:avLst/>
+                    </a:prstGeom>
+                  </pic:spPr>
+                </pic:pic>
+              </a:graphicData>
+            </a:graphic>
+            <wp14:sizeRelH relativeFrom="margin">
+              <wp14:pctWidth>0</wp14:pctWidth>
+            </wp14:sizeRelH>
+            <wp14:sizeRelV relativeFrom="margin">
+              <wp14:pctHeight>0</wp14:pctHeight>
+            </wp14:sizeRelV>
+          </wp:anchor>
+        </w:drawing>
+      </w:r>
+      <w:r>
+        <w:rPr>
+          <w:rFonts w:eastAsia="Calibri" w:cstheme="minorHAnsi"/>
+        </w:rPr>
+        <w:t>Az oldal megnyitásakor a menüvel fogad</w:t>
+      </w:r>
+      <w:r>
+        <w:rPr>
+          <w:rFonts w:eastAsia="Calibri" w:cstheme="minorHAnsi"/>
+        </w:rPr>
+        <w:t>, az étlap gombra kattintva megnyit egy pdf fájlt.</w:t>
+      </w:r>
+      <w:r>
+        <w:rPr>
+          <w:noProof/>
+        </w:rPr>
+        <w:t xml:space="preserve"> </w:t>
+      </w:r>
+      <w:r>
+        <w:rPr>
+          <w:rFonts w:eastAsia="Calibri" w:cstheme="minorHAnsi"/>
+        </w:rPr>
+        <w:t>O</w:t>
+      </w:r>
+      <w:r>
+        <w:rPr>
+          <w:rFonts w:eastAsia="Calibri" w:cstheme="minorHAnsi"/>
+        </w:rPr>
+        <w:t>ldal</w:t>
+      </w:r>
+      <w:r>
+        <w:rPr>
+          <w:rFonts w:eastAsia="Calibri" w:cstheme="minorHAnsi"/>
+        </w:rPr>
+        <w:t>t tal</w:t>
+      </w:r>
+      <w:r>
+        <w:rPr>
+          <w:rFonts w:eastAsia="Calibri" w:cstheme="minorHAnsi"/>
+        </w:rPr>
+        <w:t xml:space="preserve">álható a navigációs </w:t>
+      </w:r>
+      <w:proofErr w:type="gramStart"/>
+      <w:r>
+        <w:rPr>
+          <w:rFonts w:eastAsia="Calibri" w:cstheme="minorHAnsi"/>
+        </w:rPr>
+        <w:t>fül</w:t>
+      </w:r>
+      <w:proofErr w:type="gramEnd"/>
+      <w:r>
+        <w:rPr>
+          <w:rFonts w:eastAsia="Calibri" w:cstheme="minorHAnsi"/>
+        </w:rPr>
+        <w:t xml:space="preserve"> amelyre kattintva navigálhatunk az oldalnak különböző pontjaira.</w:t>
+      </w:r>
+    </w:p>
+    <w:p>
+      <w:pPr>
+        <w:spacing w:before="240" w:after="240"/>
+        <w:rPr>
+          <w:rFonts w:eastAsia="Calibri" w:cstheme="minorHAnsi"/>
+        </w:rPr>
+      </w:pPr>
+      <w:r>
+        <w:rPr>
+          <w:rFonts w:eastAsia="Calibri" w:cstheme="minorHAnsi"/>
+        </w:rPr>
+        <w:drawing>
+          <wp:anchor distT="0" distB="0" distL="114300" distR="114300" simplePos="0" relativeHeight="251658240" behindDoc="0" locked="0" layoutInCell="1" allowOverlap="1" wp14:anchorId="379D838B" wp14:editId="2A0926A6">
+            <wp:simplePos x="0" y="0"/>
+            <wp:positionH relativeFrom="column">
+              <wp:posOffset>-509270</wp:posOffset>
+            </wp:positionH>
+            <wp:positionV relativeFrom="paragraph">
+              <wp:posOffset>186055</wp:posOffset>
+            </wp:positionV>
+            <wp:extent cx="4150995" cy="2314575"/>
+            <wp:effectExtent l="0" t="0" r="1905" b="9525"/>
+            <wp:wrapTopAndBottom/>
+            <wp:docPr id="4" name="Kép 4"/>
+            <wp:cNvGraphicFramePr>
+              <a:graphicFrameLocks xmlns:a="http://schemas.openxmlformats.org/drawingml/2006/main" noChangeAspect="1"/>
+            </wp:cNvGraphicFramePr>
+            <a:graphic xmlns:a="http://schemas.openxmlformats.org/drawingml/2006/main">
+              <a:graphicData uri="http://schemas.openxmlformats.org/drawingml/2006/picture">
+                <pic:pic xmlns:pic="http://schemas.openxmlformats.org/drawingml/2006/picture">
+                  <pic:nvPicPr>
+                    <pic:cNvPr id="1" name=""/>
+                    <pic:cNvPicPr/>
+                  </pic:nvPicPr>
+                  <pic:blipFill>
+                    <a:blip r:embed="rId11" cstate="print">
+                      <a:extLst>
+                        <a:ext uri="{28A0092B-C50C-407E-A947-70E740481C1C}">
+                          <a14:useLocalDpi xmlns:a14="http://schemas.microsoft.com/office/drawing/2010/main" val="0"/>
+                        </a:ext>
+                      </a:extLst>
+                    </a:blip>
+                    <a:stretch>
+                      <a:fillRect/>
+                    </a:stretch>
+                  </pic:blipFill>
+                  <pic:spPr>
+                    <a:xfrm>
+                      <a:off x="0" y="0"/>
+                      <a:ext cx="4150995" cy="2314575"/>
+                    </a:xfrm>
+                    <a:prstGeom prst="rect">
+                      <a:avLst/>
+                    </a:prstGeom>
+                  </pic:spPr>
+                </pic:pic>
+              </a:graphicData>
+            </a:graphic>
+          </wp:anchor>
+        </w:drawing>
+      </w:r>
+      <w:r>
+        <w:rPr>
+          <w:rFonts w:eastAsia="Calibri" w:cstheme="minorHAnsi"/>
+        </w:rPr>
+        <w:drawing>
+          <wp:anchor distT="0" distB="0" distL="114300" distR="114300" simplePos="0" relativeHeight="251659264" behindDoc="0" locked="0" layoutInCell="1" allowOverlap="1" wp14:anchorId="3C1D0849" wp14:editId="50CAFB39">
+            <wp:simplePos x="0" y="0"/>
+            <wp:positionH relativeFrom="column">
+              <wp:posOffset>2300605</wp:posOffset>
+            </wp:positionH>
+            <wp:positionV relativeFrom="paragraph">
+              <wp:posOffset>2129155</wp:posOffset>
+            </wp:positionV>
+            <wp:extent cx="4162425" cy="2291080"/>
+            <wp:effectExtent l="0" t="0" r="9525" b="0"/>
+            <wp:wrapTopAndBottom/>
+            <wp:docPr id="5" name="Kép 5"/>
+            <wp:cNvGraphicFramePr>
+              <a:graphicFrameLocks xmlns:a="http://schemas.openxmlformats.org/drawingml/2006/main" noChangeAspect="1"/>
+            </wp:cNvGraphicFramePr>
+            <a:graphic xmlns:a="http://schemas.openxmlformats.org/drawingml/2006/main">
+              <a:graphicData uri="http://schemas.openxmlformats.org/drawingml/2006/picture">
+                <pic:pic xmlns:pic="http://schemas.openxmlformats.org/drawingml/2006/picture">
+                  <pic:nvPicPr>
+                    <pic:cNvPr id="1" name=""/>
+                    <pic:cNvPicPr/>
+                  </pic:nvPicPr>
+                  <pic:blipFill>
+                    <a:blip r:embed="rId12" cstate="print">
+                      <a:extLst>
+                        <a:ext uri="{28A0092B-C50C-407E-A947-70E740481C1C}">
+                          <a14:useLocalDpi xmlns:a14="http://schemas.microsoft.com/office/drawing/2010/main" val="0"/>
+                        </a:ext>
+                      </a:extLst>
+                    </a:blip>
+                    <a:stretch>
+                      <a:fillRect/>
+                    </a:stretch>
+                  </pic:blipFill>
+                  <pic:spPr>
+                    <a:xfrm>
+                      <a:off x="0" y="0"/>
+                      <a:ext cx="4162425" cy="2291080"/>
+                    </a:xfrm>
+                    <a:prstGeom prst="rect">
+                      <a:avLst/>
+                    </a:prstGeom>
+                  </pic:spPr>
+                </pic:pic>
+              </a:graphicData>
+            </a:graphic>
+            <wp14:sizeRelH relativeFrom="margin">
+              <wp14:pctWidth>0</wp14:pctWidth>
+            </wp14:sizeRelH>
+            <wp14:sizeRelV relativeFrom="margin">
+              <wp14:pctHeight>0</wp14:pctHeight>
+            </wp14:sizeRelV>
+          </wp:anchor>
+        </w:drawing>
+      </w:r>
+      <w:r>
+        <w:rPr>
+          <w:rFonts w:eastAsia="Calibri" w:cstheme="minorHAnsi"/>
+        </w:rPr>
+        <w:t xml:space="preserve">Ezen felül található egy </w:t>
+      </w:r>
+      <w:proofErr w:type="spellStart"/>
+      <w:r>
+        <w:rPr>
+          <w:rFonts w:eastAsia="Calibri" w:cstheme="minorHAnsi"/>
+        </w:rPr>
+        <w:t>gasztonómia</w:t>
+      </w:r>
+      <w:proofErr w:type="spellEnd"/>
+      <w:r>
+        <w:rPr>
+          <w:rFonts w:eastAsia="Calibri" w:cstheme="minorHAnsi"/>
+        </w:rPr>
+        <w:t xml:space="preserve"> és egy kapcsolat rész.</w:t>
       </w:r>
     </w:p>
     <w:p>
@@ -907,42 +1822,80 @@
           <w:b/>
           <w:bCs/>
         </w:rPr>
-        <w:t>Rácsos nézet</w:t>
-      </w:r>
-    </w:p>
-    <w:p>
-      <w:pPr>
-        <w:spacing w:before="240" w:after="240"/>
-      </w:pPr>
-      <w:r>
-        <w:rPr>
-          <w:rFonts w:ascii="Calibri" w:eastAsia="Calibri" w:hAnsi="Calibri" w:cs="Calibri"/>
-        </w:rPr>
-        <w:t>Sikeres bejelentkezés után megnyílik a főablak ahol egy rácsos nézetben láthatók a foglalások. A rács sorai az időpontokat, oszlopai pedig az asztalokat jelölik. A zöld cellák szabad időpontokat jelölnek, a piros cellák pedig foglaltakat. A foglalt cellákon látható az odafoglalt vendégek száma és ha van megjegyzés akkor annak első néhány karaktere is megjelenik. A jobb felső sarokban egy narancssárga jelző mutatja ha vannak nem mentett változások.</w:t>
-      </w:r>
-    </w:p>
-    <w:p>
-      <w:pPr>
-        <w:spacing w:before="240" w:after="240"/>
-      </w:pPr>
-      <w:r>
-        <w:rPr>
-          <w:rFonts w:ascii="Calibri" w:eastAsia="Calibri" w:hAnsi="Calibri" w:cs="Calibri"/>
-        </w:rPr>
-        <w:t>A rács tetején egy legördülő menüből lehet kiválasztani hogy melyik napra szeretnénk látni a foglalásokat, alapértelmezetten a holnapi nap van kiválasztva.</w:t>
-      </w:r>
-    </w:p>
-    <w:p>
-      <w:pPr>
-        <w:spacing w:before="240" w:after="240"/>
-      </w:pPr>
+        <w:lastRenderedPageBreak/>
+        <w:t>2</w:t>
+      </w:r>
       <w:r>
         <w:rPr>
           <w:rFonts w:ascii="Calibri" w:eastAsia="Calibri" w:hAnsi="Calibri" w:cs="Calibri"/>
           <w:b/>
           <w:bCs/>
         </w:rPr>
-        <w:t>Foglalások, asztalok és időpontok kezelése</w:t>
+        <w:t>. Regisztráció és bejelentkezés</w:t>
+      </w:r>
+    </w:p>
+    <w:p>
+      <w:pPr>
+        <w:spacing w:before="100" w:beforeAutospacing="1" w:after="100" w:afterAutospacing="1" w:line="240" w:lineRule="auto"/>
+        <w:rPr>
+          <w:rFonts w:eastAsia="Times New Roman" w:cstheme="minorHAnsi"/>
+          <w:lang w:eastAsia="hu-HU"/>
+        </w:rPr>
+      </w:pPr>
+      <w:r>
+        <w:rPr>
+          <w:rFonts w:eastAsia="Times New Roman" w:cstheme="minorHAnsi"/>
+          <w:lang w:eastAsia="hu-HU"/>
+        </w:rPr>
+        <w:t xml:space="preserve">Az oldal bejelentkezés nélkül is böngészhető, a menü és az étlap megtekintéséhez nem szükséges regisztráció. Foglaláshoz azonban be kell jelentkezni, ha a felhasználó regisztráció nélkül próbál asztalt foglalni, a rendszer egy felugró ablakban </w:t>
+      </w:r>
+      <w:proofErr w:type="gramStart"/>
+      <w:r>
+        <w:rPr>
+          <w:rFonts w:eastAsia="Times New Roman" w:cstheme="minorHAnsi"/>
+          <w:lang w:eastAsia="hu-HU"/>
+        </w:rPr>
+        <w:t>jelzi</w:t>
+      </w:r>
+      <w:proofErr w:type="gramEnd"/>
+      <w:r>
+        <w:rPr>
+          <w:rFonts w:eastAsia="Times New Roman" w:cstheme="minorHAnsi"/>
+          <w:lang w:eastAsia="hu-HU"/>
+        </w:rPr>
+        <w:t xml:space="preserve"> hogy ehhez először be kell lépni.</w:t>
+      </w:r>
+    </w:p>
+    <w:p>
+      <w:pPr>
+        <w:spacing w:before="100" w:beforeAutospacing="1" w:after="100" w:afterAutospacing="1" w:line="240" w:lineRule="auto"/>
+        <w:rPr>
+          <w:rFonts w:eastAsia="Times New Roman" w:cstheme="minorHAnsi"/>
+          <w:lang w:eastAsia="hu-HU"/>
+        </w:rPr>
+      </w:pPr>
+      <w:r>
+        <w:rPr>
+          <w:rFonts w:eastAsia="Times New Roman" w:cstheme="minorHAnsi"/>
+          <w:lang w:eastAsia="hu-HU"/>
+        </w:rPr>
+        <w:t xml:space="preserve">A regisztrációs oldalon meg kell adni a vezetéknevet, keresztnevet, email címet, telefonszámot és egy jelszót. Ha valamit rosszul tölt ki a felhasználó, például érvénytelen email címet ad meg vagy olyan </w:t>
+      </w:r>
+      <w:proofErr w:type="gramStart"/>
+      <w:r>
+        <w:rPr>
+          <w:rFonts w:eastAsia="Times New Roman" w:cstheme="minorHAnsi"/>
+          <w:lang w:eastAsia="hu-HU"/>
+        </w:rPr>
+        <w:t>telefonszámot</w:t>
+      </w:r>
+      <w:proofErr w:type="gramEnd"/>
+      <w:r>
+        <w:rPr>
+          <w:rFonts w:eastAsia="Times New Roman" w:cstheme="minorHAnsi"/>
+          <w:lang w:eastAsia="hu-HU"/>
+        </w:rPr>
+        <w:t xml:space="preserve"> ami már szerepel az adatbázisban, akkor a rendszer hibaüzenetet jelenít meg és nem engedi tovább.</w:t>
       </w:r>
     </w:p>
     <w:p>
@@ -953,51 +1906,7 @@
         <w:rPr>
           <w:rFonts w:ascii="Calibri" w:eastAsia="Calibri" w:hAnsi="Calibri" w:cs="Calibri"/>
         </w:rPr>
-        <w:t>Új foglalást úgy lehet rögzíteni hogy a felhasználó rákattint egy szabad zöld cellára. Ekkor megjelenik egy ablak ahol ki kell választani a vendéget, meg kell adni a felnőttek és gyerekek számát, illetve opcionálisan egy megjegyzést is lehet írni. Ha a megadott létszám meghaladja az asztal kapacitását, a rendszer figyelmeztetést jelenít meg.</w:t>
-      </w:r>
-    </w:p>
-    <w:p>
-      <w:pPr>
-        <w:spacing w:before="240" w:after="240"/>
-      </w:pPr>
-      <w:r>
-        <w:rPr>
-          <w:rFonts w:ascii="Calibri" w:eastAsia="Calibri" w:hAnsi="Calibri" w:cs="Calibri"/>
-        </w:rPr>
-        <w:t>Foglalást törölni úgy lehet hogy a felhasználó rákattint egy foglalt piros cellára, ekkor a rendszer visszaállítja azt szabadra.</w:t>
-      </w:r>
-    </w:p>
-    <w:p>
-      <w:pPr>
-        <w:spacing w:before="240" w:after="240"/>
-      </w:pPr>
-      <w:r>
-        <w:rPr>
-          <w:rFonts w:ascii="Calibri" w:eastAsia="Calibri" w:hAnsi="Calibri" w:cs="Calibri"/>
-        </w:rPr>
-        <w:t>Új asztalt a bal felső sarokban található plusz Asztal gombbal lehet hozzáadni, ahol meg kell adni a férőhelyek számát. Asztalt törölni a mellette lévő Törlés gombbal lehet, ahol egy legördülő listából kell kiválasztani a törölni kívánt asztalt. Ha az asztalhoz tartoznak foglalások, a rendszer figyelmeztet hogy azok is törlődni fognak.</w:t>
-      </w:r>
-    </w:p>
-    <w:p>
-      <w:pPr>
-        <w:spacing w:before="240" w:after="240"/>
-      </w:pPr>
-      <w:r>
-        <w:rPr>
-          <w:rFonts w:ascii="Calibri" w:eastAsia="Calibri" w:hAnsi="Calibri" w:cs="Calibri"/>
-        </w:rPr>
-        <w:t>Időpontokat ugyanígy lehet hozzáadni és törölni. Új időpont létrehozásakor meg kell adni a kezdési és befejezési időt. A rendszer ellenőrzi hogy az új időpont nem ütközik-e egy már meglévővel.</w:t>
-      </w:r>
-    </w:p>
-    <w:p>
-      <w:pPr>
-        <w:spacing w:before="240" w:after="240"/>
-      </w:pPr>
-      <w:r>
-        <w:rPr>
-          <w:rFonts w:ascii="Calibri" w:eastAsia="Calibri" w:hAnsi="Calibri" w:cs="Calibri"/>
-        </w:rPr>
-        <w:t>Minden változtatás először csak lokálisan tárolódik el, és a Mentés gombra kattintva kerülnek elküldésre a szerver felé egyszerre. Mentés előtt a rendszer összefoglalja a változtatásokat és megerősítést kér. Ha valamelyik művelet sikertelen volt, a rendszer jelzi azt a mentés után.</w:t>
+        <w:t>Sikeres regisztráció után be lehet jelentkezni az email cím és jelszó megadásával. Ha a megadott adatok helyesek, a rendszer belépteti a felhasználót és visszairányítja a főoldalra. Bejelentkezés után a jobb felső sarokban megjelenik a felhasználó neve, illetve egy kijelentkezés gomb is elérhető.</w:t>
       </w:r>
     </w:p>
     <w:p>
@@ -1010,7 +1919,449 @@
           <w:b/>
           <w:bCs/>
         </w:rPr>
+        <w:t>3</w:t>
+      </w:r>
+      <w:r>
+        <w:rPr>
+          <w:rFonts w:ascii="Calibri" w:eastAsia="Calibri" w:hAnsi="Calibri" w:cs="Calibri"/>
+          <w:b/>
+          <w:bCs/>
+        </w:rPr>
+        <w:t>. Foglalás menete</w:t>
+      </w:r>
+    </w:p>
+    <w:p>
+      <w:pPr>
+        <w:spacing w:before="240" w:after="240"/>
+      </w:pPr>
+      <w:r>
+        <w:rPr>
+          <w:rFonts w:ascii="Calibri" w:eastAsia="Calibri" w:hAnsi="Calibri" w:cs="Calibri"/>
+        </w:rPr>
+        <w:t xml:space="preserve">Foglaláshoz először be kell jelentkezni, bejelentkezés nélkül a rendszer egy felugró ablakban </w:t>
+      </w:r>
+      <w:proofErr w:type="gramStart"/>
+      <w:r>
+        <w:rPr>
+          <w:rFonts w:ascii="Calibri" w:eastAsia="Calibri" w:hAnsi="Calibri" w:cs="Calibri"/>
+        </w:rPr>
+        <w:t>jelzi</w:t>
+      </w:r>
+      <w:proofErr w:type="gramEnd"/>
+      <w:r>
+        <w:rPr>
+          <w:rFonts w:ascii="Calibri" w:eastAsia="Calibri" w:hAnsi="Calibri" w:cs="Calibri"/>
+        </w:rPr>
+        <w:t xml:space="preserve"> hogy előbb be kell lépni. Ha a felhasználó a navigációs sávban a Foglalás menüpontra kattint és be van jelentkezve, megnyílik a foglalási felület.</w:t>
+      </w:r>
+    </w:p>
+    <w:p>
+      <w:pPr>
+        <w:spacing w:before="240" w:after="240"/>
+      </w:pPr>
+      <w:r>
+        <w:rPr>
+          <w:rFonts w:ascii="Calibri" w:eastAsia="Calibri" w:hAnsi="Calibri" w:cs="Calibri"/>
+        </w:rPr>
+        <w:t>Az első lépés a dátum kiválasztása. A rendszer a holnapi naptól számítva 30 napra előre mutatja az elérhető napokat, a mai napra nem lehet foglalni.</w:t>
+      </w:r>
+    </w:p>
+    <w:p>
+      <w:pPr>
+        <w:spacing w:before="240" w:after="240"/>
+      </w:pPr>
+      <w:r>
+        <w:rPr>
+          <w:rFonts w:ascii="Calibri" w:eastAsia="Calibri" w:hAnsi="Calibri" w:cs="Calibri"/>
+        </w:rPr>
+        <w:t xml:space="preserve">Ezután ki kell választani egy időpontot. Az időpontok mellett látható a kezdési és befejezési idő is. Ha olyan napot választott a </w:t>
+      </w:r>
+      <w:proofErr w:type="gramStart"/>
+      <w:r>
+        <w:rPr>
+          <w:rFonts w:ascii="Calibri" w:eastAsia="Calibri" w:hAnsi="Calibri" w:cs="Calibri"/>
+        </w:rPr>
+        <w:t>felhasználó</w:t>
+      </w:r>
+      <w:proofErr w:type="gramEnd"/>
+      <w:r>
+        <w:rPr>
+          <w:rFonts w:ascii="Calibri" w:eastAsia="Calibri" w:hAnsi="Calibri" w:cs="Calibri"/>
+        </w:rPr>
+        <w:t xml:space="preserve"> ahol az adott időpont már elmúlt, az a gomb nem kattintható.</w:t>
+      </w:r>
+    </w:p>
+    <w:p>
+      <w:pPr>
+        <w:spacing w:before="240" w:after="240"/>
+      </w:pPr>
+      <w:r>
+        <w:rPr>
+          <w:rFonts w:ascii="Calibri" w:eastAsia="Calibri" w:hAnsi="Calibri" w:cs="Calibri"/>
+        </w:rPr>
+        <w:t xml:space="preserve">Az időpont kiválasztása után automatikusan betöltődnek a szabad asztalok. Minden asztalnál </w:t>
+      </w:r>
+      <w:proofErr w:type="gramStart"/>
+      <w:r>
+        <w:rPr>
+          <w:rFonts w:ascii="Calibri" w:eastAsia="Calibri" w:hAnsi="Calibri" w:cs="Calibri"/>
+        </w:rPr>
+        <w:t>látható</w:t>
+      </w:r>
+      <w:proofErr w:type="gramEnd"/>
+      <w:r>
+        <w:rPr>
+          <w:rFonts w:ascii="Calibri" w:eastAsia="Calibri" w:hAnsi="Calibri" w:cs="Calibri"/>
+        </w:rPr>
+        <w:t xml:space="preserve"> hogy hány személy fér el. Ha nincs szabad asztal az adott időpontban, a rendszer ezt jelzi.</w:t>
+      </w:r>
+    </w:p>
+    <w:p>
+      <w:pPr>
+        <w:spacing w:before="240" w:after="240"/>
+      </w:pPr>
+      <w:r>
+        <w:rPr>
+          <w:rFonts w:ascii="Calibri" w:eastAsia="Calibri" w:hAnsi="Calibri" w:cs="Calibri"/>
+        </w:rPr>
+        <w:t xml:space="preserve">Az asztal kiválasztása után egy űrlapon meg kell </w:t>
+      </w:r>
+      <w:proofErr w:type="gramStart"/>
+      <w:r>
+        <w:rPr>
+          <w:rFonts w:ascii="Calibri" w:eastAsia="Calibri" w:hAnsi="Calibri" w:cs="Calibri"/>
+        </w:rPr>
+        <w:t>adni</w:t>
+      </w:r>
+      <w:proofErr w:type="gramEnd"/>
+      <w:r>
+        <w:rPr>
+          <w:rFonts w:ascii="Calibri" w:eastAsia="Calibri" w:hAnsi="Calibri" w:cs="Calibri"/>
+        </w:rPr>
+        <w:t xml:space="preserve"> hogy hány felnőtt és hány gyerek érkezik, illetve opcionálisan egy megjegyzést is lehet írni. A névhez és az email címhez és telefonszámhoz automatikusan bekerülnek a regisztráció során megadott adatok, ezeket nem lehet módosítani.</w:t>
+      </w:r>
+    </w:p>
+    <w:p>
+      <w:pPr>
+        <w:spacing w:before="240" w:after="240"/>
+      </w:pPr>
+      <w:r>
+        <w:rPr>
+          <w:rFonts w:ascii="Calibri" w:eastAsia="Calibri" w:hAnsi="Calibri" w:cs="Calibri"/>
+        </w:rPr>
+        <w:t>A foglalás véglegesítése gombra kattintva a rendszer elmenti a foglalást és egy visszaigazoló emailt küld a felhasználónak a foglalás részleteivel.</w:t>
+      </w:r>
+    </w:p>
+    <w:p>
+      <w:pPr>
+        <w:spacing w:before="240" w:after="240"/>
+      </w:pPr>
+      <w:r>
+        <w:rPr>
+          <w:rFonts w:ascii="Calibri" w:eastAsia="Calibri" w:hAnsi="Calibri" w:cs="Calibri"/>
+          <w:b/>
+          <w:bCs/>
+        </w:rPr>
+        <w:t>4</w:t>
+      </w:r>
+      <w:r>
+        <w:rPr>
+          <w:rFonts w:ascii="Calibri" w:eastAsia="Calibri" w:hAnsi="Calibri" w:cs="Calibri"/>
+          <w:b/>
+          <w:bCs/>
+        </w:rPr>
+        <w:t xml:space="preserve">. </w:t>
+      </w:r>
+      <w:proofErr w:type="spellStart"/>
+      <w:r>
+        <w:rPr>
+          <w:rFonts w:ascii="Calibri" w:eastAsia="Calibri" w:hAnsi="Calibri" w:cs="Calibri"/>
+          <w:b/>
+          <w:bCs/>
+        </w:rPr>
+        <w:t>Admin</w:t>
+      </w:r>
+      <w:proofErr w:type="spellEnd"/>
+      <w:r>
+        <w:rPr>
+          <w:rFonts w:ascii="Calibri" w:eastAsia="Calibri" w:hAnsi="Calibri" w:cs="Calibri"/>
+          <w:b/>
+          <w:bCs/>
+        </w:rPr>
+        <w:t xml:space="preserve"> felület bemutatása</w:t>
+      </w:r>
+    </w:p>
+    <w:p>
+      <w:pPr>
+        <w:spacing w:before="240" w:after="240"/>
+      </w:pPr>
+      <w:r>
+        <w:rPr>
+          <w:rFonts w:ascii="Calibri" w:eastAsia="Calibri" w:hAnsi="Calibri" w:cs="Calibri"/>
+        </w:rPr>
+        <w:t xml:space="preserve">Az adminisztrátori felület egy külön asztali alkalmazás, amelyet csak </w:t>
+      </w:r>
+      <w:proofErr w:type="spellStart"/>
+      <w:r>
+        <w:rPr>
+          <w:rFonts w:ascii="Calibri" w:eastAsia="Calibri" w:hAnsi="Calibri" w:cs="Calibri"/>
+        </w:rPr>
+        <w:t>admin</w:t>
+      </w:r>
+      <w:proofErr w:type="spellEnd"/>
+      <w:r>
+        <w:rPr>
+          <w:rFonts w:ascii="Calibri" w:eastAsia="Calibri" w:hAnsi="Calibri" w:cs="Calibri"/>
+        </w:rPr>
+        <w:t xml:space="preserve"> jogosultságú fiókkal lehet megnyitni. Az alkalmazás indításakor egy bejelentkezési ablak jelenik meg ahol meg kell adni az email címet és a jelszót. Ha a megadott fiók nem rendelkezik </w:t>
+      </w:r>
+      <w:proofErr w:type="spellStart"/>
+      <w:r>
+        <w:rPr>
+          <w:rFonts w:ascii="Calibri" w:eastAsia="Calibri" w:hAnsi="Calibri" w:cs="Calibri"/>
+        </w:rPr>
+        <w:t>admin</w:t>
+      </w:r>
+      <w:proofErr w:type="spellEnd"/>
+      <w:r>
+        <w:rPr>
+          <w:rFonts w:ascii="Calibri" w:eastAsia="Calibri" w:hAnsi="Calibri" w:cs="Calibri"/>
+        </w:rPr>
+        <w:t xml:space="preserve"> jogosultsággal, a rendszer nem engedi be a felhasználót és hibaüzenetet jelenít meg. Ha a backend szerver nem fut, szintén hibaüzenet jelenik meg.</w:t>
+      </w:r>
+    </w:p>
+    <w:p>
+      <w:pPr>
+        <w:spacing w:before="240" w:after="240"/>
+      </w:pPr>
+      <w:r>
+        <w:rPr>
+          <w:rFonts w:ascii="Calibri" w:eastAsia="Calibri" w:hAnsi="Calibri" w:cs="Calibri"/>
+          <w:b/>
+          <w:bCs/>
+        </w:rPr>
+        <w:t>Rácsos nézet</w:t>
+      </w:r>
+    </w:p>
+    <w:p>
+      <w:pPr>
+        <w:spacing w:before="240" w:after="240"/>
+      </w:pPr>
+      <w:r>
+        <w:rPr>
+          <w:rFonts w:ascii="Calibri" w:eastAsia="Calibri" w:hAnsi="Calibri" w:cs="Calibri"/>
+        </w:rPr>
+        <w:t xml:space="preserve">Sikeres bejelentkezés után megnyílik a </w:t>
+      </w:r>
+      <w:proofErr w:type="gramStart"/>
+      <w:r>
+        <w:rPr>
+          <w:rFonts w:ascii="Calibri" w:eastAsia="Calibri" w:hAnsi="Calibri" w:cs="Calibri"/>
+        </w:rPr>
+        <w:t>főablak</w:t>
+      </w:r>
+      <w:proofErr w:type="gramEnd"/>
+      <w:r>
+        <w:rPr>
+          <w:rFonts w:ascii="Calibri" w:eastAsia="Calibri" w:hAnsi="Calibri" w:cs="Calibri"/>
+        </w:rPr>
+        <w:t xml:space="preserve"> ahol egy rácsos nézetben láthatók a foglalások. A rács sorai az időpontokat, oszlopai pedig az asztalokat jelölik. A zöld cellák szabad időpontokat jelölnek, a piros cellák pedig foglaltakat. A foglalt cellákon látható az odafoglalt vendégek száma és ha van </w:t>
+      </w:r>
+      <w:r>
+        <w:rPr>
+          <w:rFonts w:ascii="Calibri" w:eastAsia="Calibri" w:hAnsi="Calibri" w:cs="Calibri"/>
+        </w:rPr>
         <w:lastRenderedPageBreak/>
+        <w:t xml:space="preserve">megjegyzés akkor annak első néhány karaktere is megjelenik. A jobb felső sarokban egy narancssárga jelző </w:t>
+      </w:r>
+      <w:proofErr w:type="gramStart"/>
+      <w:r>
+        <w:rPr>
+          <w:rFonts w:ascii="Calibri" w:eastAsia="Calibri" w:hAnsi="Calibri" w:cs="Calibri"/>
+        </w:rPr>
+        <w:t>mutatja</w:t>
+      </w:r>
+      <w:proofErr w:type="gramEnd"/>
+      <w:r>
+        <w:rPr>
+          <w:rFonts w:ascii="Calibri" w:eastAsia="Calibri" w:hAnsi="Calibri" w:cs="Calibri"/>
+        </w:rPr>
+        <w:t xml:space="preserve"> ha vannak nem mentett változások.</w:t>
+      </w:r>
+    </w:p>
+    <w:p>
+      <w:pPr>
+        <w:spacing w:before="240" w:after="240"/>
+      </w:pPr>
+      <w:r>
+        <w:rPr>
+          <w:rFonts w:ascii="Calibri" w:eastAsia="Calibri" w:hAnsi="Calibri" w:cs="Calibri"/>
+        </w:rPr>
+        <w:t xml:space="preserve">A rács tetején egy legördülő menüből lehet </w:t>
+      </w:r>
+      <w:proofErr w:type="gramStart"/>
+      <w:r>
+        <w:rPr>
+          <w:rFonts w:ascii="Calibri" w:eastAsia="Calibri" w:hAnsi="Calibri" w:cs="Calibri"/>
+        </w:rPr>
+        <w:t>kiválasztani</w:t>
+      </w:r>
+      <w:proofErr w:type="gramEnd"/>
+      <w:r>
+        <w:rPr>
+          <w:rFonts w:ascii="Calibri" w:eastAsia="Calibri" w:hAnsi="Calibri" w:cs="Calibri"/>
+        </w:rPr>
+        <w:t xml:space="preserve"> hogy melyik napra szeretnénk látni a foglalásokat, alapértelmezetten a holnapi nap van kiválasztva.</w:t>
+      </w:r>
+    </w:p>
+    <w:p>
+      <w:pPr>
+        <w:spacing w:before="240" w:after="240"/>
+      </w:pPr>
+      <w:r>
+        <w:rPr>
+          <w:rFonts w:ascii="Calibri" w:eastAsia="Calibri" w:hAnsi="Calibri" w:cs="Calibri"/>
+          <w:b/>
+          <w:bCs/>
+        </w:rPr>
+        <w:t>Foglalások, asztalok és időpontok kezelése</w:t>
+      </w:r>
+    </w:p>
+    <w:p>
+      <w:pPr>
+        <w:spacing w:before="240" w:after="240"/>
+      </w:pPr>
+      <w:r>
+        <w:rPr>
+          <w:rFonts w:ascii="Calibri" w:eastAsia="Calibri" w:hAnsi="Calibri" w:cs="Calibri"/>
+        </w:rPr>
+        <w:t xml:space="preserve">Új foglalást úgy lehet </w:t>
+      </w:r>
+      <w:proofErr w:type="gramStart"/>
+      <w:r>
+        <w:rPr>
+          <w:rFonts w:ascii="Calibri" w:eastAsia="Calibri" w:hAnsi="Calibri" w:cs="Calibri"/>
+        </w:rPr>
+        <w:t>rögzíteni</w:t>
+      </w:r>
+      <w:proofErr w:type="gramEnd"/>
+      <w:r>
+        <w:rPr>
+          <w:rFonts w:ascii="Calibri" w:eastAsia="Calibri" w:hAnsi="Calibri" w:cs="Calibri"/>
+        </w:rPr>
+        <w:t xml:space="preserve"> hogy a felhasználó rákattint egy szabad zöld cellára. Ekkor megjelenik egy </w:t>
+      </w:r>
+      <w:proofErr w:type="gramStart"/>
+      <w:r>
+        <w:rPr>
+          <w:rFonts w:ascii="Calibri" w:eastAsia="Calibri" w:hAnsi="Calibri" w:cs="Calibri"/>
+        </w:rPr>
+        <w:t>ablak</w:t>
+      </w:r>
+      <w:proofErr w:type="gramEnd"/>
+      <w:r>
+        <w:rPr>
+          <w:rFonts w:ascii="Calibri" w:eastAsia="Calibri" w:hAnsi="Calibri" w:cs="Calibri"/>
+        </w:rPr>
+        <w:t xml:space="preserve"> ahol ki kell választani a vendéget, meg kell adni a felnőttek és gyerekek számát, illetve opcionálisan egy megjegyzést is lehet írni. Ha a megadott létszám meghaladja az asztal kapacitását, a rendszer figyelmeztetést jelenít meg.</w:t>
+      </w:r>
+    </w:p>
+    <w:p>
+      <w:pPr>
+        <w:spacing w:before="240" w:after="240"/>
+      </w:pPr>
+      <w:r>
+        <w:rPr>
+          <w:rFonts w:ascii="Calibri" w:eastAsia="Calibri" w:hAnsi="Calibri" w:cs="Calibri"/>
+        </w:rPr>
+        <w:t xml:space="preserve">Foglalást törölni úgy </w:t>
+      </w:r>
+      <w:proofErr w:type="gramStart"/>
+      <w:r>
+        <w:rPr>
+          <w:rFonts w:ascii="Calibri" w:eastAsia="Calibri" w:hAnsi="Calibri" w:cs="Calibri"/>
+        </w:rPr>
+        <w:t>lehet</w:t>
+      </w:r>
+      <w:proofErr w:type="gramEnd"/>
+      <w:r>
+        <w:rPr>
+          <w:rFonts w:ascii="Calibri" w:eastAsia="Calibri" w:hAnsi="Calibri" w:cs="Calibri"/>
+        </w:rPr>
+        <w:t xml:space="preserve"> hogy a felhasználó rákattint egy foglalt piros cellára, ekkor a rendszer visszaállítja azt szabadra.</w:t>
+      </w:r>
+    </w:p>
+    <w:p>
+      <w:pPr>
+        <w:spacing w:before="240" w:after="240"/>
+      </w:pPr>
+      <w:r>
+        <w:rPr>
+          <w:rFonts w:ascii="Calibri" w:eastAsia="Calibri" w:hAnsi="Calibri" w:cs="Calibri"/>
+        </w:rPr>
+        <w:t xml:space="preserve">Új asztalt a bal felső sarokban található plusz Asztal gombbal lehet hozzáadni, ahol meg kell adni a férőhelyek számát. Asztalt törölni a mellette lévő Törlés gombbal lehet, ahol egy legördülő listából kell kiválasztani a törölni kívánt asztalt. Ha az asztalhoz tartoznak foglalások, a rendszer </w:t>
+      </w:r>
+      <w:proofErr w:type="gramStart"/>
+      <w:r>
+        <w:rPr>
+          <w:rFonts w:ascii="Calibri" w:eastAsia="Calibri" w:hAnsi="Calibri" w:cs="Calibri"/>
+        </w:rPr>
+        <w:t>figyelmeztet</w:t>
+      </w:r>
+      <w:proofErr w:type="gramEnd"/>
+      <w:r>
+        <w:rPr>
+          <w:rFonts w:ascii="Calibri" w:eastAsia="Calibri" w:hAnsi="Calibri" w:cs="Calibri"/>
+        </w:rPr>
+        <w:t xml:space="preserve"> hogy azok is törlődni fognak.</w:t>
+      </w:r>
+    </w:p>
+    <w:p>
+      <w:pPr>
+        <w:spacing w:before="240" w:after="240"/>
+      </w:pPr>
+      <w:r>
+        <w:rPr>
+          <w:rFonts w:ascii="Calibri" w:eastAsia="Calibri" w:hAnsi="Calibri" w:cs="Calibri"/>
+        </w:rPr>
+        <w:t xml:space="preserve">Időpontokat ugyanígy lehet hozzáadni és törölni. Új időpont létrehozásakor meg kell adni a kezdési és befejezési időt. A rendszer </w:t>
+      </w:r>
+      <w:proofErr w:type="gramStart"/>
+      <w:r>
+        <w:rPr>
+          <w:rFonts w:ascii="Calibri" w:eastAsia="Calibri" w:hAnsi="Calibri" w:cs="Calibri"/>
+        </w:rPr>
+        <w:t>ellenőrzi</w:t>
+      </w:r>
+      <w:proofErr w:type="gramEnd"/>
+      <w:r>
+        <w:rPr>
+          <w:rFonts w:ascii="Calibri" w:eastAsia="Calibri" w:hAnsi="Calibri" w:cs="Calibri"/>
+        </w:rPr>
+        <w:t xml:space="preserve"> hogy az új időpont nem ütközik-e egy már meglévővel.</w:t>
+      </w:r>
+    </w:p>
+    <w:p>
+      <w:pPr>
+        <w:spacing w:before="240" w:after="240"/>
+      </w:pPr>
+      <w:r>
+        <w:rPr>
+          <w:rFonts w:ascii="Calibri" w:eastAsia="Calibri" w:hAnsi="Calibri" w:cs="Calibri"/>
+        </w:rPr>
+        <w:t>Minden változtatás először csak lokálisan tárolódik el, és a Mentés gombra kattintva kerülnek elküldésre a szerver felé egyszerre. Mentés előtt a rendszer összefoglalja a változtatásokat és megerősítést kér. Ha valamelyik művelet sikertelen volt, a rendszer jelzi azt a mentés után.</w:t>
+      </w:r>
+    </w:p>
+    <w:p>
+      <w:pPr>
+        <w:spacing w:before="240" w:after="240"/>
+      </w:pPr>
+      <w:r>
+        <w:rPr>
+          <w:rFonts w:ascii="Calibri" w:eastAsia="Calibri" w:hAnsi="Calibri" w:cs="Calibri"/>
+          <w:b/>
+          <w:bCs/>
+        </w:rPr>
         <w:t>Felhasználók kezelése</w:t>
       </w:r>
     </w:p>
@@ -1022,7 +2373,77 @@
         <w:rPr>
           <w:rFonts w:ascii="Calibri" w:eastAsia="Calibri" w:hAnsi="Calibri" w:cs="Calibri"/>
         </w:rPr>
-        <w:t>A Felhasználó kezelése gombra kattintva megnyílik egy ablak ahol ki lehet választani egy felhasználót és egy műveletet. Háromféle műveletet lehet elvégezni: admin jogot lehet adni, admin jogot lehet elvenni, illetve a felhasználót teljesen törölni lehet. A rendszer nem engedi hogy a bejelentkezett admin a saját fiókját módosítsa vagy törölje. Felhasználó törlésekor az összes hozzá tartozó foglalás is törlődik.</w:t>
+        <w:t xml:space="preserve">A Felhasználó kezelése gombra kattintva megnyílik egy </w:t>
+      </w:r>
+      <w:proofErr w:type="gramStart"/>
+      <w:r>
+        <w:rPr>
+          <w:rFonts w:ascii="Calibri" w:eastAsia="Calibri" w:hAnsi="Calibri" w:cs="Calibri"/>
+        </w:rPr>
+        <w:t>ablak</w:t>
+      </w:r>
+      <w:proofErr w:type="gramEnd"/>
+      <w:r>
+        <w:rPr>
+          <w:rFonts w:ascii="Calibri" w:eastAsia="Calibri" w:hAnsi="Calibri" w:cs="Calibri"/>
+        </w:rPr>
+        <w:t xml:space="preserve"> ahol ki lehet választani egy felhasználót és egy műveletet. Háromféle műveletet lehet elvégezni: </w:t>
+      </w:r>
+      <w:proofErr w:type="spellStart"/>
+      <w:r>
+        <w:rPr>
+          <w:rFonts w:ascii="Calibri" w:eastAsia="Calibri" w:hAnsi="Calibri" w:cs="Calibri"/>
+        </w:rPr>
+        <w:t>admin</w:t>
+      </w:r>
+      <w:proofErr w:type="spellEnd"/>
+      <w:r>
+        <w:rPr>
+          <w:rFonts w:ascii="Calibri" w:eastAsia="Calibri" w:hAnsi="Calibri" w:cs="Calibri"/>
+        </w:rPr>
+        <w:t xml:space="preserve"> jogot lehet adni, </w:t>
+      </w:r>
+      <w:proofErr w:type="spellStart"/>
+      <w:r>
+        <w:rPr>
+          <w:rFonts w:ascii="Calibri" w:eastAsia="Calibri" w:hAnsi="Calibri" w:cs="Calibri"/>
+        </w:rPr>
+        <w:t>admin</w:t>
+      </w:r>
+      <w:proofErr w:type="spellEnd"/>
+      <w:r>
+        <w:rPr>
+          <w:rFonts w:ascii="Calibri" w:eastAsia="Calibri" w:hAnsi="Calibri" w:cs="Calibri"/>
+        </w:rPr>
+        <w:t xml:space="preserve"> jogot lehet elvenni, illetve a felhasználót teljesen törölni lehet. A rendszer nem </w:t>
+      </w:r>
+      <w:proofErr w:type="gramStart"/>
+      <w:r>
+        <w:rPr>
+          <w:rFonts w:ascii="Calibri" w:eastAsia="Calibri" w:hAnsi="Calibri" w:cs="Calibri"/>
+        </w:rPr>
+        <w:t>engedi</w:t>
+      </w:r>
+      <w:proofErr w:type="gramEnd"/>
+      <w:r>
+        <w:rPr>
+          <w:rFonts w:ascii="Calibri" w:eastAsia="Calibri" w:hAnsi="Calibri" w:cs="Calibri"/>
+        </w:rPr>
+        <w:t xml:space="preserve"> hogy a bejelentkezett </w:t>
+      </w:r>
+      <w:proofErr w:type="spellStart"/>
+      <w:r>
+        <w:rPr>
+          <w:rFonts w:ascii="Calibri" w:eastAsia="Calibri" w:hAnsi="Calibri" w:cs="Calibri"/>
+        </w:rPr>
+        <w:t>admin</w:t>
+      </w:r>
+      <w:proofErr w:type="spellEnd"/>
+      <w:r>
+        <w:rPr>
+          <w:rFonts w:ascii="Calibri" w:eastAsia="Calibri" w:hAnsi="Calibri" w:cs="Calibri"/>
+        </w:rPr>
+        <w:t xml:space="preserve"> a saját fiókját módosítsa vagy törölje. Felhasználó törlésekor az összes hozzá tartozó foglalás is törlődik.</w:t>
       </w:r>
     </w:p>
     <w:p>
@@ -1088,6 +2509,7 @@
         </w:rPr>
         <w:t xml:space="preserve">Az adatbázis öt táblából áll: </w:t>
       </w:r>
+      <w:proofErr w:type="spellStart"/>
       <w:r>
         <w:rPr>
           <w:rStyle w:val="HTML-kd"/>
@@ -1097,6 +2519,7 @@
         </w:rPr>
         <w:t>felhasznalo</w:t>
       </w:r>
+      <w:proofErr w:type="spellEnd"/>
       <w:r>
         <w:rPr>
           <w:rFonts w:asciiTheme="minorHAnsi" w:hAnsiTheme="minorHAnsi" w:cstheme="minorHAnsi"/>
@@ -1122,6 +2545,7 @@
         </w:rPr>
         <w:t xml:space="preserve">, </w:t>
       </w:r>
+      <w:proofErr w:type="spellStart"/>
       <w:r>
         <w:rPr>
           <w:rStyle w:val="HTML-kd"/>
@@ -1131,6 +2555,7 @@
         </w:rPr>
         <w:t>foglalas</w:t>
       </w:r>
+      <w:proofErr w:type="spellEnd"/>
       <w:r>
         <w:rPr>
           <w:rFonts w:asciiTheme="minorHAnsi" w:hAnsiTheme="minorHAnsi" w:cstheme="minorHAnsi"/>
@@ -1139,6 +2564,7 @@
         </w:rPr>
         <w:t xml:space="preserve">, </w:t>
       </w:r>
+      <w:proofErr w:type="spellStart"/>
       <w:r>
         <w:rPr>
           <w:rStyle w:val="HTML-kd"/>
@@ -1148,6 +2574,7 @@
         </w:rPr>
         <w:t>foglalasiAdatok</w:t>
       </w:r>
+      <w:proofErr w:type="spellEnd"/>
       <w:r>
         <w:rPr>
           <w:rFonts w:asciiTheme="minorHAnsi" w:hAnsiTheme="minorHAnsi" w:cstheme="minorHAnsi"/>
@@ -1156,6 +2583,7 @@
         </w:rPr>
         <w:t xml:space="preserve"> és </w:t>
       </w:r>
+      <w:proofErr w:type="spellStart"/>
       <w:r>
         <w:rPr>
           <w:rStyle w:val="HTML-kd"/>
@@ -1165,6 +2593,7 @@
         </w:rPr>
         <w:t>idopont</w:t>
       </w:r>
+      <w:proofErr w:type="spellEnd"/>
       <w:r>
         <w:rPr>
           <w:rFonts w:asciiTheme="minorHAnsi" w:hAnsiTheme="minorHAnsi" w:cstheme="minorHAnsi"/>
@@ -1191,6 +2620,7 @@
         </w:rPr>
         <w:t xml:space="preserve">A </w:t>
       </w:r>
+      <w:proofErr w:type="spellStart"/>
       <w:r>
         <w:rPr>
           <w:rStyle w:val="HTML-kd"/>
@@ -1200,14 +2630,52 @@
         </w:rPr>
         <w:t>felhasznalo</w:t>
       </w:r>
-      <w:r>
-        <w:rPr>
-          <w:rFonts w:asciiTheme="minorHAnsi" w:hAnsiTheme="minorHAnsi" w:cstheme="minorHAnsi"/>
-          <w:sz w:val="22"/>
-          <w:szCs w:val="22"/>
-        </w:rPr>
-        <w:t xml:space="preserve"> tábla tárolja a regisztrált vendégek adatait. Tartalmazza a vezetéknevet, keresztnevet, email címet, telefonszámot, jelszót (bcrypt-tel hashelve), a regisztráció dátumát, valamint egy </w:t>
-      </w:r>
+      <w:proofErr w:type="spellEnd"/>
+      <w:r>
+        <w:rPr>
+          <w:rFonts w:asciiTheme="minorHAnsi" w:hAnsiTheme="minorHAnsi" w:cstheme="minorHAnsi"/>
+          <w:sz w:val="22"/>
+          <w:szCs w:val="22"/>
+        </w:rPr>
+        <w:t xml:space="preserve"> tábla tárolja a regisztrált vendégek adatait. Tartalmazza a vezetéknevet, keresztnevet, email címet, telefonszámot, jelszót (</w:t>
+      </w:r>
+      <w:proofErr w:type="spellStart"/>
+      <w:r>
+        <w:rPr>
+          <w:rFonts w:asciiTheme="minorHAnsi" w:hAnsiTheme="minorHAnsi" w:cstheme="minorHAnsi"/>
+          <w:sz w:val="22"/>
+          <w:szCs w:val="22"/>
+        </w:rPr>
+        <w:t>bcrypt</w:t>
+      </w:r>
+      <w:proofErr w:type="spellEnd"/>
+      <w:r>
+        <w:rPr>
+          <w:rFonts w:asciiTheme="minorHAnsi" w:hAnsiTheme="minorHAnsi" w:cstheme="minorHAnsi"/>
+          <w:sz w:val="22"/>
+          <w:szCs w:val="22"/>
+        </w:rPr>
+        <w:t xml:space="preserve">-tel </w:t>
+      </w:r>
+      <w:proofErr w:type="spellStart"/>
+      <w:r>
+        <w:rPr>
+          <w:rFonts w:asciiTheme="minorHAnsi" w:hAnsiTheme="minorHAnsi" w:cstheme="minorHAnsi"/>
+          <w:sz w:val="22"/>
+          <w:szCs w:val="22"/>
+        </w:rPr>
+        <w:t>hashelve</w:t>
+      </w:r>
+      <w:proofErr w:type="spellEnd"/>
+      <w:r>
+        <w:rPr>
+          <w:rFonts w:asciiTheme="minorHAnsi" w:hAnsiTheme="minorHAnsi" w:cstheme="minorHAnsi"/>
+          <w:sz w:val="22"/>
+          <w:szCs w:val="22"/>
+        </w:rPr>
+        <w:t xml:space="preserve">), a regisztráció dátumát, valamint egy </w:t>
+      </w:r>
+      <w:proofErr w:type="spellStart"/>
       <w:r>
         <w:rPr>
           <w:rStyle w:val="HTML-kd"/>
@@ -1217,13 +2685,32 @@
         </w:rPr>
         <w:t>isAdmin</w:t>
       </w:r>
-      <w:r>
-        <w:rPr>
-          <w:rFonts w:asciiTheme="minorHAnsi" w:hAnsiTheme="minorHAnsi" w:cstheme="minorHAnsi"/>
-          <w:sz w:val="22"/>
-          <w:szCs w:val="22"/>
-        </w:rPr>
-        <w:t xml:space="preserve"> mezőt amely meghatározza hogy az adott felhasználó rendelkezik-e adminisztrátori jogosultsággal.</w:t>
+      <w:proofErr w:type="spellEnd"/>
+      <w:r>
+        <w:rPr>
+          <w:rFonts w:asciiTheme="minorHAnsi" w:hAnsiTheme="minorHAnsi" w:cstheme="minorHAnsi"/>
+          <w:sz w:val="22"/>
+          <w:szCs w:val="22"/>
+        </w:rPr>
+        <w:t xml:space="preserve"> </w:t>
+      </w:r>
+      <w:proofErr w:type="gramStart"/>
+      <w:r>
+        <w:rPr>
+          <w:rFonts w:asciiTheme="minorHAnsi" w:hAnsiTheme="minorHAnsi" w:cstheme="minorHAnsi"/>
+          <w:sz w:val="22"/>
+          <w:szCs w:val="22"/>
+        </w:rPr>
+        <w:t>mezőt</w:t>
+      </w:r>
+      <w:proofErr w:type="gramEnd"/>
+      <w:r>
+        <w:rPr>
+          <w:rFonts w:asciiTheme="minorHAnsi" w:hAnsiTheme="minorHAnsi" w:cstheme="minorHAnsi"/>
+          <w:sz w:val="22"/>
+          <w:szCs w:val="22"/>
+        </w:rPr>
+        <w:t xml:space="preserve"> amely meghatározza hogy az adott felhasználó rendelkezik-e adminisztrátori jogosultsággal.</w:t>
       </w:r>
     </w:p>
     <w:p>
@@ -1241,6 +2728,7 @@
           <w:sz w:val="22"/>
           <w:szCs w:val="22"/>
         </w:rPr>
+        <w:lastRenderedPageBreak/>
         <w:t xml:space="preserve">Az </w:t>
       </w:r>
       <w:r>
@@ -1260,6 +2748,7 @@
         </w:rPr>
         <w:t xml:space="preserve"> tábla, csak egy </w:t>
       </w:r>
+      <w:proofErr w:type="spellStart"/>
       <w:r>
         <w:rPr>
           <w:rStyle w:val="HTML-kd"/>
@@ -1269,13 +2758,32 @@
         </w:rPr>
         <w:t>helyek_szama</w:t>
       </w:r>
-      <w:r>
-        <w:rPr>
-          <w:rFonts w:asciiTheme="minorHAnsi" w:hAnsiTheme="minorHAnsi" w:cstheme="minorHAnsi"/>
-          <w:sz w:val="22"/>
-          <w:szCs w:val="22"/>
-        </w:rPr>
-        <w:t xml:space="preserve"> mezőt tartalmaz az egyedi azonosítón kívül, amely meghatározza hogy az adott asztalhoz maximum hány vendég ülhet.</w:t>
+      <w:proofErr w:type="spellEnd"/>
+      <w:r>
+        <w:rPr>
+          <w:rFonts w:asciiTheme="minorHAnsi" w:hAnsiTheme="minorHAnsi" w:cstheme="minorHAnsi"/>
+          <w:sz w:val="22"/>
+          <w:szCs w:val="22"/>
+        </w:rPr>
+        <w:t xml:space="preserve"> mezőt tartalmaz az egyedi azonosítón kívül, amely </w:t>
+      </w:r>
+      <w:proofErr w:type="gramStart"/>
+      <w:r>
+        <w:rPr>
+          <w:rFonts w:asciiTheme="minorHAnsi" w:hAnsiTheme="minorHAnsi" w:cstheme="minorHAnsi"/>
+          <w:sz w:val="22"/>
+          <w:szCs w:val="22"/>
+        </w:rPr>
+        <w:t>meghatározza</w:t>
+      </w:r>
+      <w:proofErr w:type="gramEnd"/>
+      <w:r>
+        <w:rPr>
+          <w:rFonts w:asciiTheme="minorHAnsi" w:hAnsiTheme="minorHAnsi" w:cstheme="minorHAnsi"/>
+          <w:sz w:val="22"/>
+          <w:szCs w:val="22"/>
+        </w:rPr>
+        <w:t xml:space="preserve"> hogy az adott asztalhoz maximum hány vendég ülhet.</w:t>
       </w:r>
     </w:p>
     <w:p>
@@ -1295,6 +2803,7 @@
         </w:rPr>
         <w:t xml:space="preserve">Az </w:t>
       </w:r>
+      <w:proofErr w:type="spellStart"/>
       <w:r>
         <w:rPr>
           <w:rStyle w:val="HTML-kd"/>
@@ -1304,6 +2813,7 @@
         </w:rPr>
         <w:t>idopont</w:t>
       </w:r>
+      <w:proofErr w:type="spellEnd"/>
       <w:r>
         <w:rPr>
           <w:rFonts w:asciiTheme="minorHAnsi" w:hAnsiTheme="minorHAnsi" w:cstheme="minorHAnsi"/>
@@ -1329,6 +2839,7 @@
         </w:rPr>
         <w:t xml:space="preserve"> és egy </w:t>
       </w:r>
+      <w:proofErr w:type="spellStart"/>
       <w:r>
         <w:rPr>
           <w:rStyle w:val="HTML-kd"/>
@@ -1338,13 +2849,32 @@
         </w:rPr>
         <w:t>veg</w:t>
       </w:r>
-      <w:r>
-        <w:rPr>
-          <w:rFonts w:asciiTheme="minorHAnsi" w:hAnsiTheme="minorHAnsi" w:cstheme="minorHAnsi"/>
-          <w:sz w:val="22"/>
-          <w:szCs w:val="22"/>
-        </w:rPr>
-        <w:t xml:space="preserve"> mezője, amelyek double típusúak. Például a 9.5 érték 09:30-at jelent, a 14.0 pedig 14:00-t.</w:t>
+      <w:proofErr w:type="spellEnd"/>
+      <w:r>
+        <w:rPr>
+          <w:rFonts w:asciiTheme="minorHAnsi" w:hAnsiTheme="minorHAnsi" w:cstheme="minorHAnsi"/>
+          <w:sz w:val="22"/>
+          <w:szCs w:val="22"/>
+        </w:rPr>
+        <w:t xml:space="preserve"> mezője, amelyek </w:t>
+      </w:r>
+      <w:proofErr w:type="spellStart"/>
+      <w:r>
+        <w:rPr>
+          <w:rFonts w:asciiTheme="minorHAnsi" w:hAnsiTheme="minorHAnsi" w:cstheme="minorHAnsi"/>
+          <w:sz w:val="22"/>
+          <w:szCs w:val="22"/>
+        </w:rPr>
+        <w:t>double</w:t>
+      </w:r>
+      <w:proofErr w:type="spellEnd"/>
+      <w:r>
+        <w:rPr>
+          <w:rFonts w:asciiTheme="minorHAnsi" w:hAnsiTheme="minorHAnsi" w:cstheme="minorHAnsi"/>
+          <w:sz w:val="22"/>
+          <w:szCs w:val="22"/>
+        </w:rPr>
+        <w:t xml:space="preserve"> típusúak. Például a 9.5 érték 09:30-at jelent, a 14.0 pedig 14:00-t.</w:t>
       </w:r>
     </w:p>
     <w:p>
@@ -1364,6 +2894,7 @@
         </w:rPr>
         <w:t xml:space="preserve">A </w:t>
       </w:r>
+      <w:proofErr w:type="spellStart"/>
       <w:r>
         <w:rPr>
           <w:rStyle w:val="HTML-kd"/>
@@ -1373,6 +2904,7 @@
         </w:rPr>
         <w:t>foglalas</w:t>
       </w:r>
+      <w:proofErr w:type="spellEnd"/>
       <w:r>
         <w:rPr>
           <w:rFonts w:asciiTheme="minorHAnsi" w:hAnsiTheme="minorHAnsi" w:cstheme="minorHAnsi"/>
@@ -1381,6 +2913,7 @@
         </w:rPr>
         <w:t xml:space="preserve"> tábla köti össze a többi táblát. Tartalmaz egy </w:t>
       </w:r>
+      <w:proofErr w:type="spellStart"/>
       <w:r>
         <w:rPr>
           <w:rStyle w:val="HTML-kd"/>
@@ -1390,6 +2923,7 @@
         </w:rPr>
         <w:t>user_id</w:t>
       </w:r>
+      <w:proofErr w:type="spellEnd"/>
       <w:r>
         <w:rPr>
           <w:rFonts w:asciiTheme="minorHAnsi" w:hAnsiTheme="minorHAnsi" w:cstheme="minorHAnsi"/>
@@ -1398,6 +2932,7 @@
         </w:rPr>
         <w:t xml:space="preserve"> idegen kulcsot a </w:t>
       </w:r>
+      <w:proofErr w:type="spellStart"/>
       <w:r>
         <w:rPr>
           <w:rStyle w:val="HTML-kd"/>
@@ -1407,6 +2942,7 @@
         </w:rPr>
         <w:t>felhasznalo</w:t>
       </w:r>
+      <w:proofErr w:type="spellEnd"/>
       <w:r>
         <w:rPr>
           <w:rFonts w:asciiTheme="minorHAnsi" w:hAnsiTheme="minorHAnsi" w:cstheme="minorHAnsi"/>
@@ -1415,6 +2951,7 @@
         </w:rPr>
         <w:t xml:space="preserve"> táblára, egy </w:t>
       </w:r>
+      <w:proofErr w:type="spellStart"/>
       <w:r>
         <w:rPr>
           <w:rStyle w:val="HTML-kd"/>
@@ -1424,6 +2961,7 @@
         </w:rPr>
         <w:t>asztal_id</w:t>
       </w:r>
+      <w:proofErr w:type="spellEnd"/>
       <w:r>
         <w:rPr>
           <w:rFonts w:asciiTheme="minorHAnsi" w:hAnsiTheme="minorHAnsi" w:cstheme="minorHAnsi"/>
@@ -1449,6 +2987,7 @@
         </w:rPr>
         <w:t xml:space="preserve"> táblára, egy </w:t>
       </w:r>
+      <w:proofErr w:type="spellStart"/>
       <w:r>
         <w:rPr>
           <w:rStyle w:val="HTML-kd"/>
@@ -1458,6 +2997,7 @@
         </w:rPr>
         <w:t>IdopontId</w:t>
       </w:r>
+      <w:proofErr w:type="spellEnd"/>
       <w:r>
         <w:rPr>
           <w:rFonts w:asciiTheme="minorHAnsi" w:hAnsiTheme="minorHAnsi" w:cstheme="minorHAnsi"/>
@@ -1466,6 +3006,7 @@
         </w:rPr>
         <w:t xml:space="preserve"> idegen kulcsot az </w:t>
       </w:r>
+      <w:proofErr w:type="spellStart"/>
       <w:r>
         <w:rPr>
           <w:rStyle w:val="HTML-kd"/>
@@ -1475,6 +3016,7 @@
         </w:rPr>
         <w:t>idopont</w:t>
       </w:r>
+      <w:proofErr w:type="spellEnd"/>
       <w:r>
         <w:rPr>
           <w:rFonts w:asciiTheme="minorHAnsi" w:hAnsiTheme="minorHAnsi" w:cstheme="minorHAnsi"/>
@@ -1483,6 +3025,7 @@
         </w:rPr>
         <w:t xml:space="preserve"> táblára, valamint egy </w:t>
       </w:r>
+      <w:proofErr w:type="spellStart"/>
       <w:r>
         <w:rPr>
           <w:rStyle w:val="HTML-kd"/>
@@ -1492,13 +3035,32 @@
         </w:rPr>
         <w:t>foglalas_datum</w:t>
       </w:r>
-      <w:r>
-        <w:rPr>
-          <w:rFonts w:asciiTheme="minorHAnsi" w:hAnsiTheme="minorHAnsi" w:cstheme="minorHAnsi"/>
-          <w:sz w:val="22"/>
-          <w:szCs w:val="22"/>
-        </w:rPr>
-        <w:t xml:space="preserve"> mezőt amely a foglalás rögzítésének időpontját tárolja.</w:t>
+      <w:proofErr w:type="spellEnd"/>
+      <w:r>
+        <w:rPr>
+          <w:rFonts w:asciiTheme="minorHAnsi" w:hAnsiTheme="minorHAnsi" w:cstheme="minorHAnsi"/>
+          <w:sz w:val="22"/>
+          <w:szCs w:val="22"/>
+        </w:rPr>
+        <w:t xml:space="preserve"> </w:t>
+      </w:r>
+      <w:proofErr w:type="gramStart"/>
+      <w:r>
+        <w:rPr>
+          <w:rFonts w:asciiTheme="minorHAnsi" w:hAnsiTheme="minorHAnsi" w:cstheme="minorHAnsi"/>
+          <w:sz w:val="22"/>
+          <w:szCs w:val="22"/>
+        </w:rPr>
+        <w:t>mezőt</w:t>
+      </w:r>
+      <w:proofErr w:type="gramEnd"/>
+      <w:r>
+        <w:rPr>
+          <w:rFonts w:asciiTheme="minorHAnsi" w:hAnsiTheme="minorHAnsi" w:cstheme="minorHAnsi"/>
+          <w:sz w:val="22"/>
+          <w:szCs w:val="22"/>
+        </w:rPr>
+        <w:t xml:space="preserve"> amely a foglalás rögzítésének időpontját tárolja.</w:t>
       </w:r>
     </w:p>
     <w:p>
@@ -1518,6 +3080,7 @@
         </w:rPr>
         <w:t xml:space="preserve">A </w:t>
       </w:r>
+      <w:proofErr w:type="spellStart"/>
       <w:r>
         <w:rPr>
           <w:rStyle w:val="HTML-kd"/>
@@ -1527,6 +3090,7 @@
         </w:rPr>
         <w:t>foglalasiAdatok</w:t>
       </w:r>
+      <w:proofErr w:type="spellEnd"/>
       <w:r>
         <w:rPr>
           <w:rFonts w:asciiTheme="minorHAnsi" w:hAnsiTheme="minorHAnsi" w:cstheme="minorHAnsi"/>
@@ -1535,6 +3099,7 @@
         </w:rPr>
         <w:t xml:space="preserve"> tábla egy az egyhez kapcsolatban áll a </w:t>
       </w:r>
+      <w:proofErr w:type="spellStart"/>
       <w:r>
         <w:rPr>
           <w:rStyle w:val="HTML-kd"/>
@@ -1544,6 +3109,7 @@
         </w:rPr>
         <w:t>foglalas</w:t>
       </w:r>
+      <w:proofErr w:type="spellEnd"/>
       <w:r>
         <w:rPr>
           <w:rFonts w:asciiTheme="minorHAnsi" w:hAnsiTheme="minorHAnsi" w:cstheme="minorHAnsi"/>
@@ -1568,7 +3134,6 @@
         <w:rPr>
           <w:noProof/>
         </w:rPr>
-        <w:lastRenderedPageBreak/>
         <w:drawing>
           <wp:inline distT="0" distB="0" distL="0" distR="0" wp14:anchorId="70243E5E" wp14:editId="00148B5D">
             <wp:extent cx="5760720" cy="3295650"/>
@@ -1585,7 +3150,7 @@
                     <pic:cNvPicPr/>
                   </pic:nvPicPr>
                   <pic:blipFill>
-                    <a:blip r:embed="rId9"/>
+                    <a:blip r:embed="rId13"/>
                     <a:stretch>
                       <a:fillRect/>
                     </a:stretch>
@@ -1623,6 +3188,7 @@
         </w:rPr>
         <w:t xml:space="preserve">A </w:t>
       </w:r>
+      <w:proofErr w:type="spellStart"/>
       <w:r>
         <w:rPr>
           <w:rStyle w:val="HTML-kd"/>
@@ -1632,6 +3198,7 @@
         </w:rPr>
         <w:t>Felhasznalo</w:t>
       </w:r>
+      <w:proofErr w:type="spellEnd"/>
       <w:r>
         <w:rPr>
           <w:rFonts w:asciiTheme="minorHAnsi" w:hAnsiTheme="minorHAnsi" w:cstheme="minorHAnsi"/>
@@ -1640,6 +3207,7 @@
         </w:rPr>
         <w:t xml:space="preserve"> és </w:t>
       </w:r>
+      <w:proofErr w:type="spellStart"/>
       <w:r>
         <w:rPr>
           <w:rStyle w:val="HTML-kd"/>
@@ -1649,6 +3217,7 @@
         </w:rPr>
         <w:t>Foglalas</w:t>
       </w:r>
+      <w:proofErr w:type="spellEnd"/>
       <w:r>
         <w:rPr>
           <w:rFonts w:asciiTheme="minorHAnsi" w:hAnsiTheme="minorHAnsi" w:cstheme="minorHAnsi"/>
@@ -1692,6 +3261,7 @@
         </w:rPr>
         <w:t xml:space="preserve"> és </w:t>
       </w:r>
+      <w:proofErr w:type="spellStart"/>
       <w:r>
         <w:rPr>
           <w:rStyle w:val="HTML-kd"/>
@@ -1701,6 +3271,7 @@
         </w:rPr>
         <w:t>Foglalas</w:t>
       </w:r>
+      <w:proofErr w:type="spellEnd"/>
       <w:r>
         <w:rPr>
           <w:rFonts w:asciiTheme="minorHAnsi" w:hAnsiTheme="minorHAnsi" w:cstheme="minorHAnsi"/>
@@ -1727,6 +3298,7 @@
         </w:rPr>
         <w:t xml:space="preserve">Az </w:t>
       </w:r>
+      <w:proofErr w:type="spellStart"/>
       <w:r>
         <w:rPr>
           <w:rStyle w:val="HTML-kd"/>
@@ -1736,6 +3308,7 @@
         </w:rPr>
         <w:t>Idopont</w:t>
       </w:r>
+      <w:proofErr w:type="spellEnd"/>
       <w:r>
         <w:rPr>
           <w:rFonts w:asciiTheme="minorHAnsi" w:hAnsiTheme="minorHAnsi" w:cstheme="minorHAnsi"/>
@@ -1744,6 +3317,7 @@
         </w:rPr>
         <w:t xml:space="preserve"> és </w:t>
       </w:r>
+      <w:proofErr w:type="spellStart"/>
       <w:r>
         <w:rPr>
           <w:rStyle w:val="HTML-kd"/>
@@ -1753,6 +3327,7 @@
         </w:rPr>
         <w:t>Foglalas</w:t>
       </w:r>
+      <w:proofErr w:type="spellEnd"/>
       <w:r>
         <w:rPr>
           <w:rFonts w:asciiTheme="minorHAnsi" w:hAnsiTheme="minorHAnsi" w:cstheme="minorHAnsi"/>
@@ -1799,8 +3374,13 @@
         <w:t>1</w:t>
       </w:r>
       <w:r>
-        <w:t>. ábra sdfghjkléá</w:t>
-      </w:r>
+        <w:t xml:space="preserve">. ábra </w:t>
+      </w:r>
+      <w:proofErr w:type="spellStart"/>
+      <w:r>
+        <w:t>sdfghjkléá</w:t>
+      </w:r>
+      <w:proofErr w:type="spellEnd"/>
       <w:r>
         <w:rPr>
           <w:rFonts w:asciiTheme="minorHAnsi" w:hAnsiTheme="minorHAnsi" w:cstheme="minorHAnsi"/>
@@ -1827,6 +3407,7 @@
         </w:rPr>
         <w:t xml:space="preserve">A </w:t>
       </w:r>
+      <w:proofErr w:type="spellStart"/>
       <w:r>
         <w:rPr>
           <w:rStyle w:val="HTML-kd"/>
@@ -1836,6 +3417,7 @@
         </w:rPr>
         <w:t>Foglalas</w:t>
       </w:r>
+      <w:proofErr w:type="spellEnd"/>
       <w:r>
         <w:rPr>
           <w:rFonts w:asciiTheme="minorHAnsi" w:hAnsiTheme="minorHAnsi" w:cstheme="minorHAnsi"/>
@@ -1844,6 +3426,7 @@
         </w:rPr>
         <w:t xml:space="preserve"> és </w:t>
       </w:r>
+      <w:proofErr w:type="spellStart"/>
       <w:r>
         <w:rPr>
           <w:rStyle w:val="HTML-kd"/>
@@ -1853,29 +3436,134 @@
         </w:rPr>
         <w:t>FoglalasiAdatok</w:t>
       </w:r>
-      <w:r>
-        <w:rPr>
-          <w:rFonts w:asciiTheme="minorHAnsi" w:hAnsiTheme="minorHAnsi" w:cstheme="minorHAnsi"/>
-          <w:sz w:val="22"/>
-          <w:szCs w:val="22"/>
-        </w:rPr>
-        <w:t xml:space="preserve"> között egy-az-egyhez kapcsolat van, minden foglaláshoz pontosan egy foglalasiadatok sor tartozik amely a részletes adatokat tárolja.</w:t>
+      <w:proofErr w:type="spellEnd"/>
+      <w:r>
+        <w:rPr>
+          <w:rFonts w:asciiTheme="minorHAnsi" w:hAnsiTheme="minorHAnsi" w:cstheme="minorHAnsi"/>
+          <w:sz w:val="22"/>
+          <w:szCs w:val="22"/>
+        </w:rPr>
+        <w:t xml:space="preserve"> között egy-az-egyhez kapcsolat van, minden foglaláshoz pontosan egy </w:t>
+      </w:r>
+      <w:proofErr w:type="spellStart"/>
+      <w:r>
+        <w:rPr>
+          <w:rFonts w:asciiTheme="minorHAnsi" w:hAnsiTheme="minorHAnsi" w:cstheme="minorHAnsi"/>
+          <w:sz w:val="22"/>
+          <w:szCs w:val="22"/>
+        </w:rPr>
+        <w:t>foglalasiadatok</w:t>
+      </w:r>
+      <w:proofErr w:type="spellEnd"/>
+      <w:r>
+        <w:rPr>
+          <w:rFonts w:asciiTheme="minorHAnsi" w:hAnsiTheme="minorHAnsi" w:cstheme="minorHAnsi"/>
+          <w:sz w:val="22"/>
+          <w:szCs w:val="22"/>
+        </w:rPr>
+        <w:t xml:space="preserve"> sor </w:t>
+      </w:r>
+      <w:proofErr w:type="gramStart"/>
+      <w:r>
+        <w:rPr>
+          <w:rFonts w:asciiTheme="minorHAnsi" w:hAnsiTheme="minorHAnsi" w:cstheme="minorHAnsi"/>
+          <w:sz w:val="22"/>
+          <w:szCs w:val="22"/>
+        </w:rPr>
+        <w:t>tartozik</w:t>
+      </w:r>
+      <w:proofErr w:type="gramEnd"/>
+      <w:r>
+        <w:rPr>
+          <w:rFonts w:asciiTheme="minorHAnsi" w:hAnsiTheme="minorHAnsi" w:cstheme="minorHAnsi"/>
+          <w:sz w:val="22"/>
+          <w:szCs w:val="22"/>
+        </w:rPr>
+        <w:t xml:space="preserve"> amely a részletes adatokat tárolja.</w:t>
       </w:r>
     </w:p>
     <w:p>
       <w:pPr>
         <w:pStyle w:val="kd"/>
       </w:pPr>
-      <w:r>
-        <w:t>Felhasznalo.hasMany(Foglalas, { foreignKey: 'user_id' });</w:t>
+      <w:proofErr w:type="spellStart"/>
+      <w:r>
+        <w:t>Felhasznalo.hasMany</w:t>
+      </w:r>
+      <w:proofErr w:type="spellEnd"/>
+      <w:r>
+        <w:t>(</w:t>
+      </w:r>
+      <w:proofErr w:type="spellStart"/>
+      <w:r>
+        <w:t>Foglalas</w:t>
+      </w:r>
+      <w:proofErr w:type="spellEnd"/>
+      <w:r>
+        <w:t xml:space="preserve">, </w:t>
+      </w:r>
+      <w:proofErr w:type="gramStart"/>
+      <w:r>
+        <w:t xml:space="preserve">{ </w:t>
+      </w:r>
+      <w:proofErr w:type="spellStart"/>
+      <w:r>
+        <w:t>foreignKey</w:t>
+      </w:r>
+      <w:proofErr w:type="spellEnd"/>
+      <w:proofErr w:type="gramEnd"/>
+      <w:r>
+        <w:t>: '</w:t>
+      </w:r>
+      <w:proofErr w:type="spellStart"/>
+      <w:r>
+        <w:t>user_id</w:t>
+      </w:r>
+      <w:proofErr w:type="spellEnd"/>
+      <w:r>
+        <w:t>' });</w:t>
       </w:r>
     </w:p>
     <w:p>
       <w:pPr>
         <w:pStyle w:val="kd"/>
       </w:pPr>
-      <w:r>
-        <w:t>Foglalas.belongsTo(Felhasznalo, { foreignKey: 'user_id' });</w:t>
+      <w:proofErr w:type="spellStart"/>
+      <w:r>
+        <w:t>Foglalas.belongsTo</w:t>
+      </w:r>
+      <w:proofErr w:type="spellEnd"/>
+      <w:r>
+        <w:t>(</w:t>
+      </w:r>
+      <w:proofErr w:type="spellStart"/>
+      <w:r>
+        <w:t>Felhasznalo</w:t>
+      </w:r>
+      <w:proofErr w:type="spellEnd"/>
+      <w:r>
+        <w:t xml:space="preserve">, </w:t>
+      </w:r>
+      <w:proofErr w:type="gramStart"/>
+      <w:r>
+        <w:t xml:space="preserve">{ </w:t>
+      </w:r>
+      <w:proofErr w:type="spellStart"/>
+      <w:r>
+        <w:t>foreignKey</w:t>
+      </w:r>
+      <w:proofErr w:type="spellEnd"/>
+      <w:proofErr w:type="gramEnd"/>
+      <w:r>
+        <w:t>: '</w:t>
+      </w:r>
+      <w:proofErr w:type="spellStart"/>
+      <w:r>
+        <w:t>user_id</w:t>
+      </w:r>
+      <w:proofErr w:type="spellEnd"/>
+      <w:r>
+        <w:t>' });</w:t>
       </w:r>
     </w:p>
     <w:p>
@@ -1887,16 +3575,100 @@
       <w:pPr>
         <w:pStyle w:val="kd"/>
       </w:pPr>
-      <w:r>
-        <w:t>Asztal.hasMany(Foglalas, { foreignKey: 'asztal_id', as: "foglalasok" });</w:t>
+      <w:proofErr w:type="spellStart"/>
+      <w:r>
+        <w:t>Asztal.hasMany</w:t>
+      </w:r>
+      <w:proofErr w:type="spellEnd"/>
+      <w:r>
+        <w:t>(</w:t>
+      </w:r>
+      <w:proofErr w:type="spellStart"/>
+      <w:r>
+        <w:t>Foglalas</w:t>
+      </w:r>
+      <w:proofErr w:type="spellEnd"/>
+      <w:r>
+        <w:t xml:space="preserve">, </w:t>
+      </w:r>
+      <w:proofErr w:type="gramStart"/>
+      <w:r>
+        <w:t xml:space="preserve">{ </w:t>
+      </w:r>
+      <w:proofErr w:type="spellStart"/>
+      <w:r>
+        <w:t>foreignKey</w:t>
+      </w:r>
+      <w:proofErr w:type="spellEnd"/>
+      <w:proofErr w:type="gramEnd"/>
+      <w:r>
+        <w:t>: '</w:t>
+      </w:r>
+      <w:proofErr w:type="spellStart"/>
+      <w:r>
+        <w:t>asztal_id</w:t>
+      </w:r>
+      <w:proofErr w:type="spellEnd"/>
+      <w:r>
+        <w:t xml:space="preserve">', </w:t>
+      </w:r>
+      <w:proofErr w:type="spellStart"/>
+      <w:r>
+        <w:t>as</w:t>
+      </w:r>
+      <w:proofErr w:type="spellEnd"/>
+      <w:r>
+        <w:t>: "</w:t>
+      </w:r>
+      <w:proofErr w:type="spellStart"/>
+      <w:r>
+        <w:t>foglalasok</w:t>
+      </w:r>
+      <w:proofErr w:type="spellEnd"/>
+      <w:r>
+        <w:t>" });</w:t>
       </w:r>
     </w:p>
     <w:p>
       <w:pPr>
         <w:pStyle w:val="kd"/>
       </w:pPr>
-      <w:r>
-        <w:t>Foglalas.belongsTo(Asztal, { foreignKey: 'asztal_id', as: "asztal" });</w:t>
+      <w:proofErr w:type="spellStart"/>
+      <w:r>
+        <w:t>Foglalas.belongsTo</w:t>
+      </w:r>
+      <w:proofErr w:type="spellEnd"/>
+      <w:r>
+        <w:t xml:space="preserve">(Asztal, </w:t>
+      </w:r>
+      <w:proofErr w:type="gramStart"/>
+      <w:r>
+        <w:t xml:space="preserve">{ </w:t>
+      </w:r>
+      <w:proofErr w:type="spellStart"/>
+      <w:r>
+        <w:t>foreignKey</w:t>
+      </w:r>
+      <w:proofErr w:type="spellEnd"/>
+      <w:proofErr w:type="gramEnd"/>
+      <w:r>
+        <w:t>: '</w:t>
+      </w:r>
+      <w:proofErr w:type="spellStart"/>
+      <w:r>
+        <w:t>asztal_id</w:t>
+      </w:r>
+      <w:proofErr w:type="spellEnd"/>
+      <w:r>
+        <w:t xml:space="preserve">', </w:t>
+      </w:r>
+      <w:proofErr w:type="spellStart"/>
+      <w:r>
+        <w:t>as</w:t>
+      </w:r>
+      <w:proofErr w:type="spellEnd"/>
+      <w:r>
+        <w:t>: "asztal" });</w:t>
       </w:r>
     </w:p>
     <w:p>
@@ -1908,16 +3680,42 @@
       <w:pPr>
         <w:pStyle w:val="kd"/>
       </w:pPr>
-      <w:r>
-        <w:t>Idopont.hasOne(Foglalas);</w:t>
+      <w:proofErr w:type="spellStart"/>
+      <w:r>
+        <w:t>Idopont.hasOne</w:t>
+      </w:r>
+      <w:proofErr w:type="spellEnd"/>
+      <w:r>
+        <w:t>(</w:t>
+      </w:r>
+      <w:proofErr w:type="spellStart"/>
+      <w:r>
+        <w:t>Foglalas</w:t>
+      </w:r>
+      <w:proofErr w:type="spellEnd"/>
+      <w:r>
+        <w:t>);</w:t>
       </w:r>
     </w:p>
     <w:p>
       <w:pPr>
         <w:pStyle w:val="kd"/>
       </w:pPr>
-      <w:r>
-        <w:t>Foglalas.belongsTo(Idopont);</w:t>
+      <w:proofErr w:type="spellStart"/>
+      <w:r>
+        <w:t>Foglalas.belongsTo</w:t>
+      </w:r>
+      <w:proofErr w:type="spellEnd"/>
+      <w:r>
+        <w:t>(</w:t>
+      </w:r>
+      <w:proofErr w:type="spellStart"/>
+      <w:r>
+        <w:t>Idopont</w:t>
+      </w:r>
+      <w:proofErr w:type="spellEnd"/>
+      <w:r>
+        <w:t>);</w:t>
       </w:r>
     </w:p>
     <w:p>
@@ -1929,8 +3727,21 @@
       <w:pPr>
         <w:pStyle w:val="kd"/>
       </w:pPr>
-      <w:r>
-        <w:t>Foglalas.hasOne(FoglalasiAdatok, {</w:t>
+      <w:proofErr w:type="spellStart"/>
+      <w:r>
+        <w:t>Foglalas.hasOne</w:t>
+      </w:r>
+      <w:proofErr w:type="spellEnd"/>
+      <w:r>
+        <w:t>(</w:t>
+      </w:r>
+      <w:proofErr w:type="spellStart"/>
+      <w:r>
+        <w:t>FoglalasiAdatok</w:t>
+      </w:r>
+      <w:proofErr w:type="spellEnd"/>
+      <w:r>
+        <w:t>, {</w:t>
       </w:r>
     </w:p>
     <w:p>
@@ -1938,7 +3749,23 @@
         <w:pStyle w:val="kd"/>
       </w:pPr>
       <w:r>
-        <w:t xml:space="preserve">    foreignKey: "FoglalasId",</w:t>
+        <w:t xml:space="preserve">    </w:t>
+      </w:r>
+      <w:proofErr w:type="spellStart"/>
+      <w:r>
+        <w:t>foreignKey</w:t>
+      </w:r>
+      <w:proofErr w:type="spellEnd"/>
+      <w:r>
+        <w:t>: "</w:t>
+      </w:r>
+      <w:proofErr w:type="spellStart"/>
+      <w:r>
+        <w:t>FoglalasId</w:t>
+      </w:r>
+      <w:proofErr w:type="spellEnd"/>
+      <w:r>
+        <w:t>",</w:t>
       </w:r>
     </w:p>
     <w:p>
@@ -1946,7 +3773,23 @@
         <w:pStyle w:val="kd"/>
       </w:pPr>
       <w:r>
-        <w:t xml:space="preserve">    as: "foglalasiAdatok",</w:t>
+        <w:t xml:space="preserve">    </w:t>
+      </w:r>
+      <w:proofErr w:type="spellStart"/>
+      <w:r>
+        <w:t>as</w:t>
+      </w:r>
+      <w:proofErr w:type="spellEnd"/>
+      <w:r>
+        <w:t>: "</w:t>
+      </w:r>
+      <w:proofErr w:type="spellStart"/>
+      <w:r>
+        <w:t>foglalasiAdatok</w:t>
+      </w:r>
+      <w:proofErr w:type="spellEnd"/>
+      <w:r>
+        <w:t>",</w:t>
       </w:r>
     </w:p>
     <w:p>
@@ -1961,8 +3804,21 @@
       <w:pPr>
         <w:pStyle w:val="kd"/>
       </w:pPr>
-      <w:r>
-        <w:t>FoglalasiAdatok.belongsTo(Foglalas, {</w:t>
+      <w:proofErr w:type="spellStart"/>
+      <w:r>
+        <w:t>FoglalasiAdatok.belongsTo</w:t>
+      </w:r>
+      <w:proofErr w:type="spellEnd"/>
+      <w:r>
+        <w:t>(</w:t>
+      </w:r>
+      <w:proofErr w:type="spellStart"/>
+      <w:r>
+        <w:t>Foglalas</w:t>
+      </w:r>
+      <w:proofErr w:type="spellEnd"/>
+      <w:r>
+        <w:t>, {</w:t>
       </w:r>
     </w:p>
     <w:p>
@@ -1970,7 +3826,23 @@
         <w:pStyle w:val="kd"/>
       </w:pPr>
       <w:r>
-        <w:t xml:space="preserve">    foreignKey: "FoglalasId",</w:t>
+        <w:t xml:space="preserve">    </w:t>
+      </w:r>
+      <w:proofErr w:type="spellStart"/>
+      <w:r>
+        <w:t>foreignKey</w:t>
+      </w:r>
+      <w:proofErr w:type="spellEnd"/>
+      <w:r>
+        <w:t>: "</w:t>
+      </w:r>
+      <w:proofErr w:type="spellStart"/>
+      <w:r>
+        <w:t>FoglalasId</w:t>
+      </w:r>
+      <w:proofErr w:type="spellEnd"/>
+      <w:r>
+        <w:t>",</w:t>
       </w:r>
     </w:p>
     <w:p>
@@ -1978,7 +3850,23 @@
         <w:pStyle w:val="kd"/>
       </w:pPr>
       <w:r>
-        <w:t xml:space="preserve">    as: "foglalas",</w:t>
+        <w:t xml:space="preserve">    </w:t>
+      </w:r>
+      <w:proofErr w:type="spellStart"/>
+      <w:r>
+        <w:t>as</w:t>
+      </w:r>
+      <w:proofErr w:type="spellEnd"/>
+      <w:r>
+        <w:t>: "</w:t>
+      </w:r>
+      <w:proofErr w:type="spellStart"/>
+      <w:r>
+        <w:t>foglalas</w:t>
+      </w:r>
+      <w:proofErr w:type="spellEnd"/>
+      <w:r>
+        <w:t>",</w:t>
       </w:r>
     </w:p>
     <w:p>
@@ -2013,16 +3901,20 @@
         <w:fldChar w:fldCharType="end"/>
       </w:r>
       <w:r>
-        <w:t>. ábra sdfghjkléá</w:t>
+        <w:t xml:space="preserve">. ábra </w:t>
+      </w:r>
+      <w:proofErr w:type="spellStart"/>
+      <w:r>
+        <w:t>sdfghjkléá</w:t>
       </w:r>
       <w:bookmarkEnd w:id="0"/>
+      <w:proofErr w:type="spellEnd"/>
       <w:r>
         <w:br/>
       </w:r>
     </w:p>
     <w:p>
       <w:r>
-        <w:lastRenderedPageBreak/>
         <w:t xml:space="preserve">A fenti kódrészlet az </w:t>
       </w:r>
       <w:r>
@@ -2033,8 +3925,17 @@
         <w:t>index.js</w:t>
       </w:r>
       <w:r>
-        <w:t xml:space="preserve"> modell fájlban található és itt kerülnek definiálásra az összes tábla közötti kapcsolatok. A Sequelize az </w:t>
-      </w:r>
+        <w:t xml:space="preserve"> modell fájlban található és itt kerülnek definiálásra az összes tábla közötti kapcsolatok. A </w:t>
+      </w:r>
+      <w:proofErr w:type="spellStart"/>
+      <w:r>
+        <w:t>Sequelize</w:t>
+      </w:r>
+      <w:proofErr w:type="spellEnd"/>
+      <w:r>
+        <w:t xml:space="preserve"> az </w:t>
+      </w:r>
+      <w:proofErr w:type="spellStart"/>
       <w:r>
         <w:rPr>
           <w:rStyle w:val="HTML-kd"/>
@@ -2042,8 +3943,17 @@
         </w:rPr>
         <w:t>as</w:t>
       </w:r>
-      <w:r>
-        <w:t xml:space="preserve"> kulcsszóval aliasokat rendel a kapcsolatokhoz, amelyeket később a lekérdezéseknél lehet használni.</w:t>
+      <w:proofErr w:type="spellEnd"/>
+      <w:r>
+        <w:t xml:space="preserve"> kulcsszóval </w:t>
+      </w:r>
+      <w:proofErr w:type="spellStart"/>
+      <w:r>
+        <w:t>aliasokat</w:t>
+      </w:r>
+      <w:proofErr w:type="spellEnd"/>
+      <w:r>
+        <w:t xml:space="preserve"> rendel a kapcsolatokhoz, amelyeket később a lekérdezéseknél lehet használni.</w:t>
       </w:r>
     </w:p>
     <w:p/>
@@ -2096,7 +4006,39 @@
           <w:rFonts w:eastAsia="Times New Roman" w:cstheme="minorHAnsi"/>
           <w:lang w:eastAsia="hu-HU"/>
         </w:rPr>
-        <w:t>A backend egy háromrétegű architektúrára épül, amely Controller, Service és Repository rétegekből áll. Ez a felépítés azért előnyös mert az egyes rétegek elkülönítve kezelik a saját feladatukat, így a kód átláthatóbb és könnyebben karbantartható.</w:t>
+        <w:t xml:space="preserve">A backend egy háromrétegű architektúrára épül, amely </w:t>
+      </w:r>
+      <w:proofErr w:type="spellStart"/>
+      <w:r>
+        <w:rPr>
+          <w:rFonts w:eastAsia="Times New Roman" w:cstheme="minorHAnsi"/>
+          <w:lang w:eastAsia="hu-HU"/>
+        </w:rPr>
+        <w:t>Controller</w:t>
+      </w:r>
+      <w:proofErr w:type="spellEnd"/>
+      <w:r>
+        <w:rPr>
+          <w:rFonts w:eastAsia="Times New Roman" w:cstheme="minorHAnsi"/>
+          <w:lang w:eastAsia="hu-HU"/>
+        </w:rPr>
+        <w:t xml:space="preserve">, Service és </w:t>
+      </w:r>
+      <w:proofErr w:type="spellStart"/>
+      <w:r>
+        <w:rPr>
+          <w:rFonts w:eastAsia="Times New Roman" w:cstheme="minorHAnsi"/>
+          <w:lang w:eastAsia="hu-HU"/>
+        </w:rPr>
+        <w:t>Repository</w:t>
+      </w:r>
+      <w:proofErr w:type="spellEnd"/>
+      <w:r>
+        <w:rPr>
+          <w:rFonts w:eastAsia="Times New Roman" w:cstheme="minorHAnsi"/>
+          <w:lang w:eastAsia="hu-HU"/>
+        </w:rPr>
+        <w:t xml:space="preserve"> rétegekből áll. Ez a felépítés azért előnyös mert az egyes rétegek elkülönítve kezelik a saját feladatukat, így a kód átláthatóbb és könnyebben karbantartható.</w:t>
       </w:r>
     </w:p>
     <w:p>
@@ -2121,7 +4063,39 @@
           <w:rFonts w:eastAsia="Times New Roman" w:cstheme="minorHAnsi"/>
           <w:lang w:eastAsia="hu-HU"/>
         </w:rPr>
-        <w:t>HTTP kérés → Controller → Service → Repository → Adatbázis</w:t>
+        <w:t xml:space="preserve">HTTP kérés → </w:t>
+      </w:r>
+      <w:proofErr w:type="spellStart"/>
+      <w:r>
+        <w:rPr>
+          <w:rFonts w:eastAsia="Times New Roman" w:cstheme="minorHAnsi"/>
+          <w:lang w:eastAsia="hu-HU"/>
+        </w:rPr>
+        <w:t>Controller</w:t>
+      </w:r>
+      <w:proofErr w:type="spellEnd"/>
+      <w:r>
+        <w:rPr>
+          <w:rFonts w:eastAsia="Times New Roman" w:cstheme="minorHAnsi"/>
+          <w:lang w:eastAsia="hu-HU"/>
+        </w:rPr>
+        <w:t xml:space="preserve"> → Service → </w:t>
+      </w:r>
+      <w:proofErr w:type="spellStart"/>
+      <w:r>
+        <w:rPr>
+          <w:rFonts w:eastAsia="Times New Roman" w:cstheme="minorHAnsi"/>
+          <w:lang w:eastAsia="hu-HU"/>
+        </w:rPr>
+        <w:t>Repository</w:t>
+      </w:r>
+      <w:proofErr w:type="spellEnd"/>
+      <w:r>
+        <w:rPr>
+          <w:rFonts w:eastAsia="Times New Roman" w:cstheme="minorHAnsi"/>
+          <w:lang w:eastAsia="hu-HU"/>
+        </w:rPr>
+        <w:t xml:space="preserve"> → Adatbázis</w:t>
       </w:r>
     </w:p>
     <w:p>
@@ -2139,6 +4113,7 @@
         </w:rPr>
         <w:t xml:space="preserve">A </w:t>
       </w:r>
+      <w:proofErr w:type="spellStart"/>
       <w:r>
         <w:rPr>
           <w:rFonts w:eastAsia="Times New Roman" w:cstheme="minorHAnsi"/>
@@ -2148,6 +4123,7 @@
         </w:rPr>
         <w:t>Controller</w:t>
       </w:r>
+      <w:proofErr w:type="spellEnd"/>
       <w:r>
         <w:rPr>
           <w:rFonts w:eastAsia="Times New Roman" w:cstheme="minorHAnsi"/>
@@ -2185,7 +4161,23 @@
           <w:rFonts w:eastAsia="Times New Roman" w:cstheme="minorHAnsi"/>
           <w:lang w:eastAsia="hu-HU"/>
         </w:rPr>
-        <w:t xml:space="preserve"> réteg tartalmazza az üzleti logikát. Itt történik például az adatok validálása, az ellenőrzések elvégzése és a hibák kezelése.</w:t>
+        <w:t xml:space="preserve"> réteg tartalmazza az üzleti logikát. Itt történik például az adatok </w:t>
+      </w:r>
+      <w:proofErr w:type="spellStart"/>
+      <w:r>
+        <w:rPr>
+          <w:rFonts w:eastAsia="Times New Roman" w:cstheme="minorHAnsi"/>
+          <w:lang w:eastAsia="hu-HU"/>
+        </w:rPr>
+        <w:t>validálása</w:t>
+      </w:r>
+      <w:proofErr w:type="spellEnd"/>
+      <w:r>
+        <w:rPr>
+          <w:rFonts w:eastAsia="Times New Roman" w:cstheme="minorHAnsi"/>
+          <w:lang w:eastAsia="hu-HU"/>
+        </w:rPr>
+        <w:t>, az ellenőrzések elvégzése és a hibák kezelése.</w:t>
       </w:r>
     </w:p>
     <w:p>
@@ -2203,6 +4195,7 @@
         </w:rPr>
         <w:t xml:space="preserve">A </w:t>
       </w:r>
+      <w:proofErr w:type="spellStart"/>
       <w:r>
         <w:rPr>
           <w:rFonts w:eastAsia="Times New Roman" w:cstheme="minorHAnsi"/>
@@ -2212,12 +4205,45 @@
         </w:rPr>
         <w:t>Repository</w:t>
       </w:r>
+      <w:proofErr w:type="spellEnd"/>
       <w:r>
         <w:rPr>
           <w:rFonts w:eastAsia="Times New Roman" w:cstheme="minorHAnsi"/>
           <w:lang w:eastAsia="hu-HU"/>
         </w:rPr>
-        <w:t xml:space="preserve"> réteg felelős az adatbázis műveletekért. Ez az egyetlen réteg amely közvetlenül kommunikál az adatbázissal Sequelize segítségével.</w:t>
+        <w:t xml:space="preserve"> réteg felelős az adatbázis műveletekért. Ez az egyetlen </w:t>
+      </w:r>
+      <w:proofErr w:type="gramStart"/>
+      <w:r>
+        <w:rPr>
+          <w:rFonts w:eastAsia="Times New Roman" w:cstheme="minorHAnsi"/>
+          <w:lang w:eastAsia="hu-HU"/>
+        </w:rPr>
+        <w:t>réteg</w:t>
+      </w:r>
+      <w:proofErr w:type="gramEnd"/>
+      <w:r>
+        <w:rPr>
+          <w:rFonts w:eastAsia="Times New Roman" w:cstheme="minorHAnsi"/>
+          <w:lang w:eastAsia="hu-HU"/>
+        </w:rPr>
+        <w:t xml:space="preserve"> amely közvetlenül kommunikál az adatbázissal </w:t>
+      </w:r>
+      <w:proofErr w:type="spellStart"/>
+      <w:r>
+        <w:rPr>
+          <w:rFonts w:eastAsia="Times New Roman" w:cstheme="minorHAnsi"/>
+          <w:lang w:eastAsia="hu-HU"/>
+        </w:rPr>
+        <w:t>Sequelize</w:t>
+      </w:r>
+      <w:proofErr w:type="spellEnd"/>
+      <w:r>
+        <w:rPr>
+          <w:rFonts w:eastAsia="Times New Roman" w:cstheme="minorHAnsi"/>
+          <w:lang w:eastAsia="hu-HU"/>
+        </w:rPr>
+        <w:t xml:space="preserve"> segítségével.</w:t>
       </w:r>
     </w:p>
     <w:p>
@@ -2240,8 +4266,13 @@
       <w:pPr>
         <w:spacing w:before="100" w:beforeAutospacing="1" w:after="100" w:afterAutospacing="1" w:line="240" w:lineRule="auto"/>
       </w:pPr>
-      <w:r>
-        <w:t>Controller:</w:t>
+      <w:proofErr w:type="spellStart"/>
+      <w:r>
+        <w:t>Controller</w:t>
+      </w:r>
+      <w:proofErr w:type="spellEnd"/>
+      <w:r>
+        <w:t>:</w:t>
       </w:r>
     </w:p>
     <w:p>
@@ -2256,12 +4287,87 @@
           <w:lang w:eastAsia="hu-HU"/>
         </w:rPr>
       </w:pPr>
+      <w:proofErr w:type="spellStart"/>
+      <w:proofErr w:type="gramStart"/>
       <w:r>
         <w:rPr>
           <w:rFonts w:ascii="Courier New" w:eastAsia="Times New Roman" w:hAnsi="Courier New" w:cs="Courier New"/>
           <w:lang w:eastAsia="hu-HU"/>
         </w:rPr>
-        <w:t>exports.createFoglalas = async (req, res, next) =&gt; {</w:t>
+        <w:t>exports.createFoglalas</w:t>
+      </w:r>
+      <w:proofErr w:type="spellEnd"/>
+      <w:proofErr w:type="gramEnd"/>
+      <w:r>
+        <w:rPr>
+          <w:rFonts w:ascii="Courier New" w:eastAsia="Times New Roman" w:hAnsi="Courier New" w:cs="Courier New"/>
+          <w:lang w:eastAsia="hu-HU"/>
+        </w:rPr>
+        <w:t xml:space="preserve"> = </w:t>
+      </w:r>
+      <w:proofErr w:type="spellStart"/>
+      <w:r>
+        <w:rPr>
+          <w:rFonts w:ascii="Courier New" w:eastAsia="Times New Roman" w:hAnsi="Courier New" w:cs="Courier New"/>
+          <w:lang w:eastAsia="hu-HU"/>
+        </w:rPr>
+        <w:t>async</w:t>
+      </w:r>
+      <w:proofErr w:type="spellEnd"/>
+      <w:r>
+        <w:rPr>
+          <w:rFonts w:ascii="Courier New" w:eastAsia="Times New Roman" w:hAnsi="Courier New" w:cs="Courier New"/>
+          <w:lang w:eastAsia="hu-HU"/>
+        </w:rPr>
+        <w:t xml:space="preserve"> (</w:t>
+      </w:r>
+      <w:proofErr w:type="spellStart"/>
+      <w:r>
+        <w:rPr>
+          <w:rFonts w:ascii="Courier New" w:eastAsia="Times New Roman" w:hAnsi="Courier New" w:cs="Courier New"/>
+          <w:lang w:eastAsia="hu-HU"/>
+        </w:rPr>
+        <w:t>req</w:t>
+      </w:r>
+      <w:proofErr w:type="spellEnd"/>
+      <w:r>
+        <w:rPr>
+          <w:rFonts w:ascii="Courier New" w:eastAsia="Times New Roman" w:hAnsi="Courier New" w:cs="Courier New"/>
+          <w:lang w:eastAsia="hu-HU"/>
+        </w:rPr>
+        <w:t xml:space="preserve">, </w:t>
+      </w:r>
+      <w:proofErr w:type="spellStart"/>
+      <w:r>
+        <w:rPr>
+          <w:rFonts w:ascii="Courier New" w:eastAsia="Times New Roman" w:hAnsi="Courier New" w:cs="Courier New"/>
+          <w:lang w:eastAsia="hu-HU"/>
+        </w:rPr>
+        <w:t>res</w:t>
+      </w:r>
+      <w:proofErr w:type="spellEnd"/>
+      <w:r>
+        <w:rPr>
+          <w:rFonts w:ascii="Courier New" w:eastAsia="Times New Roman" w:hAnsi="Courier New" w:cs="Courier New"/>
+          <w:lang w:eastAsia="hu-HU"/>
+        </w:rPr>
+        <w:t xml:space="preserve">, </w:t>
+      </w:r>
+      <w:proofErr w:type="spellStart"/>
+      <w:r>
+        <w:rPr>
+          <w:rFonts w:ascii="Courier New" w:eastAsia="Times New Roman" w:hAnsi="Courier New" w:cs="Courier New"/>
+          <w:lang w:eastAsia="hu-HU"/>
+        </w:rPr>
+        <w:t>next</w:t>
+      </w:r>
+      <w:proofErr w:type="spellEnd"/>
+      <w:r>
+        <w:rPr>
+          <w:rFonts w:ascii="Courier New" w:eastAsia="Times New Roman" w:hAnsi="Courier New" w:cs="Courier New"/>
+          <w:lang w:eastAsia="hu-HU"/>
+        </w:rPr>
+        <w:t>) =&gt; {</w:t>
       </w:r>
     </w:p>
     <w:p>
@@ -2281,7 +4387,48 @@
           <w:rFonts w:ascii="Courier New" w:eastAsia="Times New Roman" w:hAnsi="Courier New" w:cs="Courier New"/>
           <w:lang w:eastAsia="hu-HU"/>
         </w:rPr>
-        <w:t xml:space="preserve">    const t = await db.sequelize.transaction();</w:t>
+        <w:t xml:space="preserve">    const t = </w:t>
+      </w:r>
+      <w:proofErr w:type="spellStart"/>
+      <w:r>
+        <w:rPr>
+          <w:rFonts w:ascii="Courier New" w:eastAsia="Times New Roman" w:hAnsi="Courier New" w:cs="Courier New"/>
+          <w:lang w:eastAsia="hu-HU"/>
+        </w:rPr>
+        <w:t>await</w:t>
+      </w:r>
+      <w:proofErr w:type="spellEnd"/>
+      <w:r>
+        <w:rPr>
+          <w:rFonts w:ascii="Courier New" w:eastAsia="Times New Roman" w:hAnsi="Courier New" w:cs="Courier New"/>
+          <w:lang w:eastAsia="hu-HU"/>
+        </w:rPr>
+        <w:t xml:space="preserve"> </w:t>
+      </w:r>
+      <w:proofErr w:type="spellStart"/>
+      <w:proofErr w:type="gramStart"/>
+      <w:r>
+        <w:rPr>
+          <w:rFonts w:ascii="Courier New" w:eastAsia="Times New Roman" w:hAnsi="Courier New" w:cs="Courier New"/>
+          <w:lang w:eastAsia="hu-HU"/>
+        </w:rPr>
+        <w:t>db.sequelize</w:t>
+      </w:r>
+      <w:proofErr w:type="gramEnd"/>
+      <w:r>
+        <w:rPr>
+          <w:rFonts w:ascii="Courier New" w:eastAsia="Times New Roman" w:hAnsi="Courier New" w:cs="Courier New"/>
+          <w:lang w:eastAsia="hu-HU"/>
+        </w:rPr>
+        <w:t>.transaction</w:t>
+      </w:r>
+      <w:proofErr w:type="spellEnd"/>
+      <w:r>
+        <w:rPr>
+          <w:rFonts w:ascii="Courier New" w:eastAsia="Times New Roman" w:hAnsi="Courier New" w:cs="Courier New"/>
+          <w:lang w:eastAsia="hu-HU"/>
+        </w:rPr>
+        <w:t>();</w:t>
       </w:r>
     </w:p>
     <w:p>
@@ -2301,7 +4448,24 @@
           <w:rFonts w:ascii="Courier New" w:eastAsia="Times New Roman" w:hAnsi="Courier New" w:cs="Courier New"/>
           <w:lang w:eastAsia="hu-HU"/>
         </w:rPr>
-        <w:t xml:space="preserve">    try {</w:t>
+        <w:lastRenderedPageBreak/>
+        <w:t xml:space="preserve">    </w:t>
+      </w:r>
+      <w:proofErr w:type="spellStart"/>
+      <w:r>
+        <w:rPr>
+          <w:rFonts w:ascii="Courier New" w:eastAsia="Times New Roman" w:hAnsi="Courier New" w:cs="Courier New"/>
+          <w:lang w:eastAsia="hu-HU"/>
+        </w:rPr>
+        <w:t>try</w:t>
+      </w:r>
+      <w:proofErr w:type="spellEnd"/>
+      <w:r>
+        <w:rPr>
+          <w:rFonts w:ascii="Courier New" w:eastAsia="Times New Roman" w:hAnsi="Courier New" w:cs="Courier New"/>
+          <w:lang w:eastAsia="hu-HU"/>
+        </w:rPr>
+        <w:t xml:space="preserve"> {</w:t>
       </w:r>
     </w:p>
     <w:p>
@@ -2321,7 +4485,73 @@
           <w:rFonts w:ascii="Courier New" w:eastAsia="Times New Roman" w:hAnsi="Courier New" w:cs="Courier New"/>
           <w:lang w:eastAsia="hu-HU"/>
         </w:rPr>
-        <w:t xml:space="preserve">        const created = await foglalasService.createFoglalas(req.body, {</w:t>
+        <w:t xml:space="preserve">        const </w:t>
+      </w:r>
+      <w:proofErr w:type="spellStart"/>
+      <w:r>
+        <w:rPr>
+          <w:rFonts w:ascii="Courier New" w:eastAsia="Times New Roman" w:hAnsi="Courier New" w:cs="Courier New"/>
+          <w:lang w:eastAsia="hu-HU"/>
+        </w:rPr>
+        <w:t>created</w:t>
+      </w:r>
+      <w:proofErr w:type="spellEnd"/>
+      <w:r>
+        <w:rPr>
+          <w:rFonts w:ascii="Courier New" w:eastAsia="Times New Roman" w:hAnsi="Courier New" w:cs="Courier New"/>
+          <w:lang w:eastAsia="hu-HU"/>
+        </w:rPr>
+        <w:t xml:space="preserve"> = </w:t>
+      </w:r>
+      <w:proofErr w:type="spellStart"/>
+      <w:r>
+        <w:rPr>
+          <w:rFonts w:ascii="Courier New" w:eastAsia="Times New Roman" w:hAnsi="Courier New" w:cs="Courier New"/>
+          <w:lang w:eastAsia="hu-HU"/>
+        </w:rPr>
+        <w:t>await</w:t>
+      </w:r>
+      <w:proofErr w:type="spellEnd"/>
+      <w:r>
+        <w:rPr>
+          <w:rFonts w:ascii="Courier New" w:eastAsia="Times New Roman" w:hAnsi="Courier New" w:cs="Courier New"/>
+          <w:lang w:eastAsia="hu-HU"/>
+        </w:rPr>
+        <w:t xml:space="preserve"> </w:t>
+      </w:r>
+      <w:proofErr w:type="spellStart"/>
+      <w:r>
+        <w:rPr>
+          <w:rFonts w:ascii="Courier New" w:eastAsia="Times New Roman" w:hAnsi="Courier New" w:cs="Courier New"/>
+          <w:lang w:eastAsia="hu-HU"/>
+        </w:rPr>
+        <w:t>foglalasService.createFoglalas</w:t>
+      </w:r>
+      <w:proofErr w:type="spellEnd"/>
+      <w:r>
+        <w:rPr>
+          <w:rFonts w:ascii="Courier New" w:eastAsia="Times New Roman" w:hAnsi="Courier New" w:cs="Courier New"/>
+          <w:lang w:eastAsia="hu-HU"/>
+        </w:rPr>
+        <w:t>(</w:t>
+      </w:r>
+      <w:proofErr w:type="spellStart"/>
+      <w:proofErr w:type="gramStart"/>
+      <w:r>
+        <w:rPr>
+          <w:rFonts w:ascii="Courier New" w:eastAsia="Times New Roman" w:hAnsi="Courier New" w:cs="Courier New"/>
+          <w:lang w:eastAsia="hu-HU"/>
+        </w:rPr>
+        <w:t>req.body</w:t>
+      </w:r>
+      <w:proofErr w:type="spellEnd"/>
+      <w:proofErr w:type="gramEnd"/>
+      <w:r>
+        <w:rPr>
+          <w:rFonts w:ascii="Courier New" w:eastAsia="Times New Roman" w:hAnsi="Courier New" w:cs="Courier New"/>
+          <w:lang w:eastAsia="hu-HU"/>
+        </w:rPr>
+        <w:t>, {</w:t>
       </w:r>
     </w:p>
     <w:p>
@@ -2341,7 +4571,23 @@
           <w:rFonts w:ascii="Courier New" w:eastAsia="Times New Roman" w:hAnsi="Courier New" w:cs="Courier New"/>
           <w:lang w:eastAsia="hu-HU"/>
         </w:rPr>
-        <w:t xml:space="preserve">            transaction: t,</w:t>
+        <w:t xml:space="preserve">            </w:t>
+      </w:r>
+      <w:proofErr w:type="spellStart"/>
+      <w:r>
+        <w:rPr>
+          <w:rFonts w:ascii="Courier New" w:eastAsia="Times New Roman" w:hAnsi="Courier New" w:cs="Courier New"/>
+          <w:lang w:eastAsia="hu-HU"/>
+        </w:rPr>
+        <w:t>transaction</w:t>
+      </w:r>
+      <w:proofErr w:type="spellEnd"/>
+      <w:r>
+        <w:rPr>
+          <w:rFonts w:ascii="Courier New" w:eastAsia="Times New Roman" w:hAnsi="Courier New" w:cs="Courier New"/>
+          <w:lang w:eastAsia="hu-HU"/>
+        </w:rPr>
+        <w:t>: t,</w:t>
       </w:r>
     </w:p>
     <w:p>
@@ -2361,7 +4607,41 @@
           <w:rFonts w:ascii="Courier New" w:eastAsia="Times New Roman" w:hAnsi="Courier New" w:cs="Courier New"/>
           <w:lang w:eastAsia="hu-HU"/>
         </w:rPr>
-        <w:t xml:space="preserve">            lock: t.LOCK.UPDATE,</w:t>
+        <w:t xml:space="preserve">            </w:t>
+      </w:r>
+      <w:proofErr w:type="spellStart"/>
+      <w:r>
+        <w:rPr>
+          <w:rFonts w:ascii="Courier New" w:eastAsia="Times New Roman" w:hAnsi="Courier New" w:cs="Courier New"/>
+          <w:lang w:eastAsia="hu-HU"/>
+        </w:rPr>
+        <w:t>lock</w:t>
+      </w:r>
+      <w:proofErr w:type="spellEnd"/>
+      <w:r>
+        <w:rPr>
+          <w:rFonts w:ascii="Courier New" w:eastAsia="Times New Roman" w:hAnsi="Courier New" w:cs="Courier New"/>
+          <w:lang w:eastAsia="hu-HU"/>
+        </w:rPr>
+        <w:t xml:space="preserve">: </w:t>
+      </w:r>
+      <w:proofErr w:type="spellStart"/>
+      <w:proofErr w:type="gramStart"/>
+      <w:r>
+        <w:rPr>
+          <w:rFonts w:ascii="Courier New" w:eastAsia="Times New Roman" w:hAnsi="Courier New" w:cs="Courier New"/>
+          <w:lang w:eastAsia="hu-HU"/>
+        </w:rPr>
+        <w:t>t.LOCK.UPDATE</w:t>
+      </w:r>
+      <w:proofErr w:type="spellEnd"/>
+      <w:proofErr w:type="gramEnd"/>
+      <w:r>
+        <w:rPr>
+          <w:rFonts w:ascii="Courier New" w:eastAsia="Times New Roman" w:hAnsi="Courier New" w:cs="Courier New"/>
+          <w:lang w:eastAsia="hu-HU"/>
+        </w:rPr>
+        <w:t>,</w:t>
       </w:r>
     </w:p>
     <w:p>
@@ -2401,7 +4681,41 @@
           <w:rFonts w:ascii="Courier New" w:eastAsia="Times New Roman" w:hAnsi="Courier New" w:cs="Courier New"/>
           <w:lang w:eastAsia="hu-HU"/>
         </w:rPr>
-        <w:t xml:space="preserve">        await t.commit();</w:t>
+        <w:t xml:space="preserve">        </w:t>
+      </w:r>
+      <w:proofErr w:type="spellStart"/>
+      <w:r>
+        <w:rPr>
+          <w:rFonts w:ascii="Courier New" w:eastAsia="Times New Roman" w:hAnsi="Courier New" w:cs="Courier New"/>
+          <w:lang w:eastAsia="hu-HU"/>
+        </w:rPr>
+        <w:t>await</w:t>
+      </w:r>
+      <w:proofErr w:type="spellEnd"/>
+      <w:r>
+        <w:rPr>
+          <w:rFonts w:ascii="Courier New" w:eastAsia="Times New Roman" w:hAnsi="Courier New" w:cs="Courier New"/>
+          <w:lang w:eastAsia="hu-HU"/>
+        </w:rPr>
+        <w:t xml:space="preserve"> </w:t>
+      </w:r>
+      <w:proofErr w:type="spellStart"/>
+      <w:proofErr w:type="gramStart"/>
+      <w:r>
+        <w:rPr>
+          <w:rFonts w:ascii="Courier New" w:eastAsia="Times New Roman" w:hAnsi="Courier New" w:cs="Courier New"/>
+          <w:lang w:eastAsia="hu-HU"/>
+        </w:rPr>
+        <w:t>t.commit</w:t>
+      </w:r>
+      <w:proofErr w:type="spellEnd"/>
+      <w:proofErr w:type="gramEnd"/>
+      <w:r>
+        <w:rPr>
+          <w:rFonts w:ascii="Courier New" w:eastAsia="Times New Roman" w:hAnsi="Courier New" w:cs="Courier New"/>
+          <w:lang w:eastAsia="hu-HU"/>
+        </w:rPr>
+        <w:t>();</w:t>
       </w:r>
     </w:p>
     <w:p>
@@ -2421,7 +4735,57 @@
           <w:rFonts w:ascii="Courier New" w:eastAsia="Times New Roman" w:hAnsi="Courier New" w:cs="Courier New"/>
           <w:lang w:eastAsia="hu-HU"/>
         </w:rPr>
-        <w:t xml:space="preserve">        res.status(201).json(created);</w:t>
+        <w:t xml:space="preserve">        </w:t>
+      </w:r>
+      <w:proofErr w:type="spellStart"/>
+      <w:proofErr w:type="gramStart"/>
+      <w:r>
+        <w:rPr>
+          <w:rFonts w:ascii="Courier New" w:eastAsia="Times New Roman" w:hAnsi="Courier New" w:cs="Courier New"/>
+          <w:lang w:eastAsia="hu-HU"/>
+        </w:rPr>
+        <w:t>res.status</w:t>
+      </w:r>
+      <w:proofErr w:type="spellEnd"/>
+      <w:proofErr w:type="gramEnd"/>
+      <w:r>
+        <w:rPr>
+          <w:rFonts w:ascii="Courier New" w:eastAsia="Times New Roman" w:hAnsi="Courier New" w:cs="Courier New"/>
+          <w:lang w:eastAsia="hu-HU"/>
+        </w:rPr>
+        <w:t>(201).</w:t>
+      </w:r>
+      <w:proofErr w:type="spellStart"/>
+      <w:r>
+        <w:rPr>
+          <w:rFonts w:ascii="Courier New" w:eastAsia="Times New Roman" w:hAnsi="Courier New" w:cs="Courier New"/>
+          <w:lang w:eastAsia="hu-HU"/>
+        </w:rPr>
+        <w:t>json</w:t>
+      </w:r>
+      <w:proofErr w:type="spellEnd"/>
+      <w:r>
+        <w:rPr>
+          <w:rFonts w:ascii="Courier New" w:eastAsia="Times New Roman" w:hAnsi="Courier New" w:cs="Courier New"/>
+          <w:lang w:eastAsia="hu-HU"/>
+        </w:rPr>
+        <w:t>(</w:t>
+      </w:r>
+      <w:proofErr w:type="spellStart"/>
+      <w:r>
+        <w:rPr>
+          <w:rFonts w:ascii="Courier New" w:eastAsia="Times New Roman" w:hAnsi="Courier New" w:cs="Courier New"/>
+          <w:lang w:eastAsia="hu-HU"/>
+        </w:rPr>
+        <w:t>created</w:t>
+      </w:r>
+      <w:proofErr w:type="spellEnd"/>
+      <w:r>
+        <w:rPr>
+          <w:rFonts w:ascii="Courier New" w:eastAsia="Times New Roman" w:hAnsi="Courier New" w:cs="Courier New"/>
+          <w:lang w:eastAsia="hu-HU"/>
+        </w:rPr>
+        <w:t>);</w:t>
       </w:r>
     </w:p>
     <w:p>
@@ -2441,7 +4805,39 @@
           <w:rFonts w:ascii="Courier New" w:eastAsia="Times New Roman" w:hAnsi="Courier New" w:cs="Courier New"/>
           <w:lang w:eastAsia="hu-HU"/>
         </w:rPr>
-        <w:t xml:space="preserve">    } catch (error) {</w:t>
+        <w:t xml:space="preserve">    } </w:t>
+      </w:r>
+      <w:proofErr w:type="spellStart"/>
+      <w:r>
+        <w:rPr>
+          <w:rFonts w:ascii="Courier New" w:eastAsia="Times New Roman" w:hAnsi="Courier New" w:cs="Courier New"/>
+          <w:lang w:eastAsia="hu-HU"/>
+        </w:rPr>
+        <w:t>catch</w:t>
+      </w:r>
+      <w:proofErr w:type="spellEnd"/>
+      <w:r>
+        <w:rPr>
+          <w:rFonts w:ascii="Courier New" w:eastAsia="Times New Roman" w:hAnsi="Courier New" w:cs="Courier New"/>
+          <w:lang w:eastAsia="hu-HU"/>
+        </w:rPr>
+        <w:t xml:space="preserve"> (</w:t>
+      </w:r>
+      <w:proofErr w:type="spellStart"/>
+      <w:r>
+        <w:rPr>
+          <w:rFonts w:ascii="Courier New" w:eastAsia="Times New Roman" w:hAnsi="Courier New" w:cs="Courier New"/>
+          <w:lang w:eastAsia="hu-HU"/>
+        </w:rPr>
+        <w:t>error</w:t>
+      </w:r>
+      <w:proofErr w:type="spellEnd"/>
+      <w:r>
+        <w:rPr>
+          <w:rFonts w:ascii="Courier New" w:eastAsia="Times New Roman" w:hAnsi="Courier New" w:cs="Courier New"/>
+          <w:lang w:eastAsia="hu-HU"/>
+        </w:rPr>
+        <w:t>) {</w:t>
       </w:r>
     </w:p>
     <w:p>
@@ -2461,7 +4857,39 @@
           <w:rFonts w:ascii="Courier New" w:eastAsia="Times New Roman" w:hAnsi="Courier New" w:cs="Courier New"/>
           <w:lang w:eastAsia="hu-HU"/>
         </w:rPr>
-        <w:t xml:space="preserve">        await t.rollback();</w:t>
+        <w:t xml:space="preserve">        </w:t>
+      </w:r>
+      <w:proofErr w:type="spellStart"/>
+      <w:r>
+        <w:rPr>
+          <w:rFonts w:ascii="Courier New" w:eastAsia="Times New Roman" w:hAnsi="Courier New" w:cs="Courier New"/>
+          <w:lang w:eastAsia="hu-HU"/>
+        </w:rPr>
+        <w:t>await</w:t>
+      </w:r>
+      <w:proofErr w:type="spellEnd"/>
+      <w:r>
+        <w:rPr>
+          <w:rFonts w:ascii="Courier New" w:eastAsia="Times New Roman" w:hAnsi="Courier New" w:cs="Courier New"/>
+          <w:lang w:eastAsia="hu-HU"/>
+        </w:rPr>
+        <w:t xml:space="preserve"> </w:t>
+      </w:r>
+      <w:proofErr w:type="gramStart"/>
+      <w:r>
+        <w:rPr>
+          <w:rFonts w:ascii="Courier New" w:eastAsia="Times New Roman" w:hAnsi="Courier New" w:cs="Courier New"/>
+          <w:lang w:eastAsia="hu-HU"/>
+        </w:rPr>
+        <w:t>t.rollback</w:t>
+      </w:r>
+      <w:proofErr w:type="gramEnd"/>
+      <w:r>
+        <w:rPr>
+          <w:rFonts w:ascii="Courier New" w:eastAsia="Times New Roman" w:hAnsi="Courier New" w:cs="Courier New"/>
+          <w:lang w:eastAsia="hu-HU"/>
+        </w:rPr>
+        <w:t>();</w:t>
       </w:r>
     </w:p>
     <w:p>
@@ -2481,7 +4909,39 @@
           <w:rFonts w:ascii="Courier New" w:eastAsia="Times New Roman" w:hAnsi="Courier New" w:cs="Courier New"/>
           <w:lang w:eastAsia="hu-HU"/>
         </w:rPr>
-        <w:t xml:space="preserve">        next(error);</w:t>
+        <w:t xml:space="preserve">        </w:t>
+      </w:r>
+      <w:proofErr w:type="spellStart"/>
+      <w:r>
+        <w:rPr>
+          <w:rFonts w:ascii="Courier New" w:eastAsia="Times New Roman" w:hAnsi="Courier New" w:cs="Courier New"/>
+          <w:lang w:eastAsia="hu-HU"/>
+        </w:rPr>
+        <w:t>next</w:t>
+      </w:r>
+      <w:proofErr w:type="spellEnd"/>
+      <w:r>
+        <w:rPr>
+          <w:rFonts w:ascii="Courier New" w:eastAsia="Times New Roman" w:hAnsi="Courier New" w:cs="Courier New"/>
+          <w:lang w:eastAsia="hu-HU"/>
+        </w:rPr>
+        <w:t>(</w:t>
+      </w:r>
+      <w:proofErr w:type="spellStart"/>
+      <w:r>
+        <w:rPr>
+          <w:rFonts w:ascii="Courier New" w:eastAsia="Times New Roman" w:hAnsi="Courier New" w:cs="Courier New"/>
+          <w:lang w:eastAsia="hu-HU"/>
+        </w:rPr>
+        <w:t>error</w:t>
+      </w:r>
+      <w:proofErr w:type="spellEnd"/>
+      <w:r>
+        <w:rPr>
+          <w:rFonts w:ascii="Courier New" w:eastAsia="Times New Roman" w:hAnsi="Courier New" w:cs="Courier New"/>
+          <w:lang w:eastAsia="hu-HU"/>
+        </w:rPr>
+        <w:t>);</w:t>
       </w:r>
     </w:p>
     <w:p>
@@ -2526,7 +4986,23 @@
     </w:p>
     <w:p>
       <w:r>
-        <w:t>A Controller elindít egy tranzakciót, átadja a kérés törzsét a Service rétegnek, majd sikeres esetén véglegesíti a tranzakciót. Hiba esetén visszagörgeti azt és továbbítja a hibát a hibakezelő middleware felé.</w:t>
+        <w:t xml:space="preserve">A </w:t>
+      </w:r>
+      <w:proofErr w:type="spellStart"/>
+      <w:r>
+        <w:t>Controller</w:t>
+      </w:r>
+      <w:proofErr w:type="spellEnd"/>
+      <w:r>
+        <w:t xml:space="preserve"> elindít egy tranzakciót, átadja a kérés törzsét a Service rétegnek, majd sikeres esetén véglegesíti a tranzakciót. Hiba esetén visszagörgeti azt és továbbítja a hibát a hibakezelő </w:t>
+      </w:r>
+      <w:proofErr w:type="spellStart"/>
+      <w:r>
+        <w:t>middleware</w:t>
+      </w:r>
+      <w:proofErr w:type="spellEnd"/>
+      <w:r>
+        <w:t xml:space="preserve"> felé.</w:t>
       </w:r>
     </w:p>
     <w:p>
@@ -2551,11 +5027,63 @@
           <w:rFonts w:ascii="Courier New" w:hAnsi="Courier New" w:cs="Courier New"/>
         </w:rPr>
       </w:pPr>
-      <w:r>
-        <w:rPr>
-          <w:rFonts w:ascii="Courier New" w:hAnsi="Courier New" w:cs="Courier New"/>
-        </w:rPr>
-        <w:t>async createFoglalas(data, options = {}) {</w:t>
+      <w:proofErr w:type="spellStart"/>
+      <w:r>
+        <w:rPr>
+          <w:rFonts w:ascii="Courier New" w:hAnsi="Courier New" w:cs="Courier New"/>
+        </w:rPr>
+        <w:t>async</w:t>
+      </w:r>
+      <w:proofErr w:type="spellEnd"/>
+      <w:r>
+        <w:rPr>
+          <w:rFonts w:ascii="Courier New" w:hAnsi="Courier New" w:cs="Courier New"/>
+        </w:rPr>
+        <w:t xml:space="preserve"> </w:t>
+      </w:r>
+      <w:proofErr w:type="spellStart"/>
+      <w:proofErr w:type="gramStart"/>
+      <w:r>
+        <w:rPr>
+          <w:rFonts w:ascii="Courier New" w:hAnsi="Courier New" w:cs="Courier New"/>
+        </w:rPr>
+        <w:t>createFoglalas</w:t>
+      </w:r>
+      <w:proofErr w:type="spellEnd"/>
+      <w:r>
+        <w:rPr>
+          <w:rFonts w:ascii="Courier New" w:hAnsi="Courier New" w:cs="Courier New"/>
+        </w:rPr>
+        <w:t>(</w:t>
+      </w:r>
+      <w:proofErr w:type="spellStart"/>
+      <w:proofErr w:type="gramEnd"/>
+      <w:r>
+        <w:rPr>
+          <w:rFonts w:ascii="Courier New" w:hAnsi="Courier New" w:cs="Courier New"/>
+        </w:rPr>
+        <w:t>data</w:t>
+      </w:r>
+      <w:proofErr w:type="spellEnd"/>
+      <w:r>
+        <w:rPr>
+          <w:rFonts w:ascii="Courier New" w:hAnsi="Courier New" w:cs="Courier New"/>
+        </w:rPr>
+        <w:t xml:space="preserve">, </w:t>
+      </w:r>
+      <w:proofErr w:type="spellStart"/>
+      <w:r>
+        <w:rPr>
+          <w:rFonts w:ascii="Courier New" w:hAnsi="Courier New" w:cs="Courier New"/>
+        </w:rPr>
+        <w:t>options</w:t>
+      </w:r>
+      <w:proofErr w:type="spellEnd"/>
+      <w:r>
+        <w:rPr>
+          <w:rFonts w:ascii="Courier New" w:hAnsi="Courier New" w:cs="Courier New"/>
+        </w:rPr>
+        <w:t xml:space="preserve"> = {}) {</w:t>
       </w:r>
     </w:p>
     <w:p>
@@ -2573,7 +5101,77 @@
         <w:rPr>
           <w:rFonts w:ascii="Courier New" w:hAnsi="Courier New" w:cs="Courier New"/>
         </w:rPr>
-        <w:t xml:space="preserve">    if (!data.user_id || !data.asztal_id || !data.foglalas_datum) {</w:t>
+        <w:t xml:space="preserve">    </w:t>
+      </w:r>
+      <w:proofErr w:type="spellStart"/>
+      <w:r>
+        <w:rPr>
+          <w:rFonts w:ascii="Courier New" w:hAnsi="Courier New" w:cs="Courier New"/>
+        </w:rPr>
+        <w:t>if</w:t>
+      </w:r>
+      <w:proofErr w:type="spellEnd"/>
+      <w:r>
+        <w:rPr>
+          <w:rFonts w:ascii="Courier New" w:hAnsi="Courier New" w:cs="Courier New"/>
+        </w:rPr>
+        <w:t xml:space="preserve"> </w:t>
+      </w:r>
+      <w:proofErr w:type="gramStart"/>
+      <w:r>
+        <w:rPr>
+          <w:rFonts w:ascii="Courier New" w:hAnsi="Courier New" w:cs="Courier New"/>
+        </w:rPr>
+        <w:t>(!</w:t>
+      </w:r>
+      <w:proofErr w:type="spellStart"/>
+      <w:r>
+        <w:rPr>
+          <w:rFonts w:ascii="Courier New" w:hAnsi="Courier New" w:cs="Courier New"/>
+        </w:rPr>
+        <w:t>data</w:t>
+      </w:r>
+      <w:proofErr w:type="gramEnd"/>
+      <w:r>
+        <w:rPr>
+          <w:rFonts w:ascii="Courier New" w:hAnsi="Courier New" w:cs="Courier New"/>
+        </w:rPr>
+        <w:t>.user_id</w:t>
+      </w:r>
+      <w:proofErr w:type="spellEnd"/>
+      <w:r>
+        <w:rPr>
+          <w:rFonts w:ascii="Courier New" w:hAnsi="Courier New" w:cs="Courier New"/>
+        </w:rPr>
+        <w:t xml:space="preserve"> || !</w:t>
+      </w:r>
+      <w:proofErr w:type="spellStart"/>
+      <w:r>
+        <w:rPr>
+          <w:rFonts w:ascii="Courier New" w:hAnsi="Courier New" w:cs="Courier New"/>
+        </w:rPr>
+        <w:t>data.asztal_id</w:t>
+      </w:r>
+      <w:proofErr w:type="spellEnd"/>
+      <w:r>
+        <w:rPr>
+          <w:rFonts w:ascii="Courier New" w:hAnsi="Courier New" w:cs="Courier New"/>
+        </w:rPr>
+        <w:t xml:space="preserve"> || !</w:t>
+      </w:r>
+      <w:proofErr w:type="spellStart"/>
+      <w:r>
+        <w:rPr>
+          <w:rFonts w:ascii="Courier New" w:hAnsi="Courier New" w:cs="Courier New"/>
+        </w:rPr>
+        <w:t>data.foglalas_datum</w:t>
+      </w:r>
+      <w:proofErr w:type="spellEnd"/>
+      <w:r>
+        <w:rPr>
+          <w:rFonts w:ascii="Courier New" w:hAnsi="Courier New" w:cs="Courier New"/>
+        </w:rPr>
+        <w:t>) {</w:t>
       </w:r>
     </w:p>
     <w:p>
@@ -2591,7 +5189,57 @@
         <w:rPr>
           <w:rFonts w:ascii="Courier New" w:hAnsi="Courier New" w:cs="Courier New"/>
         </w:rPr>
-        <w:t xml:space="preserve">        throw new BadRequestError("Minden kötelező mezőt ki kell tölteni");</w:t>
+        <w:t xml:space="preserve">        </w:t>
+      </w:r>
+      <w:proofErr w:type="spellStart"/>
+      <w:r>
+        <w:rPr>
+          <w:rFonts w:ascii="Courier New" w:hAnsi="Courier New" w:cs="Courier New"/>
+        </w:rPr>
+        <w:t>throw</w:t>
+      </w:r>
+      <w:proofErr w:type="spellEnd"/>
+      <w:r>
+        <w:rPr>
+          <w:rFonts w:ascii="Courier New" w:hAnsi="Courier New" w:cs="Courier New"/>
+        </w:rPr>
+        <w:t xml:space="preserve"> </w:t>
+      </w:r>
+      <w:proofErr w:type="spellStart"/>
+      <w:r>
+        <w:rPr>
+          <w:rFonts w:ascii="Courier New" w:hAnsi="Courier New" w:cs="Courier New"/>
+        </w:rPr>
+        <w:t>new</w:t>
+      </w:r>
+      <w:proofErr w:type="spellEnd"/>
+      <w:r>
+        <w:rPr>
+          <w:rFonts w:ascii="Courier New" w:hAnsi="Courier New" w:cs="Courier New"/>
+        </w:rPr>
+        <w:t xml:space="preserve"> </w:t>
+      </w:r>
+      <w:proofErr w:type="spellStart"/>
+      <w:proofErr w:type="gramStart"/>
+      <w:r>
+        <w:rPr>
+          <w:rFonts w:ascii="Courier New" w:hAnsi="Courier New" w:cs="Courier New"/>
+        </w:rPr>
+        <w:t>BadRequestError</w:t>
+      </w:r>
+      <w:proofErr w:type="spellEnd"/>
+      <w:r>
+        <w:rPr>
+          <w:rFonts w:ascii="Courier New" w:hAnsi="Courier New" w:cs="Courier New"/>
+        </w:rPr>
+        <w:t>(</w:t>
+      </w:r>
+      <w:proofErr w:type="gramEnd"/>
+      <w:r>
+        <w:rPr>
+          <w:rFonts w:ascii="Courier New" w:hAnsi="Courier New" w:cs="Courier New"/>
+        </w:rPr>
+        <w:t>"Minden kötelező mezőt ki kell tölteni");</w:t>
       </w:r>
     </w:p>
     <w:p>
@@ -2639,7 +5287,79 @@
         <w:rPr>
           <w:rFonts w:ascii="Courier New" w:hAnsi="Courier New" w:cs="Courier New"/>
         </w:rPr>
-        <w:t xml:space="preserve">    const user = await this.userRepository.getUserById(data.user_id, options);</w:t>
+        <w:t xml:space="preserve">    const </w:t>
+      </w:r>
+      <w:proofErr w:type="spellStart"/>
+      <w:r>
+        <w:rPr>
+          <w:rFonts w:ascii="Courier New" w:hAnsi="Courier New" w:cs="Courier New"/>
+        </w:rPr>
+        <w:t>user</w:t>
+      </w:r>
+      <w:proofErr w:type="spellEnd"/>
+      <w:r>
+        <w:rPr>
+          <w:rFonts w:ascii="Courier New" w:hAnsi="Courier New" w:cs="Courier New"/>
+        </w:rPr>
+        <w:t xml:space="preserve"> = </w:t>
+      </w:r>
+      <w:proofErr w:type="spellStart"/>
+      <w:r>
+        <w:rPr>
+          <w:rFonts w:ascii="Courier New" w:hAnsi="Courier New" w:cs="Courier New"/>
+        </w:rPr>
+        <w:t>await</w:t>
+      </w:r>
+      <w:proofErr w:type="spellEnd"/>
+      <w:r>
+        <w:rPr>
+          <w:rFonts w:ascii="Courier New" w:hAnsi="Courier New" w:cs="Courier New"/>
+        </w:rPr>
+        <w:t xml:space="preserve"> </w:t>
+      </w:r>
+      <w:proofErr w:type="spellStart"/>
+      <w:proofErr w:type="gramStart"/>
+      <w:r>
+        <w:rPr>
+          <w:rFonts w:ascii="Courier New" w:hAnsi="Courier New" w:cs="Courier New"/>
+        </w:rPr>
+        <w:t>this.userRepository.getUserById</w:t>
+      </w:r>
+      <w:proofErr w:type="spellEnd"/>
+      <w:proofErr w:type="gramEnd"/>
+      <w:r>
+        <w:rPr>
+          <w:rFonts w:ascii="Courier New" w:hAnsi="Courier New" w:cs="Courier New"/>
+        </w:rPr>
+        <w:t>(</w:t>
+      </w:r>
+      <w:proofErr w:type="spellStart"/>
+      <w:r>
+        <w:rPr>
+          <w:rFonts w:ascii="Courier New" w:hAnsi="Courier New" w:cs="Courier New"/>
+        </w:rPr>
+        <w:t>data.user_id</w:t>
+      </w:r>
+      <w:proofErr w:type="spellEnd"/>
+      <w:r>
+        <w:rPr>
+          <w:rFonts w:ascii="Courier New" w:hAnsi="Courier New" w:cs="Courier New"/>
+        </w:rPr>
+        <w:t xml:space="preserve">, </w:t>
+      </w:r>
+      <w:proofErr w:type="spellStart"/>
+      <w:r>
+        <w:rPr>
+          <w:rFonts w:ascii="Courier New" w:hAnsi="Courier New" w:cs="Courier New"/>
+        </w:rPr>
+        <w:t>options</w:t>
+      </w:r>
+      <w:proofErr w:type="spellEnd"/>
+      <w:r>
+        <w:rPr>
+          <w:rFonts w:ascii="Courier New" w:hAnsi="Courier New" w:cs="Courier New"/>
+        </w:rPr>
+        <w:t>);</w:t>
       </w:r>
     </w:p>
     <w:p>
@@ -2657,7 +5377,85 @@
         <w:rPr>
           <w:rFonts w:ascii="Courier New" w:hAnsi="Courier New" w:cs="Courier New"/>
         </w:rPr>
-        <w:t xml:space="preserve">    if (!user) throw new NotFoundError("A megadott felhasználó nem létezik");</w:t>
+        <w:t xml:space="preserve">    </w:t>
+      </w:r>
+      <w:proofErr w:type="spellStart"/>
+      <w:r>
+        <w:rPr>
+          <w:rFonts w:ascii="Courier New" w:hAnsi="Courier New" w:cs="Courier New"/>
+        </w:rPr>
+        <w:t>if</w:t>
+      </w:r>
+      <w:proofErr w:type="spellEnd"/>
+      <w:r>
+        <w:rPr>
+          <w:rFonts w:ascii="Courier New" w:hAnsi="Courier New" w:cs="Courier New"/>
+        </w:rPr>
+        <w:t xml:space="preserve"> </w:t>
+      </w:r>
+      <w:proofErr w:type="gramStart"/>
+      <w:r>
+        <w:rPr>
+          <w:rFonts w:ascii="Courier New" w:hAnsi="Courier New" w:cs="Courier New"/>
+        </w:rPr>
+        <w:t>(!</w:t>
+      </w:r>
+      <w:proofErr w:type="spellStart"/>
+      <w:r>
+        <w:rPr>
+          <w:rFonts w:ascii="Courier New" w:hAnsi="Courier New" w:cs="Courier New"/>
+        </w:rPr>
+        <w:t>user</w:t>
+      </w:r>
+      <w:proofErr w:type="spellEnd"/>
+      <w:proofErr w:type="gramEnd"/>
+      <w:r>
+        <w:rPr>
+          <w:rFonts w:ascii="Courier New" w:hAnsi="Courier New" w:cs="Courier New"/>
+        </w:rPr>
+        <w:t xml:space="preserve">) </w:t>
+      </w:r>
+      <w:proofErr w:type="spellStart"/>
+      <w:r>
+        <w:rPr>
+          <w:rFonts w:ascii="Courier New" w:hAnsi="Courier New" w:cs="Courier New"/>
+        </w:rPr>
+        <w:t>throw</w:t>
+      </w:r>
+      <w:proofErr w:type="spellEnd"/>
+      <w:r>
+        <w:rPr>
+          <w:rFonts w:ascii="Courier New" w:hAnsi="Courier New" w:cs="Courier New"/>
+        </w:rPr>
+        <w:t xml:space="preserve"> </w:t>
+      </w:r>
+      <w:proofErr w:type="spellStart"/>
+      <w:r>
+        <w:rPr>
+          <w:rFonts w:ascii="Courier New" w:hAnsi="Courier New" w:cs="Courier New"/>
+        </w:rPr>
+        <w:t>new</w:t>
+      </w:r>
+      <w:proofErr w:type="spellEnd"/>
+      <w:r>
+        <w:rPr>
+          <w:rFonts w:ascii="Courier New" w:hAnsi="Courier New" w:cs="Courier New"/>
+        </w:rPr>
+        <w:t xml:space="preserve"> </w:t>
+      </w:r>
+      <w:proofErr w:type="spellStart"/>
+      <w:r>
+        <w:rPr>
+          <w:rFonts w:ascii="Courier New" w:hAnsi="Courier New" w:cs="Courier New"/>
+        </w:rPr>
+        <w:t>NotFoundError</w:t>
+      </w:r>
+      <w:proofErr w:type="spellEnd"/>
+      <w:r>
+        <w:rPr>
+          <w:rFonts w:ascii="Courier New" w:hAnsi="Courier New" w:cs="Courier New"/>
+        </w:rPr>
+        <w:t>("A megadott felhasználó nem létezik");</w:t>
       </w:r>
     </w:p>
     <w:p>
@@ -2687,7 +5485,65 @@
         <w:rPr>
           <w:rFonts w:ascii="Courier New" w:hAnsi="Courier New" w:cs="Courier New"/>
         </w:rPr>
-        <w:t xml:space="preserve">    const asztal = await this.asztalRepository.getAsztalById(data.asztal_id, options);</w:t>
+        <w:t xml:space="preserve">    const asztal = </w:t>
+      </w:r>
+      <w:proofErr w:type="spellStart"/>
+      <w:r>
+        <w:rPr>
+          <w:rFonts w:ascii="Courier New" w:hAnsi="Courier New" w:cs="Courier New"/>
+        </w:rPr>
+        <w:t>await</w:t>
+      </w:r>
+      <w:proofErr w:type="spellEnd"/>
+      <w:r>
+        <w:rPr>
+          <w:rFonts w:ascii="Courier New" w:hAnsi="Courier New" w:cs="Courier New"/>
+        </w:rPr>
+        <w:t xml:space="preserve"> </w:t>
+      </w:r>
+      <w:proofErr w:type="spellStart"/>
+      <w:proofErr w:type="gramStart"/>
+      <w:r>
+        <w:rPr>
+          <w:rFonts w:ascii="Courier New" w:hAnsi="Courier New" w:cs="Courier New"/>
+        </w:rPr>
+        <w:t>this.asztalRepository.getAsztalById</w:t>
+      </w:r>
+      <w:proofErr w:type="spellEnd"/>
+      <w:proofErr w:type="gramEnd"/>
+      <w:r>
+        <w:rPr>
+          <w:rFonts w:ascii="Courier New" w:hAnsi="Courier New" w:cs="Courier New"/>
+        </w:rPr>
+        <w:t>(</w:t>
+      </w:r>
+      <w:proofErr w:type="spellStart"/>
+      <w:r>
+        <w:rPr>
+          <w:rFonts w:ascii="Courier New" w:hAnsi="Courier New" w:cs="Courier New"/>
+        </w:rPr>
+        <w:t>data.asztal_id</w:t>
+      </w:r>
+      <w:proofErr w:type="spellEnd"/>
+      <w:r>
+        <w:rPr>
+          <w:rFonts w:ascii="Courier New" w:hAnsi="Courier New" w:cs="Courier New"/>
+        </w:rPr>
+        <w:t xml:space="preserve">, </w:t>
+      </w:r>
+      <w:proofErr w:type="spellStart"/>
+      <w:r>
+        <w:rPr>
+          <w:rFonts w:ascii="Courier New" w:hAnsi="Courier New" w:cs="Courier New"/>
+        </w:rPr>
+        <w:t>options</w:t>
+      </w:r>
+      <w:proofErr w:type="spellEnd"/>
+      <w:r>
+        <w:rPr>
+          <w:rFonts w:ascii="Courier New" w:hAnsi="Courier New" w:cs="Courier New"/>
+        </w:rPr>
+        <w:t>);</w:t>
       </w:r>
     </w:p>
     <w:p>
@@ -2705,7 +5561,77 @@
         <w:rPr>
           <w:rFonts w:ascii="Courier New" w:hAnsi="Courier New" w:cs="Courier New"/>
         </w:rPr>
-        <w:t xml:space="preserve">    if (!asztal) throw new NotFoundError("A megadott asztal nem létezik");</w:t>
+        <w:t xml:space="preserve">    </w:t>
+      </w:r>
+      <w:proofErr w:type="spellStart"/>
+      <w:r>
+        <w:rPr>
+          <w:rFonts w:ascii="Courier New" w:hAnsi="Courier New" w:cs="Courier New"/>
+        </w:rPr>
+        <w:t>if</w:t>
+      </w:r>
+      <w:proofErr w:type="spellEnd"/>
+      <w:r>
+        <w:rPr>
+          <w:rFonts w:ascii="Courier New" w:hAnsi="Courier New" w:cs="Courier New"/>
+        </w:rPr>
+        <w:t xml:space="preserve"> </w:t>
+      </w:r>
+      <w:proofErr w:type="gramStart"/>
+      <w:r>
+        <w:rPr>
+          <w:rFonts w:ascii="Courier New" w:hAnsi="Courier New" w:cs="Courier New"/>
+        </w:rPr>
+        <w:t>(!asztal</w:t>
+      </w:r>
+      <w:proofErr w:type="gramEnd"/>
+      <w:r>
+        <w:rPr>
+          <w:rFonts w:ascii="Courier New" w:hAnsi="Courier New" w:cs="Courier New"/>
+        </w:rPr>
+        <w:t xml:space="preserve">) </w:t>
+      </w:r>
+      <w:proofErr w:type="spellStart"/>
+      <w:r>
+        <w:rPr>
+          <w:rFonts w:ascii="Courier New" w:hAnsi="Courier New" w:cs="Courier New"/>
+        </w:rPr>
+        <w:t>throw</w:t>
+      </w:r>
+      <w:proofErr w:type="spellEnd"/>
+      <w:r>
+        <w:rPr>
+          <w:rFonts w:ascii="Courier New" w:hAnsi="Courier New" w:cs="Courier New"/>
+        </w:rPr>
+        <w:t xml:space="preserve"> </w:t>
+      </w:r>
+      <w:proofErr w:type="spellStart"/>
+      <w:r>
+        <w:rPr>
+          <w:rFonts w:ascii="Courier New" w:hAnsi="Courier New" w:cs="Courier New"/>
+        </w:rPr>
+        <w:t>new</w:t>
+      </w:r>
+      <w:proofErr w:type="spellEnd"/>
+      <w:r>
+        <w:rPr>
+          <w:rFonts w:ascii="Courier New" w:hAnsi="Courier New" w:cs="Courier New"/>
+        </w:rPr>
+        <w:t xml:space="preserve"> </w:t>
+      </w:r>
+      <w:proofErr w:type="spellStart"/>
+      <w:r>
+        <w:rPr>
+          <w:rFonts w:ascii="Courier New" w:hAnsi="Courier New" w:cs="Courier New"/>
+        </w:rPr>
+        <w:t>NotFoundError</w:t>
+      </w:r>
+      <w:proofErr w:type="spellEnd"/>
+      <w:r>
+        <w:rPr>
+          <w:rFonts w:ascii="Courier New" w:hAnsi="Courier New" w:cs="Courier New"/>
+        </w:rPr>
+        <w:t>("A megadott asztal nem létezik");</w:t>
       </w:r>
     </w:p>
     <w:p>
@@ -2735,7 +5661,79 @@
         <w:rPr>
           <w:rFonts w:ascii="Courier New" w:hAnsi="Courier New" w:cs="Courier New"/>
         </w:rPr>
-        <w:t xml:space="preserve">    return await this.foglalasRepository.createFoglalas(data, options);</w:t>
+        <w:t xml:space="preserve">    </w:t>
+      </w:r>
+      <w:proofErr w:type="spellStart"/>
+      <w:r>
+        <w:rPr>
+          <w:rFonts w:ascii="Courier New" w:hAnsi="Courier New" w:cs="Courier New"/>
+        </w:rPr>
+        <w:t>return</w:t>
+      </w:r>
+      <w:proofErr w:type="spellEnd"/>
+      <w:r>
+        <w:rPr>
+          <w:rFonts w:ascii="Courier New" w:hAnsi="Courier New" w:cs="Courier New"/>
+        </w:rPr>
+        <w:t xml:space="preserve"> </w:t>
+      </w:r>
+      <w:proofErr w:type="spellStart"/>
+      <w:r>
+        <w:rPr>
+          <w:rFonts w:ascii="Courier New" w:hAnsi="Courier New" w:cs="Courier New"/>
+        </w:rPr>
+        <w:t>await</w:t>
+      </w:r>
+      <w:proofErr w:type="spellEnd"/>
+      <w:r>
+        <w:rPr>
+          <w:rFonts w:ascii="Courier New" w:hAnsi="Courier New" w:cs="Courier New"/>
+        </w:rPr>
+        <w:t xml:space="preserve"> </w:t>
+      </w:r>
+      <w:proofErr w:type="spellStart"/>
+      <w:proofErr w:type="gramStart"/>
+      <w:r>
+        <w:rPr>
+          <w:rFonts w:ascii="Courier New" w:hAnsi="Courier New" w:cs="Courier New"/>
+        </w:rPr>
+        <w:t>this.foglalasRepository.createFoglalas</w:t>
+      </w:r>
+      <w:proofErr w:type="spellEnd"/>
+      <w:proofErr w:type="gramEnd"/>
+      <w:r>
+        <w:rPr>
+          <w:rFonts w:ascii="Courier New" w:hAnsi="Courier New" w:cs="Courier New"/>
+        </w:rPr>
+        <w:t>(</w:t>
+      </w:r>
+      <w:proofErr w:type="spellStart"/>
+      <w:r>
+        <w:rPr>
+          <w:rFonts w:ascii="Courier New" w:hAnsi="Courier New" w:cs="Courier New"/>
+        </w:rPr>
+        <w:t>data</w:t>
+      </w:r>
+      <w:proofErr w:type="spellEnd"/>
+      <w:r>
+        <w:rPr>
+          <w:rFonts w:ascii="Courier New" w:hAnsi="Courier New" w:cs="Courier New"/>
+        </w:rPr>
+        <w:t xml:space="preserve">, </w:t>
+      </w:r>
+      <w:proofErr w:type="spellStart"/>
+      <w:r>
+        <w:rPr>
+          <w:rFonts w:ascii="Courier New" w:hAnsi="Courier New" w:cs="Courier New"/>
+        </w:rPr>
+        <w:t>options</w:t>
+      </w:r>
+      <w:proofErr w:type="spellEnd"/>
+      <w:r>
+        <w:rPr>
+          <w:rFonts w:ascii="Courier New" w:hAnsi="Courier New" w:cs="Courier New"/>
+        </w:rPr>
+        <w:t>);</w:t>
       </w:r>
     </w:p>
     <w:p>
@@ -2758,13 +5756,42 @@
     </w:p>
     <w:p>
       <w:r>
-        <w:t>A Service réteg ellenőrzi hogy minden kötelező mező meg van-e adva, majd ellenőrzi hogy a megadott felhasználó és asztal létezik-e az adatbázisban. Ha valamelyik ellenőrzés sikertelen, hibát dob amely a hibakezelő middleware-hez kerül.</w:t>
+        <w:t xml:space="preserve">A Service réteg </w:t>
+      </w:r>
+      <w:proofErr w:type="gramStart"/>
+      <w:r>
+        <w:t>ellenőrzi</w:t>
+      </w:r>
+      <w:proofErr w:type="gramEnd"/>
+      <w:r>
+        <w:t xml:space="preserve"> hogy minden kötelező mező meg van-e adva, majd ellenőrzi hogy a megadott felhasználó és asztal létezik-e az adatbázisban. Ha valamelyik ellenőrzés sikertelen, hibát </w:t>
+      </w:r>
+      <w:proofErr w:type="gramStart"/>
+      <w:r>
+        <w:t>dob</w:t>
+      </w:r>
+      <w:proofErr w:type="gramEnd"/>
+      <w:r>
+        <w:t xml:space="preserve"> amely a hibakezelő </w:t>
+      </w:r>
+      <w:proofErr w:type="spellStart"/>
+      <w:r>
+        <w:t>middleware-hez</w:t>
+      </w:r>
+      <w:proofErr w:type="spellEnd"/>
+      <w:r>
+        <w:t xml:space="preserve"> kerül.</w:t>
       </w:r>
     </w:p>
     <w:p/>
     <w:p>
-      <w:r>
-        <w:t>Repository:</w:t>
+      <w:proofErr w:type="spellStart"/>
+      <w:r>
+        <w:t>Repository</w:t>
+      </w:r>
+      <w:proofErr w:type="spellEnd"/>
+      <w:r>
+        <w:t>:</w:t>
       </w:r>
     </w:p>
     <w:p>
@@ -2778,11 +5805,63 @@
           <w:rFonts w:ascii="Courier New" w:hAnsi="Courier New" w:cs="Courier New"/>
         </w:rPr>
       </w:pPr>
-      <w:r>
-        <w:rPr>
-          <w:rFonts w:ascii="Courier New" w:hAnsi="Courier New" w:cs="Courier New"/>
-        </w:rPr>
-        <w:t>async createFoglalas(data, options = {}) {</w:t>
+      <w:proofErr w:type="spellStart"/>
+      <w:r>
+        <w:rPr>
+          <w:rFonts w:ascii="Courier New" w:hAnsi="Courier New" w:cs="Courier New"/>
+        </w:rPr>
+        <w:t>async</w:t>
+      </w:r>
+      <w:proofErr w:type="spellEnd"/>
+      <w:r>
+        <w:rPr>
+          <w:rFonts w:ascii="Courier New" w:hAnsi="Courier New" w:cs="Courier New"/>
+        </w:rPr>
+        <w:t xml:space="preserve"> </w:t>
+      </w:r>
+      <w:proofErr w:type="spellStart"/>
+      <w:proofErr w:type="gramStart"/>
+      <w:r>
+        <w:rPr>
+          <w:rFonts w:ascii="Courier New" w:hAnsi="Courier New" w:cs="Courier New"/>
+        </w:rPr>
+        <w:t>createFoglalas</w:t>
+      </w:r>
+      <w:proofErr w:type="spellEnd"/>
+      <w:r>
+        <w:rPr>
+          <w:rFonts w:ascii="Courier New" w:hAnsi="Courier New" w:cs="Courier New"/>
+        </w:rPr>
+        <w:t>(</w:t>
+      </w:r>
+      <w:proofErr w:type="spellStart"/>
+      <w:proofErr w:type="gramEnd"/>
+      <w:r>
+        <w:rPr>
+          <w:rFonts w:ascii="Courier New" w:hAnsi="Courier New" w:cs="Courier New"/>
+        </w:rPr>
+        <w:t>data</w:t>
+      </w:r>
+      <w:proofErr w:type="spellEnd"/>
+      <w:r>
+        <w:rPr>
+          <w:rFonts w:ascii="Courier New" w:hAnsi="Courier New" w:cs="Courier New"/>
+        </w:rPr>
+        <w:t xml:space="preserve">, </w:t>
+      </w:r>
+      <w:proofErr w:type="spellStart"/>
+      <w:r>
+        <w:rPr>
+          <w:rFonts w:ascii="Courier New" w:hAnsi="Courier New" w:cs="Courier New"/>
+        </w:rPr>
+        <w:t>options</w:t>
+      </w:r>
+      <w:proofErr w:type="spellEnd"/>
+      <w:r>
+        <w:rPr>
+          <w:rFonts w:ascii="Courier New" w:hAnsi="Courier New" w:cs="Courier New"/>
+        </w:rPr>
+        <w:t xml:space="preserve"> = {}) {</w:t>
       </w:r>
     </w:p>
     <w:p>
@@ -2800,7 +5879,65 @@
         <w:rPr>
           <w:rFonts w:ascii="Courier New" w:hAnsi="Courier New" w:cs="Courier New"/>
         </w:rPr>
-        <w:t xml:space="preserve">    return await this.Foglalas.create(data, {</w:t>
+        <w:t xml:space="preserve">    </w:t>
+      </w:r>
+      <w:proofErr w:type="spellStart"/>
+      <w:r>
+        <w:rPr>
+          <w:rFonts w:ascii="Courier New" w:hAnsi="Courier New" w:cs="Courier New"/>
+        </w:rPr>
+        <w:t>return</w:t>
+      </w:r>
+      <w:proofErr w:type="spellEnd"/>
+      <w:r>
+        <w:rPr>
+          <w:rFonts w:ascii="Courier New" w:hAnsi="Courier New" w:cs="Courier New"/>
+        </w:rPr>
+        <w:t xml:space="preserve"> </w:t>
+      </w:r>
+      <w:proofErr w:type="spellStart"/>
+      <w:r>
+        <w:rPr>
+          <w:rFonts w:ascii="Courier New" w:hAnsi="Courier New" w:cs="Courier New"/>
+        </w:rPr>
+        <w:t>await</w:t>
+      </w:r>
+      <w:proofErr w:type="spellEnd"/>
+      <w:r>
+        <w:rPr>
+          <w:rFonts w:ascii="Courier New" w:hAnsi="Courier New" w:cs="Courier New"/>
+        </w:rPr>
+        <w:t xml:space="preserve"> </w:t>
+      </w:r>
+      <w:proofErr w:type="spellStart"/>
+      <w:proofErr w:type="gramStart"/>
+      <w:r>
+        <w:rPr>
+          <w:rFonts w:ascii="Courier New" w:hAnsi="Courier New" w:cs="Courier New"/>
+        </w:rPr>
+        <w:t>this.Foglalas.create</w:t>
+      </w:r>
+      <w:proofErr w:type="spellEnd"/>
+      <w:proofErr w:type="gramEnd"/>
+      <w:r>
+        <w:rPr>
+          <w:rFonts w:ascii="Courier New" w:hAnsi="Courier New" w:cs="Courier New"/>
+        </w:rPr>
+        <w:t>(</w:t>
+      </w:r>
+      <w:proofErr w:type="spellStart"/>
+      <w:r>
+        <w:rPr>
+          <w:rFonts w:ascii="Courier New" w:hAnsi="Courier New" w:cs="Courier New"/>
+        </w:rPr>
+        <w:t>data</w:t>
+      </w:r>
+      <w:proofErr w:type="spellEnd"/>
+      <w:r>
+        <w:rPr>
+          <w:rFonts w:ascii="Courier New" w:hAnsi="Courier New" w:cs="Courier New"/>
+        </w:rPr>
+        <w:t>, {</w:t>
       </w:r>
     </w:p>
     <w:p>
@@ -2818,7 +5955,37 @@
         <w:rPr>
           <w:rFonts w:ascii="Courier New" w:hAnsi="Courier New" w:cs="Courier New"/>
         </w:rPr>
-        <w:t xml:space="preserve">        transaction: options.transaction,</w:t>
+        <w:t xml:space="preserve">        </w:t>
+      </w:r>
+      <w:proofErr w:type="spellStart"/>
+      <w:r>
+        <w:rPr>
+          <w:rFonts w:ascii="Courier New" w:hAnsi="Courier New" w:cs="Courier New"/>
+        </w:rPr>
+        <w:t>transaction</w:t>
+      </w:r>
+      <w:proofErr w:type="spellEnd"/>
+      <w:r>
+        <w:rPr>
+          <w:rFonts w:ascii="Courier New" w:hAnsi="Courier New" w:cs="Courier New"/>
+        </w:rPr>
+        <w:t xml:space="preserve">: </w:t>
+      </w:r>
+      <w:proofErr w:type="spellStart"/>
+      <w:proofErr w:type="gramStart"/>
+      <w:r>
+        <w:rPr>
+          <w:rFonts w:ascii="Courier New" w:hAnsi="Courier New" w:cs="Courier New"/>
+        </w:rPr>
+        <w:t>options.transaction</w:t>
+      </w:r>
+      <w:proofErr w:type="spellEnd"/>
+      <w:proofErr w:type="gramEnd"/>
+      <w:r>
+        <w:rPr>
+          <w:rFonts w:ascii="Courier New" w:hAnsi="Courier New" w:cs="Courier New"/>
+        </w:rPr>
+        <w:t>,</w:t>
       </w:r>
     </w:p>
     <w:p>
@@ -2859,7 +6026,15 @@
     </w:p>
     <w:p>
       <w:r>
-        <w:t>A Repository réteg csak az adatbázis műveletet végzi el, semmi mást.</w:t>
+        <w:t xml:space="preserve">A </w:t>
+      </w:r>
+      <w:proofErr w:type="spellStart"/>
+      <w:r>
+        <w:t>Repository</w:t>
+      </w:r>
+      <w:proofErr w:type="spellEnd"/>
+      <w:r>
+        <w:t xml:space="preserve"> réteg csak az adatbázis műveletet végzi el, semmi mást.</w:t>
       </w:r>
     </w:p>
     <w:p/>
@@ -2910,7 +6085,23 @@
           <w:rFonts w:eastAsia="Times New Roman" w:cstheme="minorHAnsi"/>
           <w:lang w:eastAsia="hu-HU"/>
         </w:rPr>
-        <w:t>Például a foglalás létrehozásakor a frontend először létrehoz egy foglalást, majd egy foglalasiadatok sort is. Ha a második művelet sikertelen, az első is visszagörgetésre kerül:</w:t>
+        <w:t xml:space="preserve">Például a foglalás létrehozásakor a frontend először létrehoz egy foglalást, majd egy </w:t>
+      </w:r>
+      <w:proofErr w:type="spellStart"/>
+      <w:r>
+        <w:rPr>
+          <w:rFonts w:eastAsia="Times New Roman" w:cstheme="minorHAnsi"/>
+          <w:lang w:eastAsia="hu-HU"/>
+        </w:rPr>
+        <w:t>foglalasiadatok</w:t>
+      </w:r>
+      <w:proofErr w:type="spellEnd"/>
+      <w:r>
+        <w:rPr>
+          <w:rFonts w:eastAsia="Times New Roman" w:cstheme="minorHAnsi"/>
+          <w:lang w:eastAsia="hu-HU"/>
+        </w:rPr>
+        <w:t xml:space="preserve"> sort is. Ha a második művelet sikertelen, az első is visszagörgetésre kerül:</w:t>
       </w:r>
     </w:p>
     <w:p>
@@ -2928,7 +6119,43 @@
         <w:rPr>
           <w:rFonts w:ascii="Courier New" w:hAnsi="Courier New" w:cs="Courier New"/>
         </w:rPr>
-        <w:t>const t = await db.sequelize.transaction();</w:t>
+        <w:t xml:space="preserve">const t = </w:t>
+      </w:r>
+      <w:proofErr w:type="spellStart"/>
+      <w:r>
+        <w:rPr>
+          <w:rFonts w:ascii="Courier New" w:hAnsi="Courier New" w:cs="Courier New"/>
+        </w:rPr>
+        <w:t>await</w:t>
+      </w:r>
+      <w:proofErr w:type="spellEnd"/>
+      <w:r>
+        <w:rPr>
+          <w:rFonts w:ascii="Courier New" w:hAnsi="Courier New" w:cs="Courier New"/>
+        </w:rPr>
+        <w:t xml:space="preserve"> </w:t>
+      </w:r>
+      <w:proofErr w:type="spellStart"/>
+      <w:proofErr w:type="gramStart"/>
+      <w:r>
+        <w:rPr>
+          <w:rFonts w:ascii="Courier New" w:hAnsi="Courier New" w:cs="Courier New"/>
+        </w:rPr>
+        <w:t>db.sequelize</w:t>
+      </w:r>
+      <w:proofErr w:type="gramEnd"/>
+      <w:r>
+        <w:rPr>
+          <w:rFonts w:ascii="Courier New" w:hAnsi="Courier New" w:cs="Courier New"/>
+        </w:rPr>
+        <w:t>.transaction</w:t>
+      </w:r>
+      <w:proofErr w:type="spellEnd"/>
+      <w:r>
+        <w:rPr>
+          <w:rFonts w:ascii="Courier New" w:hAnsi="Courier New" w:cs="Courier New"/>
+        </w:rPr>
+        <w:t>();</w:t>
       </w:r>
     </w:p>
     <w:p>
@@ -2942,11 +6169,19 @@
           <w:rFonts w:ascii="Courier New" w:hAnsi="Courier New" w:cs="Courier New"/>
         </w:rPr>
       </w:pPr>
-      <w:r>
-        <w:rPr>
-          <w:rFonts w:ascii="Courier New" w:hAnsi="Courier New" w:cs="Courier New"/>
-        </w:rPr>
-        <w:t>try {</w:t>
+      <w:proofErr w:type="spellStart"/>
+      <w:r>
+        <w:rPr>
+          <w:rFonts w:ascii="Courier New" w:hAnsi="Courier New" w:cs="Courier New"/>
+        </w:rPr>
+        <w:t>try</w:t>
+      </w:r>
+      <w:proofErr w:type="spellEnd"/>
+      <w:r>
+        <w:rPr>
+          <w:rFonts w:ascii="Courier New" w:hAnsi="Courier New" w:cs="Courier New"/>
+        </w:rPr>
+        <w:t xml:space="preserve"> {</w:t>
       </w:r>
     </w:p>
     <w:p>
@@ -2964,7 +6199,65 @@
         <w:rPr>
           <w:rFonts w:ascii="Courier New" w:hAnsi="Courier New" w:cs="Courier New"/>
         </w:rPr>
-        <w:t xml:space="preserve">    const created = await foglalasService.createFoglalas(req.body, {</w:t>
+        <w:t xml:space="preserve">    const </w:t>
+      </w:r>
+      <w:proofErr w:type="spellStart"/>
+      <w:r>
+        <w:rPr>
+          <w:rFonts w:ascii="Courier New" w:hAnsi="Courier New" w:cs="Courier New"/>
+        </w:rPr>
+        <w:t>created</w:t>
+      </w:r>
+      <w:proofErr w:type="spellEnd"/>
+      <w:r>
+        <w:rPr>
+          <w:rFonts w:ascii="Courier New" w:hAnsi="Courier New" w:cs="Courier New"/>
+        </w:rPr>
+        <w:t xml:space="preserve"> = </w:t>
+      </w:r>
+      <w:proofErr w:type="spellStart"/>
+      <w:r>
+        <w:rPr>
+          <w:rFonts w:ascii="Courier New" w:hAnsi="Courier New" w:cs="Courier New"/>
+        </w:rPr>
+        <w:t>await</w:t>
+      </w:r>
+      <w:proofErr w:type="spellEnd"/>
+      <w:r>
+        <w:rPr>
+          <w:rFonts w:ascii="Courier New" w:hAnsi="Courier New" w:cs="Courier New"/>
+        </w:rPr>
+        <w:t xml:space="preserve"> </w:t>
+      </w:r>
+      <w:proofErr w:type="spellStart"/>
+      <w:r>
+        <w:rPr>
+          <w:rFonts w:ascii="Courier New" w:hAnsi="Courier New" w:cs="Courier New"/>
+        </w:rPr>
+        <w:t>foglalasService.createFoglalas</w:t>
+      </w:r>
+      <w:proofErr w:type="spellEnd"/>
+      <w:r>
+        <w:rPr>
+          <w:rFonts w:ascii="Courier New" w:hAnsi="Courier New" w:cs="Courier New"/>
+        </w:rPr>
+        <w:t>(</w:t>
+      </w:r>
+      <w:proofErr w:type="spellStart"/>
+      <w:proofErr w:type="gramStart"/>
+      <w:r>
+        <w:rPr>
+          <w:rFonts w:ascii="Courier New" w:hAnsi="Courier New" w:cs="Courier New"/>
+        </w:rPr>
+        <w:t>req.body</w:t>
+      </w:r>
+      <w:proofErr w:type="spellEnd"/>
+      <w:proofErr w:type="gramEnd"/>
+      <w:r>
+        <w:rPr>
+          <w:rFonts w:ascii="Courier New" w:hAnsi="Courier New" w:cs="Courier New"/>
+        </w:rPr>
+        <w:t>, {</w:t>
       </w:r>
     </w:p>
     <w:p>
@@ -2982,7 +6275,21 @@
         <w:rPr>
           <w:rFonts w:ascii="Courier New" w:hAnsi="Courier New" w:cs="Courier New"/>
         </w:rPr>
-        <w:t xml:space="preserve">        transaction: t,</w:t>
+        <w:t xml:space="preserve">        </w:t>
+      </w:r>
+      <w:proofErr w:type="spellStart"/>
+      <w:r>
+        <w:rPr>
+          <w:rFonts w:ascii="Courier New" w:hAnsi="Courier New" w:cs="Courier New"/>
+        </w:rPr>
+        <w:t>transaction</w:t>
+      </w:r>
+      <w:proofErr w:type="spellEnd"/>
+      <w:r>
+        <w:rPr>
+          <w:rFonts w:ascii="Courier New" w:hAnsi="Courier New" w:cs="Courier New"/>
+        </w:rPr>
+        <w:t>: t,</w:t>
       </w:r>
     </w:p>
     <w:p>
@@ -3000,7 +6307,37 @@
         <w:rPr>
           <w:rFonts w:ascii="Courier New" w:hAnsi="Courier New" w:cs="Courier New"/>
         </w:rPr>
-        <w:t xml:space="preserve">        lock: t.LOCK.UPDATE,</w:t>
+        <w:t xml:space="preserve">        </w:t>
+      </w:r>
+      <w:proofErr w:type="spellStart"/>
+      <w:r>
+        <w:rPr>
+          <w:rFonts w:ascii="Courier New" w:hAnsi="Courier New" w:cs="Courier New"/>
+        </w:rPr>
+        <w:t>lock</w:t>
+      </w:r>
+      <w:proofErr w:type="spellEnd"/>
+      <w:r>
+        <w:rPr>
+          <w:rFonts w:ascii="Courier New" w:hAnsi="Courier New" w:cs="Courier New"/>
+        </w:rPr>
+        <w:t xml:space="preserve">: </w:t>
+      </w:r>
+      <w:proofErr w:type="spellStart"/>
+      <w:proofErr w:type="gramStart"/>
+      <w:r>
+        <w:rPr>
+          <w:rFonts w:ascii="Courier New" w:hAnsi="Courier New" w:cs="Courier New"/>
+        </w:rPr>
+        <w:t>t.LOCK.UPDATE</w:t>
+      </w:r>
+      <w:proofErr w:type="spellEnd"/>
+      <w:proofErr w:type="gramEnd"/>
+      <w:r>
+        <w:rPr>
+          <w:rFonts w:ascii="Courier New" w:hAnsi="Courier New" w:cs="Courier New"/>
+        </w:rPr>
+        <w:t>,</w:t>
       </w:r>
     </w:p>
     <w:p>
@@ -3037,7 +6374,37 @@
           <w:rFonts w:ascii="Courier New" w:hAnsi="Courier New" w:cs="Courier New"/>
         </w:rPr>
         <w:lastRenderedPageBreak/>
-        <w:t xml:space="preserve">    await t.commit();</w:t>
+        <w:t xml:space="preserve">    </w:t>
+      </w:r>
+      <w:proofErr w:type="spellStart"/>
+      <w:r>
+        <w:rPr>
+          <w:rFonts w:ascii="Courier New" w:hAnsi="Courier New" w:cs="Courier New"/>
+        </w:rPr>
+        <w:t>await</w:t>
+      </w:r>
+      <w:proofErr w:type="spellEnd"/>
+      <w:r>
+        <w:rPr>
+          <w:rFonts w:ascii="Courier New" w:hAnsi="Courier New" w:cs="Courier New"/>
+        </w:rPr>
+        <w:t xml:space="preserve"> </w:t>
+      </w:r>
+      <w:proofErr w:type="spellStart"/>
+      <w:proofErr w:type="gramStart"/>
+      <w:r>
+        <w:rPr>
+          <w:rFonts w:ascii="Courier New" w:hAnsi="Courier New" w:cs="Courier New"/>
+        </w:rPr>
+        <w:t>t.commit</w:t>
+      </w:r>
+      <w:proofErr w:type="spellEnd"/>
+      <w:proofErr w:type="gramEnd"/>
+      <w:r>
+        <w:rPr>
+          <w:rFonts w:ascii="Courier New" w:hAnsi="Courier New" w:cs="Courier New"/>
+        </w:rPr>
+        <w:t>();</w:t>
       </w:r>
     </w:p>
     <w:p>
@@ -3055,7 +6422,51 @@
         <w:rPr>
           <w:rFonts w:ascii="Courier New" w:hAnsi="Courier New" w:cs="Courier New"/>
         </w:rPr>
-        <w:t xml:space="preserve">    res.status(201).json(created);</w:t>
+        <w:t xml:space="preserve">    </w:t>
+      </w:r>
+      <w:proofErr w:type="spellStart"/>
+      <w:proofErr w:type="gramStart"/>
+      <w:r>
+        <w:rPr>
+          <w:rFonts w:ascii="Courier New" w:hAnsi="Courier New" w:cs="Courier New"/>
+        </w:rPr>
+        <w:t>res.status</w:t>
+      </w:r>
+      <w:proofErr w:type="spellEnd"/>
+      <w:proofErr w:type="gramEnd"/>
+      <w:r>
+        <w:rPr>
+          <w:rFonts w:ascii="Courier New" w:hAnsi="Courier New" w:cs="Courier New"/>
+        </w:rPr>
+        <w:t>(201).</w:t>
+      </w:r>
+      <w:proofErr w:type="spellStart"/>
+      <w:r>
+        <w:rPr>
+          <w:rFonts w:ascii="Courier New" w:hAnsi="Courier New" w:cs="Courier New"/>
+        </w:rPr>
+        <w:t>json</w:t>
+      </w:r>
+      <w:proofErr w:type="spellEnd"/>
+      <w:r>
+        <w:rPr>
+          <w:rFonts w:ascii="Courier New" w:hAnsi="Courier New" w:cs="Courier New"/>
+        </w:rPr>
+        <w:t>(</w:t>
+      </w:r>
+      <w:proofErr w:type="spellStart"/>
+      <w:r>
+        <w:rPr>
+          <w:rFonts w:ascii="Courier New" w:hAnsi="Courier New" w:cs="Courier New"/>
+        </w:rPr>
+        <w:t>created</w:t>
+      </w:r>
+      <w:proofErr w:type="spellEnd"/>
+      <w:r>
+        <w:rPr>
+          <w:rFonts w:ascii="Courier New" w:hAnsi="Courier New" w:cs="Courier New"/>
+        </w:rPr>
+        <w:t>);</w:t>
       </w:r>
     </w:p>
     <w:p>
@@ -3073,7 +6484,35 @@
         <w:rPr>
           <w:rFonts w:ascii="Courier New" w:hAnsi="Courier New" w:cs="Courier New"/>
         </w:rPr>
-        <w:t>} catch (error) {</w:t>
+        <w:t xml:space="preserve">} </w:t>
+      </w:r>
+      <w:proofErr w:type="spellStart"/>
+      <w:r>
+        <w:rPr>
+          <w:rFonts w:ascii="Courier New" w:hAnsi="Courier New" w:cs="Courier New"/>
+        </w:rPr>
+        <w:t>catch</w:t>
+      </w:r>
+      <w:proofErr w:type="spellEnd"/>
+      <w:r>
+        <w:rPr>
+          <w:rFonts w:ascii="Courier New" w:hAnsi="Courier New" w:cs="Courier New"/>
+        </w:rPr>
+        <w:t xml:space="preserve"> (</w:t>
+      </w:r>
+      <w:proofErr w:type="spellStart"/>
+      <w:r>
+        <w:rPr>
+          <w:rFonts w:ascii="Courier New" w:hAnsi="Courier New" w:cs="Courier New"/>
+        </w:rPr>
+        <w:t>error</w:t>
+      </w:r>
+      <w:proofErr w:type="spellEnd"/>
+      <w:r>
+        <w:rPr>
+          <w:rFonts w:ascii="Courier New" w:hAnsi="Courier New" w:cs="Courier New"/>
+        </w:rPr>
+        <w:t>) {</w:t>
       </w:r>
     </w:p>
     <w:p>
@@ -3091,7 +6530,35 @@
         <w:rPr>
           <w:rFonts w:ascii="Courier New" w:hAnsi="Courier New" w:cs="Courier New"/>
         </w:rPr>
-        <w:t xml:space="preserve">    await t.rollback();</w:t>
+        <w:t xml:space="preserve">    </w:t>
+      </w:r>
+      <w:proofErr w:type="spellStart"/>
+      <w:r>
+        <w:rPr>
+          <w:rFonts w:ascii="Courier New" w:hAnsi="Courier New" w:cs="Courier New"/>
+        </w:rPr>
+        <w:t>await</w:t>
+      </w:r>
+      <w:proofErr w:type="spellEnd"/>
+      <w:r>
+        <w:rPr>
+          <w:rFonts w:ascii="Courier New" w:hAnsi="Courier New" w:cs="Courier New"/>
+        </w:rPr>
+        <w:t xml:space="preserve"> </w:t>
+      </w:r>
+      <w:proofErr w:type="gramStart"/>
+      <w:r>
+        <w:rPr>
+          <w:rFonts w:ascii="Courier New" w:hAnsi="Courier New" w:cs="Courier New"/>
+        </w:rPr>
+        <w:t>t.rollback</w:t>
+      </w:r>
+      <w:proofErr w:type="gramEnd"/>
+      <w:r>
+        <w:rPr>
+          <w:rFonts w:ascii="Courier New" w:hAnsi="Courier New" w:cs="Courier New"/>
+        </w:rPr>
+        <w:t>();</w:t>
       </w:r>
     </w:p>
     <w:p>
@@ -3109,7 +6576,35 @@
         <w:rPr>
           <w:rFonts w:ascii="Courier New" w:hAnsi="Courier New" w:cs="Courier New"/>
         </w:rPr>
-        <w:t xml:space="preserve">    next(error);</w:t>
+        <w:t xml:space="preserve">    </w:t>
+      </w:r>
+      <w:proofErr w:type="spellStart"/>
+      <w:r>
+        <w:rPr>
+          <w:rFonts w:ascii="Courier New" w:hAnsi="Courier New" w:cs="Courier New"/>
+        </w:rPr>
+        <w:t>next</w:t>
+      </w:r>
+      <w:proofErr w:type="spellEnd"/>
+      <w:r>
+        <w:rPr>
+          <w:rFonts w:ascii="Courier New" w:hAnsi="Courier New" w:cs="Courier New"/>
+        </w:rPr>
+        <w:t>(</w:t>
+      </w:r>
+      <w:proofErr w:type="spellStart"/>
+      <w:r>
+        <w:rPr>
+          <w:rFonts w:ascii="Courier New" w:hAnsi="Courier New" w:cs="Courier New"/>
+        </w:rPr>
+        <w:t>error</w:t>
+      </w:r>
+      <w:proofErr w:type="spellEnd"/>
+      <w:r>
+        <w:rPr>
+          <w:rFonts w:ascii="Courier New" w:hAnsi="Courier New" w:cs="Courier New"/>
+        </w:rPr>
+        <w:t>);</w:t>
       </w:r>
     </w:p>
     <w:p>
@@ -3142,13 +6637,33 @@
         </w:rPr>
         <w:t xml:space="preserve">A </w:t>
       </w:r>
+      <w:proofErr w:type="spellStart"/>
       <w:r>
         <w:rPr>
           <w:rStyle w:val="HTML-kd"/>
           <w:rFonts w:asciiTheme="minorHAnsi" w:eastAsiaTheme="minorHAnsi" w:hAnsiTheme="minorHAnsi" w:cstheme="minorHAnsi"/>
         </w:rPr>
-        <w:t>lock: t.LOCK.UPDATE</w:t>
-      </w:r>
+        <w:t>lock</w:t>
+      </w:r>
+      <w:proofErr w:type="spellEnd"/>
+      <w:r>
+        <w:rPr>
+          <w:rStyle w:val="HTML-kd"/>
+          <w:rFonts w:asciiTheme="minorHAnsi" w:eastAsiaTheme="minorHAnsi" w:hAnsiTheme="minorHAnsi" w:cstheme="minorHAnsi"/>
+        </w:rPr>
+        <w:t xml:space="preserve">: </w:t>
+      </w:r>
+      <w:proofErr w:type="spellStart"/>
+      <w:proofErr w:type="gramStart"/>
+      <w:r>
+        <w:rPr>
+          <w:rStyle w:val="HTML-kd"/>
+          <w:rFonts w:asciiTheme="minorHAnsi" w:eastAsiaTheme="minorHAnsi" w:hAnsiTheme="minorHAnsi" w:cstheme="minorHAnsi"/>
+        </w:rPr>
+        <w:t>t.LOCK.UPDATE</w:t>
+      </w:r>
+      <w:proofErr w:type="spellEnd"/>
+      <w:proofErr w:type="gramEnd"/>
       <w:r>
         <w:rPr>
           <w:rFonts w:cstheme="minorHAnsi"/>
@@ -3187,7 +6702,23 @@
           <w:rFonts w:eastAsia="Times New Roman" w:cstheme="minorHAnsi"/>
           <w:lang w:eastAsia="hu-HU"/>
         </w:rPr>
-        <w:t>A rendszerben egy egyedi hibakezelő osztályhierarchiát alakítottunk ki. Az összes hiba az AppError osztályból származik:</w:t>
+        <w:t xml:space="preserve">A rendszerben egy egyedi hibakezelő osztályhierarchiát alakítottunk ki. Az összes hiba az </w:t>
+      </w:r>
+      <w:proofErr w:type="spellStart"/>
+      <w:r>
+        <w:rPr>
+          <w:rFonts w:eastAsia="Times New Roman" w:cstheme="minorHAnsi"/>
+          <w:lang w:eastAsia="hu-HU"/>
+        </w:rPr>
+        <w:t>AppError</w:t>
+      </w:r>
+      <w:proofErr w:type="spellEnd"/>
+      <w:r>
+        <w:rPr>
+          <w:rFonts w:eastAsia="Times New Roman" w:cstheme="minorHAnsi"/>
+          <w:lang w:eastAsia="hu-HU"/>
+        </w:rPr>
+        <w:t xml:space="preserve"> osztályból származik:</w:t>
       </w:r>
     </w:p>
     <w:p>
@@ -3201,11 +6732,61 @@
           <w:rFonts w:ascii="Courier New" w:hAnsi="Courier New" w:cs="Courier New"/>
         </w:rPr>
       </w:pPr>
-      <w:r>
-        <w:rPr>
-          <w:rFonts w:ascii="Courier New" w:hAnsi="Courier New" w:cs="Courier New"/>
-        </w:rPr>
-        <w:t>class AppError extends Error {</w:t>
+      <w:proofErr w:type="spellStart"/>
+      <w:r>
+        <w:rPr>
+          <w:rFonts w:ascii="Courier New" w:hAnsi="Courier New" w:cs="Courier New"/>
+        </w:rPr>
+        <w:t>class</w:t>
+      </w:r>
+      <w:proofErr w:type="spellEnd"/>
+      <w:r>
+        <w:rPr>
+          <w:rFonts w:ascii="Courier New" w:hAnsi="Courier New" w:cs="Courier New"/>
+        </w:rPr>
+        <w:t xml:space="preserve"> </w:t>
+      </w:r>
+      <w:proofErr w:type="spellStart"/>
+      <w:r>
+        <w:rPr>
+          <w:rFonts w:ascii="Courier New" w:hAnsi="Courier New" w:cs="Courier New"/>
+        </w:rPr>
+        <w:t>AppError</w:t>
+      </w:r>
+      <w:proofErr w:type="spellEnd"/>
+      <w:r>
+        <w:rPr>
+          <w:rFonts w:ascii="Courier New" w:hAnsi="Courier New" w:cs="Courier New"/>
+        </w:rPr>
+        <w:t xml:space="preserve"> </w:t>
+      </w:r>
+      <w:proofErr w:type="spellStart"/>
+      <w:r>
+        <w:rPr>
+          <w:rFonts w:ascii="Courier New" w:hAnsi="Courier New" w:cs="Courier New"/>
+        </w:rPr>
+        <w:t>extends</w:t>
+      </w:r>
+      <w:proofErr w:type="spellEnd"/>
+      <w:r>
+        <w:rPr>
+          <w:rFonts w:ascii="Courier New" w:hAnsi="Courier New" w:cs="Courier New"/>
+        </w:rPr>
+        <w:t xml:space="preserve"> </w:t>
+      </w:r>
+      <w:proofErr w:type="spellStart"/>
+      <w:r>
+        <w:rPr>
+          <w:rFonts w:ascii="Courier New" w:hAnsi="Courier New" w:cs="Courier New"/>
+        </w:rPr>
+        <w:t>Error</w:t>
+      </w:r>
+      <w:proofErr w:type="spellEnd"/>
+      <w:r>
+        <w:rPr>
+          <w:rFonts w:ascii="Courier New" w:hAnsi="Courier New" w:cs="Courier New"/>
+        </w:rPr>
+        <w:t xml:space="preserve"> {</w:t>
       </w:r>
     </w:p>
     <w:p>
@@ -3223,8 +6804,24 @@
         <w:rPr>
           <w:rFonts w:ascii="Courier New" w:hAnsi="Courier New" w:cs="Courier New"/>
         </w:rPr>
-        <w:t xml:space="preserve">    constructor(</w:t>
-      </w:r>
+        <w:t xml:space="preserve">    </w:t>
+      </w:r>
+      <w:proofErr w:type="spellStart"/>
+      <w:proofErr w:type="gramStart"/>
+      <w:r>
+        <w:rPr>
+          <w:rFonts w:ascii="Courier New" w:hAnsi="Courier New" w:cs="Courier New"/>
+        </w:rPr>
+        <w:t>constructor</w:t>
+      </w:r>
+      <w:proofErr w:type="spellEnd"/>
+      <w:r>
+        <w:rPr>
+          <w:rFonts w:ascii="Courier New" w:hAnsi="Courier New" w:cs="Courier New"/>
+        </w:rPr>
+        <w:t>(</w:t>
+      </w:r>
+      <w:proofErr w:type="gramEnd"/>
     </w:p>
     <w:p>
       <w:pPr>
@@ -3241,7 +6838,49 @@
         <w:rPr>
           <w:rFonts w:ascii="Courier New" w:hAnsi="Courier New" w:cs="Courier New"/>
         </w:rPr>
-        <w:t xml:space="preserve">        message = "Internal Server Error",</w:t>
+        <w:t xml:space="preserve">        </w:t>
+      </w:r>
+      <w:proofErr w:type="spellStart"/>
+      <w:r>
+        <w:rPr>
+          <w:rFonts w:ascii="Courier New" w:hAnsi="Courier New" w:cs="Courier New"/>
+        </w:rPr>
+        <w:t>message</w:t>
+      </w:r>
+      <w:proofErr w:type="spellEnd"/>
+      <w:r>
+        <w:rPr>
+          <w:rFonts w:ascii="Courier New" w:hAnsi="Courier New" w:cs="Courier New"/>
+        </w:rPr>
+        <w:t xml:space="preserve"> = "</w:t>
+      </w:r>
+      <w:proofErr w:type="spellStart"/>
+      <w:r>
+        <w:rPr>
+          <w:rFonts w:ascii="Courier New" w:hAnsi="Courier New" w:cs="Courier New"/>
+        </w:rPr>
+        <w:t>Internal</w:t>
+      </w:r>
+      <w:proofErr w:type="spellEnd"/>
+      <w:r>
+        <w:rPr>
+          <w:rFonts w:ascii="Courier New" w:hAnsi="Courier New" w:cs="Courier New"/>
+        </w:rPr>
+        <w:t xml:space="preserve"> Server </w:t>
+      </w:r>
+      <w:proofErr w:type="spellStart"/>
+      <w:r>
+        <w:rPr>
+          <w:rFonts w:ascii="Courier New" w:hAnsi="Courier New" w:cs="Courier New"/>
+        </w:rPr>
+        <w:t>Error</w:t>
+      </w:r>
+      <w:proofErr w:type="spellEnd"/>
+      <w:r>
+        <w:rPr>
+          <w:rFonts w:ascii="Courier New" w:hAnsi="Courier New" w:cs="Courier New"/>
+        </w:rPr>
+        <w:t>",</w:t>
       </w:r>
     </w:p>
     <w:p>
@@ -3259,7 +6898,57 @@
         <w:rPr>
           <w:rFonts w:ascii="Courier New" w:hAnsi="Courier New" w:cs="Courier New"/>
         </w:rPr>
-        <w:t xml:space="preserve">        { statusCode = 500, isOperational = true, </w:t>
+        <w:t xml:space="preserve">        </w:t>
+      </w:r>
+      <w:proofErr w:type="gramStart"/>
+      <w:r>
+        <w:rPr>
+          <w:rFonts w:ascii="Courier New" w:hAnsi="Courier New" w:cs="Courier New"/>
+        </w:rPr>
+        <w:t xml:space="preserve">{ </w:t>
+      </w:r>
+      <w:proofErr w:type="spellStart"/>
+      <w:r>
+        <w:rPr>
+          <w:rFonts w:ascii="Courier New" w:hAnsi="Courier New" w:cs="Courier New"/>
+        </w:rPr>
+        <w:t>statusCode</w:t>
+      </w:r>
+      <w:proofErr w:type="spellEnd"/>
+      <w:proofErr w:type="gramEnd"/>
+      <w:r>
+        <w:rPr>
+          <w:rFonts w:ascii="Courier New" w:hAnsi="Courier New" w:cs="Courier New"/>
+        </w:rPr>
+        <w:t xml:space="preserve"> = 500, </w:t>
+      </w:r>
+      <w:proofErr w:type="spellStart"/>
+      <w:r>
+        <w:rPr>
+          <w:rFonts w:ascii="Courier New" w:hAnsi="Courier New" w:cs="Courier New"/>
+        </w:rPr>
+        <w:t>isOperational</w:t>
+      </w:r>
+      <w:proofErr w:type="spellEnd"/>
+      <w:r>
+        <w:rPr>
+          <w:rFonts w:ascii="Courier New" w:hAnsi="Courier New" w:cs="Courier New"/>
+        </w:rPr>
+        <w:t xml:space="preserve"> = </w:t>
+      </w:r>
+      <w:proofErr w:type="spellStart"/>
+      <w:r>
+        <w:rPr>
+          <w:rFonts w:ascii="Courier New" w:hAnsi="Courier New" w:cs="Courier New"/>
+        </w:rPr>
+        <w:t>true</w:t>
+      </w:r>
+      <w:proofErr w:type="spellEnd"/>
+      <w:r>
+        <w:rPr>
+          <w:rFonts w:ascii="Courier New" w:hAnsi="Courier New" w:cs="Courier New"/>
+        </w:rPr>
+        <w:t xml:space="preserve">, </w:t>
       </w:r>
     </w:p>
     <w:p>
@@ -3277,7 +6966,71 @@
         <w:rPr>
           <w:rFonts w:ascii="Courier New" w:hAnsi="Courier New" w:cs="Courier New"/>
         </w:rPr>
-        <w:t xml:space="preserve">          details = undefined, data = undefined } = {}</w:t>
+        <w:t xml:space="preserve">          </w:t>
+      </w:r>
+      <w:proofErr w:type="spellStart"/>
+      <w:r>
+        <w:rPr>
+          <w:rFonts w:ascii="Courier New" w:hAnsi="Courier New" w:cs="Courier New"/>
+        </w:rPr>
+        <w:t>details</w:t>
+      </w:r>
+      <w:proofErr w:type="spellEnd"/>
+      <w:r>
+        <w:rPr>
+          <w:rFonts w:ascii="Courier New" w:hAnsi="Courier New" w:cs="Courier New"/>
+        </w:rPr>
+        <w:t xml:space="preserve"> = </w:t>
+      </w:r>
+      <w:proofErr w:type="spellStart"/>
+      <w:r>
+        <w:rPr>
+          <w:rFonts w:ascii="Courier New" w:hAnsi="Courier New" w:cs="Courier New"/>
+        </w:rPr>
+        <w:t>undefined</w:t>
+      </w:r>
+      <w:proofErr w:type="spellEnd"/>
+      <w:r>
+        <w:rPr>
+          <w:rFonts w:ascii="Courier New" w:hAnsi="Courier New" w:cs="Courier New"/>
+        </w:rPr>
+        <w:t xml:space="preserve">, </w:t>
+      </w:r>
+      <w:proofErr w:type="spellStart"/>
+      <w:r>
+        <w:rPr>
+          <w:rFonts w:ascii="Courier New" w:hAnsi="Courier New" w:cs="Courier New"/>
+        </w:rPr>
+        <w:t>data</w:t>
+      </w:r>
+      <w:proofErr w:type="spellEnd"/>
+      <w:r>
+        <w:rPr>
+          <w:rFonts w:ascii="Courier New" w:hAnsi="Courier New" w:cs="Courier New"/>
+        </w:rPr>
+        <w:t xml:space="preserve"> = </w:t>
+      </w:r>
+      <w:proofErr w:type="spellStart"/>
+      <w:proofErr w:type="gramStart"/>
+      <w:r>
+        <w:rPr>
+          <w:rFonts w:ascii="Courier New" w:hAnsi="Courier New" w:cs="Courier New"/>
+        </w:rPr>
+        <w:t>undefined</w:t>
+      </w:r>
+      <w:proofErr w:type="spellEnd"/>
+      <w:r>
+        <w:rPr>
+          <w:rFonts w:ascii="Courier New" w:hAnsi="Courier New" w:cs="Courier New"/>
+        </w:rPr>
+        <w:t xml:space="preserve"> }</w:t>
+      </w:r>
+      <w:proofErr w:type="gramEnd"/>
+      <w:r>
+        <w:rPr>
+          <w:rFonts w:ascii="Courier New" w:hAnsi="Courier New" w:cs="Courier New"/>
+        </w:rPr>
+        <w:t xml:space="preserve"> = {}</w:t>
       </w:r>
     </w:p>
     <w:p>
@@ -3313,7 +7066,35 @@
         <w:rPr>
           <w:rFonts w:ascii="Courier New" w:hAnsi="Courier New" w:cs="Courier New"/>
         </w:rPr>
-        <w:t xml:space="preserve">        super(message);</w:t>
+        <w:t xml:space="preserve">        </w:t>
+      </w:r>
+      <w:proofErr w:type="spellStart"/>
+      <w:r>
+        <w:rPr>
+          <w:rFonts w:ascii="Courier New" w:hAnsi="Courier New" w:cs="Courier New"/>
+        </w:rPr>
+        <w:t>super</w:t>
+      </w:r>
+      <w:proofErr w:type="spellEnd"/>
+      <w:r>
+        <w:rPr>
+          <w:rFonts w:ascii="Courier New" w:hAnsi="Courier New" w:cs="Courier New"/>
+        </w:rPr>
+        <w:t>(</w:t>
+      </w:r>
+      <w:proofErr w:type="spellStart"/>
+      <w:r>
+        <w:rPr>
+          <w:rFonts w:ascii="Courier New" w:hAnsi="Courier New" w:cs="Courier New"/>
+        </w:rPr>
+        <w:t>message</w:t>
+      </w:r>
+      <w:proofErr w:type="spellEnd"/>
+      <w:r>
+        <w:rPr>
+          <w:rFonts w:ascii="Courier New" w:hAnsi="Courier New" w:cs="Courier New"/>
+        </w:rPr>
+        <w:t>);</w:t>
       </w:r>
     </w:p>
     <w:p>
@@ -3331,7 +7112,37 @@
         <w:rPr>
           <w:rFonts w:ascii="Courier New" w:hAnsi="Courier New" w:cs="Courier New"/>
         </w:rPr>
-        <w:t xml:space="preserve">        this.statusCode = statusCode;</w:t>
+        <w:t xml:space="preserve">        </w:t>
+      </w:r>
+      <w:proofErr w:type="spellStart"/>
+      <w:proofErr w:type="gramStart"/>
+      <w:r>
+        <w:rPr>
+          <w:rFonts w:ascii="Courier New" w:hAnsi="Courier New" w:cs="Courier New"/>
+        </w:rPr>
+        <w:t>this.statusCode</w:t>
+      </w:r>
+      <w:proofErr w:type="spellEnd"/>
+      <w:proofErr w:type="gramEnd"/>
+      <w:r>
+        <w:rPr>
+          <w:rFonts w:ascii="Courier New" w:hAnsi="Courier New" w:cs="Courier New"/>
+        </w:rPr>
+        <w:t xml:space="preserve"> = </w:t>
+      </w:r>
+      <w:proofErr w:type="spellStart"/>
+      <w:r>
+        <w:rPr>
+          <w:rFonts w:ascii="Courier New" w:hAnsi="Courier New" w:cs="Courier New"/>
+        </w:rPr>
+        <w:t>statusCode</w:t>
+      </w:r>
+      <w:proofErr w:type="spellEnd"/>
+      <w:r>
+        <w:rPr>
+          <w:rFonts w:ascii="Courier New" w:hAnsi="Courier New" w:cs="Courier New"/>
+        </w:rPr>
+        <w:t>;</w:t>
       </w:r>
     </w:p>
     <w:p>
@@ -3349,7 +7160,37 @@
         <w:rPr>
           <w:rFonts w:ascii="Courier New" w:hAnsi="Courier New" w:cs="Courier New"/>
         </w:rPr>
-        <w:t xml:space="preserve">        this.isOperational = isOperational;</w:t>
+        <w:t xml:space="preserve">        </w:t>
+      </w:r>
+      <w:proofErr w:type="spellStart"/>
+      <w:proofErr w:type="gramStart"/>
+      <w:r>
+        <w:rPr>
+          <w:rFonts w:ascii="Courier New" w:hAnsi="Courier New" w:cs="Courier New"/>
+        </w:rPr>
+        <w:t>this.isOperational</w:t>
+      </w:r>
+      <w:proofErr w:type="spellEnd"/>
+      <w:proofErr w:type="gramEnd"/>
+      <w:r>
+        <w:rPr>
+          <w:rFonts w:ascii="Courier New" w:hAnsi="Courier New" w:cs="Courier New"/>
+        </w:rPr>
+        <w:t xml:space="preserve"> = </w:t>
+      </w:r>
+      <w:proofErr w:type="spellStart"/>
+      <w:r>
+        <w:rPr>
+          <w:rFonts w:ascii="Courier New" w:hAnsi="Courier New" w:cs="Courier New"/>
+        </w:rPr>
+        <w:t>isOperational</w:t>
+      </w:r>
+      <w:proofErr w:type="spellEnd"/>
+      <w:r>
+        <w:rPr>
+          <w:rFonts w:ascii="Courier New" w:hAnsi="Courier New" w:cs="Courier New"/>
+        </w:rPr>
+        <w:t>;</w:t>
       </w:r>
     </w:p>
     <w:p>
@@ -3367,7 +7208,79 @@
         <w:rPr>
           <w:rFonts w:ascii="Courier New" w:hAnsi="Courier New" w:cs="Courier New"/>
         </w:rPr>
-        <w:t xml:space="preserve">        this.details = process.env.NODE_ENV !== "production" ? details : undefined;</w:t>
+        <w:t xml:space="preserve">        </w:t>
+      </w:r>
+      <w:proofErr w:type="spellStart"/>
+      <w:proofErr w:type="gramStart"/>
+      <w:r>
+        <w:rPr>
+          <w:rFonts w:ascii="Courier New" w:hAnsi="Courier New" w:cs="Courier New"/>
+        </w:rPr>
+        <w:t>this.details</w:t>
+      </w:r>
+      <w:proofErr w:type="spellEnd"/>
+      <w:proofErr w:type="gramEnd"/>
+      <w:r>
+        <w:rPr>
+          <w:rFonts w:ascii="Courier New" w:hAnsi="Courier New" w:cs="Courier New"/>
+        </w:rPr>
+        <w:t xml:space="preserve"> = </w:t>
+      </w:r>
+      <w:proofErr w:type="spellStart"/>
+      <w:r>
+        <w:rPr>
+          <w:rFonts w:ascii="Courier New" w:hAnsi="Courier New" w:cs="Courier New"/>
+        </w:rPr>
+        <w:t>process.env.NODE_ENV</w:t>
+      </w:r>
+      <w:proofErr w:type="spellEnd"/>
+      <w:r>
+        <w:rPr>
+          <w:rFonts w:ascii="Courier New" w:hAnsi="Courier New" w:cs="Courier New"/>
+        </w:rPr>
+        <w:t xml:space="preserve"> !== "</w:t>
+      </w:r>
+      <w:proofErr w:type="spellStart"/>
+      <w:r>
+        <w:rPr>
+          <w:rFonts w:ascii="Courier New" w:hAnsi="Courier New" w:cs="Courier New"/>
+        </w:rPr>
+        <w:t>production</w:t>
+      </w:r>
+      <w:proofErr w:type="spellEnd"/>
+      <w:r>
+        <w:rPr>
+          <w:rFonts w:ascii="Courier New" w:hAnsi="Courier New" w:cs="Courier New"/>
+        </w:rPr>
+        <w:t xml:space="preserve">" ? </w:t>
+      </w:r>
+      <w:proofErr w:type="spellStart"/>
+      <w:r>
+        <w:rPr>
+          <w:rFonts w:ascii="Courier New" w:hAnsi="Courier New" w:cs="Courier New"/>
+        </w:rPr>
+        <w:t>details</w:t>
+      </w:r>
+      <w:proofErr w:type="spellEnd"/>
+      <w:r>
+        <w:rPr>
+          <w:rFonts w:ascii="Courier New" w:hAnsi="Courier New" w:cs="Courier New"/>
+        </w:rPr>
+        <w:t xml:space="preserve"> : </w:t>
+      </w:r>
+      <w:proofErr w:type="spellStart"/>
+      <w:r>
+        <w:rPr>
+          <w:rFonts w:ascii="Courier New" w:hAnsi="Courier New" w:cs="Courier New"/>
+        </w:rPr>
+        <w:t>undefined</w:t>
+      </w:r>
+      <w:proofErr w:type="spellEnd"/>
+      <w:r>
+        <w:rPr>
+          <w:rFonts w:ascii="Courier New" w:hAnsi="Courier New" w:cs="Courier New"/>
+        </w:rPr>
+        <w:t>;</w:t>
       </w:r>
     </w:p>
     <w:p>
@@ -3385,7 +7298,85 @@
         <w:rPr>
           <w:rFonts w:ascii="Courier New" w:hAnsi="Courier New" w:cs="Courier New"/>
         </w:rPr>
-        <w:t xml:space="preserve">        this.data = process.env.NODE_ENV !== "production" ? data : undefined;</w:t>
+        <w:t xml:space="preserve">        </w:t>
+      </w:r>
+      <w:proofErr w:type="spellStart"/>
+      <w:r>
+        <w:rPr>
+          <w:rFonts w:ascii="Courier New" w:hAnsi="Courier New" w:cs="Courier New"/>
+        </w:rPr>
+        <w:t>this.data</w:t>
+      </w:r>
+      <w:proofErr w:type="spellEnd"/>
+      <w:r>
+        <w:rPr>
+          <w:rFonts w:ascii="Courier New" w:hAnsi="Courier New" w:cs="Courier New"/>
+        </w:rPr>
+        <w:t xml:space="preserve"> = </w:t>
+      </w:r>
+      <w:proofErr w:type="spellStart"/>
+      <w:proofErr w:type="gramStart"/>
+      <w:r>
+        <w:rPr>
+          <w:rFonts w:ascii="Courier New" w:hAnsi="Courier New" w:cs="Courier New"/>
+        </w:rPr>
+        <w:t>process.env.NODE</w:t>
+      </w:r>
+      <w:proofErr w:type="gramEnd"/>
+      <w:r>
+        <w:rPr>
+          <w:rFonts w:ascii="Courier New" w:hAnsi="Courier New" w:cs="Courier New"/>
+        </w:rPr>
+        <w:t>_ENV</w:t>
+      </w:r>
+      <w:proofErr w:type="spellEnd"/>
+      <w:r>
+        <w:rPr>
+          <w:rFonts w:ascii="Courier New" w:hAnsi="Courier New" w:cs="Courier New"/>
+        </w:rPr>
+        <w:t xml:space="preserve"> !== "</w:t>
+      </w:r>
+      <w:proofErr w:type="spellStart"/>
+      <w:r>
+        <w:rPr>
+          <w:rFonts w:ascii="Courier New" w:hAnsi="Courier New" w:cs="Courier New"/>
+        </w:rPr>
+        <w:t>production</w:t>
+      </w:r>
+      <w:proofErr w:type="spellEnd"/>
+      <w:r>
+        <w:rPr>
+          <w:rFonts w:ascii="Courier New" w:hAnsi="Courier New" w:cs="Courier New"/>
+        </w:rPr>
+        <w:t xml:space="preserve">" ? </w:t>
+      </w:r>
+      <w:proofErr w:type="spellStart"/>
+      <w:r>
+        <w:rPr>
+          <w:rFonts w:ascii="Courier New" w:hAnsi="Courier New" w:cs="Courier New"/>
+        </w:rPr>
+        <w:t>data</w:t>
+      </w:r>
+      <w:proofErr w:type="spellEnd"/>
+      <w:r>
+        <w:rPr>
+          <w:rFonts w:ascii="Courier New" w:hAnsi="Courier New" w:cs="Courier New"/>
+        </w:rPr>
+        <w:t xml:space="preserve"> : </w:t>
+      </w:r>
+      <w:proofErr w:type="spellStart"/>
+      <w:r>
+        <w:rPr>
+          <w:rFonts w:ascii="Courier New" w:hAnsi="Courier New" w:cs="Courier New"/>
+        </w:rPr>
+        <w:t>undefined</w:t>
+      </w:r>
+      <w:proofErr w:type="spellEnd"/>
+      <w:r>
+        <w:rPr>
+          <w:rFonts w:ascii="Courier New" w:hAnsi="Courier New" w:cs="Courier New"/>
+        </w:rPr>
+        <w:t>;</w:t>
       </w:r>
     </w:p>
     <w:p>
@@ -3440,11 +7431,61 @@
           <w:rFonts w:ascii="Courier New" w:hAnsi="Courier New" w:cs="Courier New"/>
         </w:rPr>
       </w:pPr>
-      <w:r>
-        <w:rPr>
-          <w:rFonts w:ascii="Courier New" w:hAnsi="Courier New" w:cs="Courier New"/>
-        </w:rPr>
-        <w:t>class BadRequestError extends AppError {</w:t>
+      <w:proofErr w:type="spellStart"/>
+      <w:r>
+        <w:rPr>
+          <w:rFonts w:ascii="Courier New" w:hAnsi="Courier New" w:cs="Courier New"/>
+        </w:rPr>
+        <w:t>class</w:t>
+      </w:r>
+      <w:proofErr w:type="spellEnd"/>
+      <w:r>
+        <w:rPr>
+          <w:rFonts w:ascii="Courier New" w:hAnsi="Courier New" w:cs="Courier New"/>
+        </w:rPr>
+        <w:t xml:space="preserve"> </w:t>
+      </w:r>
+      <w:proofErr w:type="spellStart"/>
+      <w:r>
+        <w:rPr>
+          <w:rFonts w:ascii="Courier New" w:hAnsi="Courier New" w:cs="Courier New"/>
+        </w:rPr>
+        <w:t>BadRequestError</w:t>
+      </w:r>
+      <w:proofErr w:type="spellEnd"/>
+      <w:r>
+        <w:rPr>
+          <w:rFonts w:ascii="Courier New" w:hAnsi="Courier New" w:cs="Courier New"/>
+        </w:rPr>
+        <w:t xml:space="preserve"> </w:t>
+      </w:r>
+      <w:proofErr w:type="spellStart"/>
+      <w:r>
+        <w:rPr>
+          <w:rFonts w:ascii="Courier New" w:hAnsi="Courier New" w:cs="Courier New"/>
+        </w:rPr>
+        <w:t>extends</w:t>
+      </w:r>
+      <w:proofErr w:type="spellEnd"/>
+      <w:r>
+        <w:rPr>
+          <w:rFonts w:ascii="Courier New" w:hAnsi="Courier New" w:cs="Courier New"/>
+        </w:rPr>
+        <w:t xml:space="preserve"> </w:t>
+      </w:r>
+      <w:proofErr w:type="spellStart"/>
+      <w:r>
+        <w:rPr>
+          <w:rFonts w:ascii="Courier New" w:hAnsi="Courier New" w:cs="Courier New"/>
+        </w:rPr>
+        <w:t>AppError</w:t>
+      </w:r>
+      <w:proofErr w:type="spellEnd"/>
+      <w:r>
+        <w:rPr>
+          <w:rFonts w:ascii="Courier New" w:hAnsi="Courier New" w:cs="Courier New"/>
+        </w:rPr>
+        <w:t xml:space="preserve"> {</w:t>
       </w:r>
     </w:p>
     <w:p>
@@ -3462,7 +7503,79 @@
         <w:rPr>
           <w:rFonts w:ascii="Courier New" w:hAnsi="Courier New" w:cs="Courier New"/>
         </w:rPr>
-        <w:t xml:space="preserve">    constructor(message = "Bad request", options = {}) {</w:t>
+        <w:t xml:space="preserve">    </w:t>
+      </w:r>
+      <w:proofErr w:type="spellStart"/>
+      <w:proofErr w:type="gramStart"/>
+      <w:r>
+        <w:rPr>
+          <w:rFonts w:ascii="Courier New" w:hAnsi="Courier New" w:cs="Courier New"/>
+        </w:rPr>
+        <w:t>constructor</w:t>
+      </w:r>
+      <w:proofErr w:type="spellEnd"/>
+      <w:r>
+        <w:rPr>
+          <w:rFonts w:ascii="Courier New" w:hAnsi="Courier New" w:cs="Courier New"/>
+        </w:rPr>
+        <w:t>(</w:t>
+      </w:r>
+      <w:proofErr w:type="spellStart"/>
+      <w:proofErr w:type="gramEnd"/>
+      <w:r>
+        <w:rPr>
+          <w:rFonts w:ascii="Courier New" w:hAnsi="Courier New" w:cs="Courier New"/>
+        </w:rPr>
+        <w:t>message</w:t>
+      </w:r>
+      <w:proofErr w:type="spellEnd"/>
+      <w:r>
+        <w:rPr>
+          <w:rFonts w:ascii="Courier New" w:hAnsi="Courier New" w:cs="Courier New"/>
+        </w:rPr>
+        <w:t xml:space="preserve"> = "</w:t>
+      </w:r>
+      <w:proofErr w:type="spellStart"/>
+      <w:r>
+        <w:rPr>
+          <w:rFonts w:ascii="Courier New" w:hAnsi="Courier New" w:cs="Courier New"/>
+        </w:rPr>
+        <w:t>Bad</w:t>
+      </w:r>
+      <w:proofErr w:type="spellEnd"/>
+      <w:r>
+        <w:rPr>
+          <w:rFonts w:ascii="Courier New" w:hAnsi="Courier New" w:cs="Courier New"/>
+        </w:rPr>
+        <w:t xml:space="preserve"> </w:t>
+      </w:r>
+      <w:proofErr w:type="spellStart"/>
+      <w:r>
+        <w:rPr>
+          <w:rFonts w:ascii="Courier New" w:hAnsi="Courier New" w:cs="Courier New"/>
+        </w:rPr>
+        <w:t>request</w:t>
+      </w:r>
+      <w:proofErr w:type="spellEnd"/>
+      <w:r>
+        <w:rPr>
+          <w:rFonts w:ascii="Courier New" w:hAnsi="Courier New" w:cs="Courier New"/>
+        </w:rPr>
+        <w:t xml:space="preserve">", </w:t>
+      </w:r>
+      <w:proofErr w:type="spellStart"/>
+      <w:r>
+        <w:rPr>
+          <w:rFonts w:ascii="Courier New" w:hAnsi="Courier New" w:cs="Courier New"/>
+        </w:rPr>
+        <w:t>options</w:t>
+      </w:r>
+      <w:proofErr w:type="spellEnd"/>
+      <w:r>
+        <w:rPr>
+          <w:rFonts w:ascii="Courier New" w:hAnsi="Courier New" w:cs="Courier New"/>
+        </w:rPr>
+        <w:t xml:space="preserve"> = {}) {</w:t>
       </w:r>
     </w:p>
     <w:p>
@@ -3480,7 +7593,65 @@
         <w:rPr>
           <w:rFonts w:ascii="Courier New" w:hAnsi="Courier New" w:cs="Courier New"/>
         </w:rPr>
-        <w:t xml:space="preserve">        super(message, { statusCode: 400, ...options });</w:t>
+        <w:t xml:space="preserve">        </w:t>
+      </w:r>
+      <w:proofErr w:type="spellStart"/>
+      <w:proofErr w:type="gramStart"/>
+      <w:r>
+        <w:rPr>
+          <w:rFonts w:ascii="Courier New" w:hAnsi="Courier New" w:cs="Courier New"/>
+        </w:rPr>
+        <w:t>super</w:t>
+      </w:r>
+      <w:proofErr w:type="spellEnd"/>
+      <w:r>
+        <w:rPr>
+          <w:rFonts w:ascii="Courier New" w:hAnsi="Courier New" w:cs="Courier New"/>
+        </w:rPr>
+        <w:t>(</w:t>
+      </w:r>
+      <w:proofErr w:type="spellStart"/>
+      <w:proofErr w:type="gramEnd"/>
+      <w:r>
+        <w:rPr>
+          <w:rFonts w:ascii="Courier New" w:hAnsi="Courier New" w:cs="Courier New"/>
+        </w:rPr>
+        <w:t>message</w:t>
+      </w:r>
+      <w:proofErr w:type="spellEnd"/>
+      <w:r>
+        <w:rPr>
+          <w:rFonts w:ascii="Courier New" w:hAnsi="Courier New" w:cs="Courier New"/>
+        </w:rPr>
+        <w:t xml:space="preserve">, { </w:t>
+      </w:r>
+      <w:proofErr w:type="spellStart"/>
+      <w:r>
+        <w:rPr>
+          <w:rFonts w:ascii="Courier New" w:hAnsi="Courier New" w:cs="Courier New"/>
+        </w:rPr>
+        <w:t>statusCode</w:t>
+      </w:r>
+      <w:proofErr w:type="spellEnd"/>
+      <w:r>
+        <w:rPr>
+          <w:rFonts w:ascii="Courier New" w:hAnsi="Courier New" w:cs="Courier New"/>
+        </w:rPr>
+        <w:t>: 400, ...</w:t>
+      </w:r>
+      <w:proofErr w:type="spellStart"/>
+      <w:r>
+        <w:rPr>
+          <w:rFonts w:ascii="Courier New" w:hAnsi="Courier New" w:cs="Courier New"/>
+        </w:rPr>
+        <w:t>options</w:t>
+      </w:r>
+      <w:proofErr w:type="spellEnd"/>
+      <w:r>
+        <w:rPr>
+          <w:rFonts w:ascii="Courier New" w:hAnsi="Courier New" w:cs="Courier New"/>
+        </w:rPr>
+        <w:t xml:space="preserve"> });</w:t>
       </w:r>
     </w:p>
     <w:p>
@@ -3542,11 +7713,61 @@
           <w:rFonts w:ascii="Courier New" w:hAnsi="Courier New" w:cs="Courier New"/>
         </w:rPr>
       </w:pPr>
-      <w:r>
-        <w:rPr>
-          <w:rFonts w:ascii="Courier New" w:hAnsi="Courier New" w:cs="Courier New"/>
-        </w:rPr>
-        <w:t>class NotFoundError extends AppError {</w:t>
+      <w:proofErr w:type="spellStart"/>
+      <w:r>
+        <w:rPr>
+          <w:rFonts w:ascii="Courier New" w:hAnsi="Courier New" w:cs="Courier New"/>
+        </w:rPr>
+        <w:t>class</w:t>
+      </w:r>
+      <w:proofErr w:type="spellEnd"/>
+      <w:r>
+        <w:rPr>
+          <w:rFonts w:ascii="Courier New" w:hAnsi="Courier New" w:cs="Courier New"/>
+        </w:rPr>
+        <w:t xml:space="preserve"> </w:t>
+      </w:r>
+      <w:proofErr w:type="spellStart"/>
+      <w:r>
+        <w:rPr>
+          <w:rFonts w:ascii="Courier New" w:hAnsi="Courier New" w:cs="Courier New"/>
+        </w:rPr>
+        <w:t>NotFoundError</w:t>
+      </w:r>
+      <w:proofErr w:type="spellEnd"/>
+      <w:r>
+        <w:rPr>
+          <w:rFonts w:ascii="Courier New" w:hAnsi="Courier New" w:cs="Courier New"/>
+        </w:rPr>
+        <w:t xml:space="preserve"> </w:t>
+      </w:r>
+      <w:proofErr w:type="spellStart"/>
+      <w:r>
+        <w:rPr>
+          <w:rFonts w:ascii="Courier New" w:hAnsi="Courier New" w:cs="Courier New"/>
+        </w:rPr>
+        <w:t>extends</w:t>
+      </w:r>
+      <w:proofErr w:type="spellEnd"/>
+      <w:r>
+        <w:rPr>
+          <w:rFonts w:ascii="Courier New" w:hAnsi="Courier New" w:cs="Courier New"/>
+        </w:rPr>
+        <w:t xml:space="preserve"> </w:t>
+      </w:r>
+      <w:proofErr w:type="spellStart"/>
+      <w:r>
+        <w:rPr>
+          <w:rFonts w:ascii="Courier New" w:hAnsi="Courier New" w:cs="Courier New"/>
+        </w:rPr>
+        <w:t>AppError</w:t>
+      </w:r>
+      <w:proofErr w:type="spellEnd"/>
+      <w:r>
+        <w:rPr>
+          <w:rFonts w:ascii="Courier New" w:hAnsi="Courier New" w:cs="Courier New"/>
+        </w:rPr>
+        <w:t xml:space="preserve"> {</w:t>
       </w:r>
     </w:p>
     <w:p>
@@ -3564,7 +7785,121 @@
         <w:rPr>
           <w:rFonts w:ascii="Courier New" w:hAnsi="Courier New" w:cs="Courier New"/>
         </w:rPr>
-        <w:t xml:space="preserve">    constructor(message = "The specified resource can not be found", options = {}) {</w:t>
+        <w:t xml:space="preserve">    </w:t>
+      </w:r>
+      <w:proofErr w:type="spellStart"/>
+      <w:proofErr w:type="gramStart"/>
+      <w:r>
+        <w:rPr>
+          <w:rFonts w:ascii="Courier New" w:hAnsi="Courier New" w:cs="Courier New"/>
+        </w:rPr>
+        <w:t>constructor</w:t>
+      </w:r>
+      <w:proofErr w:type="spellEnd"/>
+      <w:r>
+        <w:rPr>
+          <w:rFonts w:ascii="Courier New" w:hAnsi="Courier New" w:cs="Courier New"/>
+        </w:rPr>
+        <w:t>(</w:t>
+      </w:r>
+      <w:proofErr w:type="spellStart"/>
+      <w:proofErr w:type="gramEnd"/>
+      <w:r>
+        <w:rPr>
+          <w:rFonts w:ascii="Courier New" w:hAnsi="Courier New" w:cs="Courier New"/>
+        </w:rPr>
+        <w:t>message</w:t>
+      </w:r>
+      <w:proofErr w:type="spellEnd"/>
+      <w:r>
+        <w:rPr>
+          <w:rFonts w:ascii="Courier New" w:hAnsi="Courier New" w:cs="Courier New"/>
+        </w:rPr>
+        <w:t xml:space="preserve"> = "The </w:t>
+      </w:r>
+      <w:proofErr w:type="spellStart"/>
+      <w:r>
+        <w:rPr>
+          <w:rFonts w:ascii="Courier New" w:hAnsi="Courier New" w:cs="Courier New"/>
+        </w:rPr>
+        <w:t>specified</w:t>
+      </w:r>
+      <w:proofErr w:type="spellEnd"/>
+      <w:r>
+        <w:rPr>
+          <w:rFonts w:ascii="Courier New" w:hAnsi="Courier New" w:cs="Courier New"/>
+        </w:rPr>
+        <w:t xml:space="preserve"> </w:t>
+      </w:r>
+      <w:proofErr w:type="spellStart"/>
+      <w:r>
+        <w:rPr>
+          <w:rFonts w:ascii="Courier New" w:hAnsi="Courier New" w:cs="Courier New"/>
+        </w:rPr>
+        <w:t>resource</w:t>
+      </w:r>
+      <w:proofErr w:type="spellEnd"/>
+      <w:r>
+        <w:rPr>
+          <w:rFonts w:ascii="Courier New" w:hAnsi="Courier New" w:cs="Courier New"/>
+        </w:rPr>
+        <w:t xml:space="preserve"> </w:t>
+      </w:r>
+      <w:proofErr w:type="spellStart"/>
+      <w:r>
+        <w:rPr>
+          <w:rFonts w:ascii="Courier New" w:hAnsi="Courier New" w:cs="Courier New"/>
+        </w:rPr>
+        <w:t>can</w:t>
+      </w:r>
+      <w:proofErr w:type="spellEnd"/>
+      <w:r>
+        <w:rPr>
+          <w:rFonts w:ascii="Courier New" w:hAnsi="Courier New" w:cs="Courier New"/>
+        </w:rPr>
+        <w:t xml:space="preserve"> </w:t>
+      </w:r>
+      <w:proofErr w:type="spellStart"/>
+      <w:r>
+        <w:rPr>
+          <w:rFonts w:ascii="Courier New" w:hAnsi="Courier New" w:cs="Courier New"/>
+        </w:rPr>
+        <w:t>not</w:t>
+      </w:r>
+      <w:proofErr w:type="spellEnd"/>
+      <w:r>
+        <w:rPr>
+          <w:rFonts w:ascii="Courier New" w:hAnsi="Courier New" w:cs="Courier New"/>
+        </w:rPr>
+        <w:t xml:space="preserve"> be </w:t>
+      </w:r>
+      <w:proofErr w:type="spellStart"/>
+      <w:r>
+        <w:rPr>
+          <w:rFonts w:ascii="Courier New" w:hAnsi="Courier New" w:cs="Courier New"/>
+        </w:rPr>
+        <w:t>found</w:t>
+      </w:r>
+      <w:proofErr w:type="spellEnd"/>
+      <w:r>
+        <w:rPr>
+          <w:rFonts w:ascii="Courier New" w:hAnsi="Courier New" w:cs="Courier New"/>
+        </w:rPr>
+        <w:t xml:space="preserve">", </w:t>
+      </w:r>
+      <w:proofErr w:type="spellStart"/>
+      <w:r>
+        <w:rPr>
+          <w:rFonts w:ascii="Courier New" w:hAnsi="Courier New" w:cs="Courier New"/>
+        </w:rPr>
+        <w:t>options</w:t>
+      </w:r>
+      <w:proofErr w:type="spellEnd"/>
+      <w:r>
+        <w:rPr>
+          <w:rFonts w:ascii="Courier New" w:hAnsi="Courier New" w:cs="Courier New"/>
+        </w:rPr>
+        <w:t xml:space="preserve"> = {}) {</w:t>
       </w:r>
     </w:p>
     <w:p>
@@ -3582,7 +7917,65 @@
         <w:rPr>
           <w:rFonts w:ascii="Courier New" w:hAnsi="Courier New" w:cs="Courier New"/>
         </w:rPr>
-        <w:t xml:space="preserve">        super(message, { statusCode: 404, ...options });</w:t>
+        <w:t xml:space="preserve">        </w:t>
+      </w:r>
+      <w:proofErr w:type="spellStart"/>
+      <w:proofErr w:type="gramStart"/>
+      <w:r>
+        <w:rPr>
+          <w:rFonts w:ascii="Courier New" w:hAnsi="Courier New" w:cs="Courier New"/>
+        </w:rPr>
+        <w:t>super</w:t>
+      </w:r>
+      <w:proofErr w:type="spellEnd"/>
+      <w:r>
+        <w:rPr>
+          <w:rFonts w:ascii="Courier New" w:hAnsi="Courier New" w:cs="Courier New"/>
+        </w:rPr>
+        <w:t>(</w:t>
+      </w:r>
+      <w:proofErr w:type="spellStart"/>
+      <w:proofErr w:type="gramEnd"/>
+      <w:r>
+        <w:rPr>
+          <w:rFonts w:ascii="Courier New" w:hAnsi="Courier New" w:cs="Courier New"/>
+        </w:rPr>
+        <w:t>message</w:t>
+      </w:r>
+      <w:proofErr w:type="spellEnd"/>
+      <w:r>
+        <w:rPr>
+          <w:rFonts w:ascii="Courier New" w:hAnsi="Courier New" w:cs="Courier New"/>
+        </w:rPr>
+        <w:t xml:space="preserve">, { </w:t>
+      </w:r>
+      <w:proofErr w:type="spellStart"/>
+      <w:r>
+        <w:rPr>
+          <w:rFonts w:ascii="Courier New" w:hAnsi="Courier New" w:cs="Courier New"/>
+        </w:rPr>
+        <w:t>statusCode</w:t>
+      </w:r>
+      <w:proofErr w:type="spellEnd"/>
+      <w:r>
+        <w:rPr>
+          <w:rFonts w:ascii="Courier New" w:hAnsi="Courier New" w:cs="Courier New"/>
+        </w:rPr>
+        <w:t>: 404, ...</w:t>
+      </w:r>
+      <w:proofErr w:type="spellStart"/>
+      <w:r>
+        <w:rPr>
+          <w:rFonts w:ascii="Courier New" w:hAnsi="Courier New" w:cs="Courier New"/>
+        </w:rPr>
+        <w:t>options</w:t>
+      </w:r>
+      <w:proofErr w:type="spellEnd"/>
+      <w:r>
+        <w:rPr>
+          <w:rFonts w:ascii="Courier New" w:hAnsi="Courier New" w:cs="Courier New"/>
+        </w:rPr>
+        <w:t xml:space="preserve"> });</w:t>
       </w:r>
     </w:p>
     <w:p>
@@ -3644,11 +8037,61 @@
           <w:rFonts w:ascii="Courier New" w:hAnsi="Courier New" w:cs="Courier New"/>
         </w:rPr>
       </w:pPr>
-      <w:r>
-        <w:rPr>
-          <w:rFonts w:ascii="Courier New" w:hAnsi="Courier New" w:cs="Courier New"/>
-        </w:rPr>
-        <w:t>class UnauthorizedError extends AppError {</w:t>
+      <w:proofErr w:type="spellStart"/>
+      <w:r>
+        <w:rPr>
+          <w:rFonts w:ascii="Courier New" w:hAnsi="Courier New" w:cs="Courier New"/>
+        </w:rPr>
+        <w:t>class</w:t>
+      </w:r>
+      <w:proofErr w:type="spellEnd"/>
+      <w:r>
+        <w:rPr>
+          <w:rFonts w:ascii="Courier New" w:hAnsi="Courier New" w:cs="Courier New"/>
+        </w:rPr>
+        <w:t xml:space="preserve"> </w:t>
+      </w:r>
+      <w:proofErr w:type="spellStart"/>
+      <w:r>
+        <w:rPr>
+          <w:rFonts w:ascii="Courier New" w:hAnsi="Courier New" w:cs="Courier New"/>
+        </w:rPr>
+        <w:t>UnauthorizedError</w:t>
+      </w:r>
+      <w:proofErr w:type="spellEnd"/>
+      <w:r>
+        <w:rPr>
+          <w:rFonts w:ascii="Courier New" w:hAnsi="Courier New" w:cs="Courier New"/>
+        </w:rPr>
+        <w:t xml:space="preserve"> </w:t>
+      </w:r>
+      <w:proofErr w:type="spellStart"/>
+      <w:r>
+        <w:rPr>
+          <w:rFonts w:ascii="Courier New" w:hAnsi="Courier New" w:cs="Courier New"/>
+        </w:rPr>
+        <w:t>extends</w:t>
+      </w:r>
+      <w:proofErr w:type="spellEnd"/>
+      <w:r>
+        <w:rPr>
+          <w:rFonts w:ascii="Courier New" w:hAnsi="Courier New" w:cs="Courier New"/>
+        </w:rPr>
+        <w:t xml:space="preserve"> </w:t>
+      </w:r>
+      <w:proofErr w:type="spellStart"/>
+      <w:r>
+        <w:rPr>
+          <w:rFonts w:ascii="Courier New" w:hAnsi="Courier New" w:cs="Courier New"/>
+        </w:rPr>
+        <w:t>AppError</w:t>
+      </w:r>
+      <w:proofErr w:type="spellEnd"/>
+      <w:r>
+        <w:rPr>
+          <w:rFonts w:ascii="Courier New" w:hAnsi="Courier New" w:cs="Courier New"/>
+        </w:rPr>
+        <w:t xml:space="preserve"> {</w:t>
       </w:r>
     </w:p>
     <w:p>
@@ -3666,7 +8109,79 @@
         <w:rPr>
           <w:rFonts w:ascii="Courier New" w:hAnsi="Courier New" w:cs="Courier New"/>
         </w:rPr>
-        <w:t xml:space="preserve">    constructor(message = "Unauthorized entry", options = {}) {</w:t>
+        <w:t xml:space="preserve">    </w:t>
+      </w:r>
+      <w:proofErr w:type="spellStart"/>
+      <w:proofErr w:type="gramStart"/>
+      <w:r>
+        <w:rPr>
+          <w:rFonts w:ascii="Courier New" w:hAnsi="Courier New" w:cs="Courier New"/>
+        </w:rPr>
+        <w:t>constructor</w:t>
+      </w:r>
+      <w:proofErr w:type="spellEnd"/>
+      <w:r>
+        <w:rPr>
+          <w:rFonts w:ascii="Courier New" w:hAnsi="Courier New" w:cs="Courier New"/>
+        </w:rPr>
+        <w:t>(</w:t>
+      </w:r>
+      <w:proofErr w:type="spellStart"/>
+      <w:proofErr w:type="gramEnd"/>
+      <w:r>
+        <w:rPr>
+          <w:rFonts w:ascii="Courier New" w:hAnsi="Courier New" w:cs="Courier New"/>
+        </w:rPr>
+        <w:t>message</w:t>
+      </w:r>
+      <w:proofErr w:type="spellEnd"/>
+      <w:r>
+        <w:rPr>
+          <w:rFonts w:ascii="Courier New" w:hAnsi="Courier New" w:cs="Courier New"/>
+        </w:rPr>
+        <w:t xml:space="preserve"> = "</w:t>
+      </w:r>
+      <w:proofErr w:type="spellStart"/>
+      <w:r>
+        <w:rPr>
+          <w:rFonts w:ascii="Courier New" w:hAnsi="Courier New" w:cs="Courier New"/>
+        </w:rPr>
+        <w:t>Unauthorized</w:t>
+      </w:r>
+      <w:proofErr w:type="spellEnd"/>
+      <w:r>
+        <w:rPr>
+          <w:rFonts w:ascii="Courier New" w:hAnsi="Courier New" w:cs="Courier New"/>
+        </w:rPr>
+        <w:t xml:space="preserve"> </w:t>
+      </w:r>
+      <w:proofErr w:type="spellStart"/>
+      <w:r>
+        <w:rPr>
+          <w:rFonts w:ascii="Courier New" w:hAnsi="Courier New" w:cs="Courier New"/>
+        </w:rPr>
+        <w:t>entry</w:t>
+      </w:r>
+      <w:proofErr w:type="spellEnd"/>
+      <w:r>
+        <w:rPr>
+          <w:rFonts w:ascii="Courier New" w:hAnsi="Courier New" w:cs="Courier New"/>
+        </w:rPr>
+        <w:t xml:space="preserve">", </w:t>
+      </w:r>
+      <w:proofErr w:type="spellStart"/>
+      <w:r>
+        <w:rPr>
+          <w:rFonts w:ascii="Courier New" w:hAnsi="Courier New" w:cs="Courier New"/>
+        </w:rPr>
+        <w:t>options</w:t>
+      </w:r>
+      <w:proofErr w:type="spellEnd"/>
+      <w:r>
+        <w:rPr>
+          <w:rFonts w:ascii="Courier New" w:hAnsi="Courier New" w:cs="Courier New"/>
+        </w:rPr>
+        <w:t xml:space="preserve"> = {}) {</w:t>
       </w:r>
     </w:p>
     <w:p>
@@ -3684,7 +8199,65 @@
         <w:rPr>
           <w:rFonts w:ascii="Courier New" w:hAnsi="Courier New" w:cs="Courier New"/>
         </w:rPr>
-        <w:t xml:space="preserve">        super(message, { statusCode: 401, ...options });</w:t>
+        <w:t xml:space="preserve">        </w:t>
+      </w:r>
+      <w:proofErr w:type="spellStart"/>
+      <w:proofErr w:type="gramStart"/>
+      <w:r>
+        <w:rPr>
+          <w:rFonts w:ascii="Courier New" w:hAnsi="Courier New" w:cs="Courier New"/>
+        </w:rPr>
+        <w:t>super</w:t>
+      </w:r>
+      <w:proofErr w:type="spellEnd"/>
+      <w:r>
+        <w:rPr>
+          <w:rFonts w:ascii="Courier New" w:hAnsi="Courier New" w:cs="Courier New"/>
+        </w:rPr>
+        <w:t>(</w:t>
+      </w:r>
+      <w:proofErr w:type="spellStart"/>
+      <w:proofErr w:type="gramEnd"/>
+      <w:r>
+        <w:rPr>
+          <w:rFonts w:ascii="Courier New" w:hAnsi="Courier New" w:cs="Courier New"/>
+        </w:rPr>
+        <w:t>message</w:t>
+      </w:r>
+      <w:proofErr w:type="spellEnd"/>
+      <w:r>
+        <w:rPr>
+          <w:rFonts w:ascii="Courier New" w:hAnsi="Courier New" w:cs="Courier New"/>
+        </w:rPr>
+        <w:t xml:space="preserve">, { </w:t>
+      </w:r>
+      <w:proofErr w:type="spellStart"/>
+      <w:r>
+        <w:rPr>
+          <w:rFonts w:ascii="Courier New" w:hAnsi="Courier New" w:cs="Courier New"/>
+        </w:rPr>
+        <w:t>statusCode</w:t>
+      </w:r>
+      <w:proofErr w:type="spellEnd"/>
+      <w:r>
+        <w:rPr>
+          <w:rFonts w:ascii="Courier New" w:hAnsi="Courier New" w:cs="Courier New"/>
+        </w:rPr>
+        <w:t>: 401, ...</w:t>
+      </w:r>
+      <w:proofErr w:type="spellStart"/>
+      <w:r>
+        <w:rPr>
+          <w:rFonts w:ascii="Courier New" w:hAnsi="Courier New" w:cs="Courier New"/>
+        </w:rPr>
+        <w:t>options</w:t>
+      </w:r>
+      <w:proofErr w:type="spellEnd"/>
+      <w:r>
+        <w:rPr>
+          <w:rFonts w:ascii="Courier New" w:hAnsi="Courier New" w:cs="Courier New"/>
+        </w:rPr>
+        <w:t xml:space="preserve"> });</w:t>
       </w:r>
     </w:p>
     <w:p>
@@ -3728,42 +8301,265 @@
     <w:p>
       <w:r>
         <w:lastRenderedPageBreak/>
-        <w:t>A hibákat egy központi middleware kezeli amely minden végpont után fut:</w:t>
-      </w:r>
-    </w:p>
-    <w:p>
-      <w:r>
-        <w:t>function showError(error, req, res, next) {</w:t>
-      </w:r>
-    </w:p>
-    <w:p>
-      <w:r>
-        <w:t xml:space="preserve">    if (error instanceof AppError) {</w:t>
-      </w:r>
-    </w:p>
-    <w:p>
-      <w:r>
-        <w:t xml:space="preserve">        return res.status(error.statusCode).json({</w:t>
-      </w:r>
-    </w:p>
-    <w:p>
-      <w:r>
-        <w:t xml:space="preserve">            code: error.statusCode,</w:t>
-      </w:r>
-    </w:p>
-    <w:p>
-      <w:r>
-        <w:t xml:space="preserve">            msg: error.message,</w:t>
-      </w:r>
-    </w:p>
-    <w:p>
-      <w:r>
-        <w:t xml:space="preserve">            ...(error.details &amp;&amp; { details: error.details }),</w:t>
-      </w:r>
-    </w:p>
-    <w:p>
-      <w:r>
-        <w:t xml:space="preserve">            ...(error.data &amp;&amp; { data: error.data })</w:t>
+        <w:t xml:space="preserve">A hibákat egy központi </w:t>
+      </w:r>
+      <w:proofErr w:type="spellStart"/>
+      <w:r>
+        <w:t>middleware</w:t>
+      </w:r>
+      <w:proofErr w:type="spellEnd"/>
+      <w:r>
+        <w:t xml:space="preserve"> </w:t>
+      </w:r>
+      <w:proofErr w:type="gramStart"/>
+      <w:r>
+        <w:t>kezeli</w:t>
+      </w:r>
+      <w:proofErr w:type="gramEnd"/>
+      <w:r>
+        <w:t xml:space="preserve"> amely minden végpont után fut:</w:t>
+      </w:r>
+    </w:p>
+    <w:p>
+      <w:proofErr w:type="spellStart"/>
+      <w:r>
+        <w:t>function</w:t>
+      </w:r>
+      <w:proofErr w:type="spellEnd"/>
+      <w:r>
+        <w:t xml:space="preserve"> </w:t>
+      </w:r>
+      <w:proofErr w:type="spellStart"/>
+      <w:proofErr w:type="gramStart"/>
+      <w:r>
+        <w:t>showError</w:t>
+      </w:r>
+      <w:proofErr w:type="spellEnd"/>
+      <w:r>
+        <w:t>(</w:t>
+      </w:r>
+      <w:proofErr w:type="spellStart"/>
+      <w:proofErr w:type="gramEnd"/>
+      <w:r>
+        <w:t>error</w:t>
+      </w:r>
+      <w:proofErr w:type="spellEnd"/>
+      <w:r>
+        <w:t xml:space="preserve">, </w:t>
+      </w:r>
+      <w:proofErr w:type="spellStart"/>
+      <w:r>
+        <w:t>req</w:t>
+      </w:r>
+      <w:proofErr w:type="spellEnd"/>
+      <w:r>
+        <w:t xml:space="preserve">, </w:t>
+      </w:r>
+      <w:proofErr w:type="spellStart"/>
+      <w:r>
+        <w:t>res</w:t>
+      </w:r>
+      <w:proofErr w:type="spellEnd"/>
+      <w:r>
+        <w:t xml:space="preserve">, </w:t>
+      </w:r>
+      <w:proofErr w:type="spellStart"/>
+      <w:r>
+        <w:t>next</w:t>
+      </w:r>
+      <w:proofErr w:type="spellEnd"/>
+      <w:r>
+        <w:t>) {</w:t>
+      </w:r>
+    </w:p>
+    <w:p>
+      <w:r>
+        <w:t xml:space="preserve">    </w:t>
+      </w:r>
+      <w:proofErr w:type="spellStart"/>
+      <w:r>
+        <w:t>if</w:t>
+      </w:r>
+      <w:proofErr w:type="spellEnd"/>
+      <w:r>
+        <w:t xml:space="preserve"> (</w:t>
+      </w:r>
+      <w:proofErr w:type="spellStart"/>
+      <w:r>
+        <w:t>error</w:t>
+      </w:r>
+      <w:proofErr w:type="spellEnd"/>
+      <w:r>
+        <w:t xml:space="preserve"> </w:t>
+      </w:r>
+      <w:proofErr w:type="spellStart"/>
+      <w:r>
+        <w:t>instanceof</w:t>
+      </w:r>
+      <w:proofErr w:type="spellEnd"/>
+      <w:r>
+        <w:t xml:space="preserve"> </w:t>
+      </w:r>
+      <w:proofErr w:type="spellStart"/>
+      <w:r>
+        <w:t>AppError</w:t>
+      </w:r>
+      <w:proofErr w:type="spellEnd"/>
+      <w:r>
+        <w:t>) {</w:t>
+      </w:r>
+    </w:p>
+    <w:p>
+      <w:r>
+        <w:t xml:space="preserve">        </w:t>
+      </w:r>
+      <w:proofErr w:type="spellStart"/>
+      <w:r>
+        <w:t>return</w:t>
+      </w:r>
+      <w:proofErr w:type="spellEnd"/>
+      <w:r>
+        <w:t xml:space="preserve"> </w:t>
+      </w:r>
+      <w:proofErr w:type="spellStart"/>
+      <w:proofErr w:type="gramStart"/>
+      <w:r>
+        <w:t>res.status</w:t>
+      </w:r>
+      <w:proofErr w:type="spellEnd"/>
+      <w:proofErr w:type="gramEnd"/>
+      <w:r>
+        <w:t>(</w:t>
+      </w:r>
+      <w:proofErr w:type="spellStart"/>
+      <w:r>
+        <w:t>error.statusCode</w:t>
+      </w:r>
+      <w:proofErr w:type="spellEnd"/>
+      <w:r>
+        <w:t>).</w:t>
+      </w:r>
+      <w:proofErr w:type="spellStart"/>
+      <w:r>
+        <w:t>json</w:t>
+      </w:r>
+      <w:proofErr w:type="spellEnd"/>
+      <w:r>
+        <w:t>({</w:t>
+      </w:r>
+    </w:p>
+    <w:p>
+      <w:r>
+        <w:t xml:space="preserve">            </w:t>
+      </w:r>
+      <w:proofErr w:type="spellStart"/>
+      <w:r>
+        <w:t>code</w:t>
+      </w:r>
+      <w:proofErr w:type="spellEnd"/>
+      <w:r>
+        <w:t xml:space="preserve">: </w:t>
+      </w:r>
+      <w:proofErr w:type="spellStart"/>
+      <w:proofErr w:type="gramStart"/>
+      <w:r>
+        <w:t>error.statusCode</w:t>
+      </w:r>
+      <w:proofErr w:type="spellEnd"/>
+      <w:proofErr w:type="gramEnd"/>
+      <w:r>
+        <w:t>,</w:t>
+      </w:r>
+    </w:p>
+    <w:p>
+      <w:r>
+        <w:t xml:space="preserve">            </w:t>
+      </w:r>
+      <w:proofErr w:type="spellStart"/>
+      <w:r>
+        <w:t>msg</w:t>
+      </w:r>
+      <w:proofErr w:type="spellEnd"/>
+      <w:r>
+        <w:t xml:space="preserve">: </w:t>
+      </w:r>
+      <w:proofErr w:type="spellStart"/>
+      <w:proofErr w:type="gramStart"/>
+      <w:r>
+        <w:t>error.message</w:t>
+      </w:r>
+      <w:proofErr w:type="spellEnd"/>
+      <w:proofErr w:type="gramEnd"/>
+      <w:r>
+        <w:t>,</w:t>
+      </w:r>
+    </w:p>
+    <w:p>
+      <w:r>
+        <w:t xml:space="preserve">            </w:t>
+      </w:r>
+      <w:proofErr w:type="gramStart"/>
+      <w:r>
+        <w:t>...(</w:t>
+      </w:r>
+      <w:proofErr w:type="spellStart"/>
+      <w:proofErr w:type="gramEnd"/>
+      <w:r>
+        <w:t>error.details</w:t>
+      </w:r>
+      <w:proofErr w:type="spellEnd"/>
+      <w:r>
+        <w:t xml:space="preserve"> &amp;&amp; { </w:t>
+      </w:r>
+      <w:proofErr w:type="spellStart"/>
+      <w:r>
+        <w:t>details</w:t>
+      </w:r>
+      <w:proofErr w:type="spellEnd"/>
+      <w:r>
+        <w:t xml:space="preserve">: </w:t>
+      </w:r>
+      <w:proofErr w:type="spellStart"/>
+      <w:r>
+        <w:t>error.details</w:t>
+      </w:r>
+      <w:proofErr w:type="spellEnd"/>
+      <w:r>
+        <w:t xml:space="preserve"> }),</w:t>
+      </w:r>
+    </w:p>
+    <w:p>
+      <w:r>
+        <w:t xml:space="preserve">            </w:t>
+      </w:r>
+      <w:proofErr w:type="gramStart"/>
+      <w:r>
+        <w:t>...(</w:t>
+      </w:r>
+      <w:proofErr w:type="spellStart"/>
+      <w:proofErr w:type="gramEnd"/>
+      <w:r>
+        <w:t>error.data</w:t>
+      </w:r>
+      <w:proofErr w:type="spellEnd"/>
+      <w:r>
+        <w:t xml:space="preserve"> &amp;&amp; { </w:t>
+      </w:r>
+      <w:proofErr w:type="spellStart"/>
+      <w:r>
+        <w:t>data</w:t>
+      </w:r>
+      <w:proofErr w:type="spellEnd"/>
+      <w:r>
+        <w:t xml:space="preserve">: </w:t>
+      </w:r>
+      <w:proofErr w:type="spellStart"/>
+      <w:r>
+        <w:t>error.data</w:t>
+      </w:r>
+      <w:proofErr w:type="spellEnd"/>
+      <w:r>
+        <w:t xml:space="preserve"> })</w:t>
       </w:r>
     </w:p>
     <w:p>
@@ -3778,17 +8574,77 @@
     </w:p>
     <w:p>
       <w:r>
-        <w:t xml:space="preserve">    res.status(500).json({</w:t>
-      </w:r>
-    </w:p>
-    <w:p>
-      <w:r>
-        <w:t xml:space="preserve">        code: 500,</w:t>
-      </w:r>
-    </w:p>
-    <w:p>
-      <w:r>
-        <w:t xml:space="preserve">        msg: error.message || "Internal Server Error"</w:t>
+        <w:t xml:space="preserve">    </w:t>
+      </w:r>
+      <w:proofErr w:type="spellStart"/>
+      <w:proofErr w:type="gramStart"/>
+      <w:r>
+        <w:t>res.status</w:t>
+      </w:r>
+      <w:proofErr w:type="spellEnd"/>
+      <w:proofErr w:type="gramEnd"/>
+      <w:r>
+        <w:t>(500).</w:t>
+      </w:r>
+      <w:proofErr w:type="spellStart"/>
+      <w:r>
+        <w:t>json</w:t>
+      </w:r>
+      <w:proofErr w:type="spellEnd"/>
+      <w:r>
+        <w:t>({</w:t>
+      </w:r>
+    </w:p>
+    <w:p>
+      <w:r>
+        <w:t xml:space="preserve">        </w:t>
+      </w:r>
+      <w:proofErr w:type="spellStart"/>
+      <w:r>
+        <w:t>code</w:t>
+      </w:r>
+      <w:proofErr w:type="spellEnd"/>
+      <w:r>
+        <w:t>: 500,</w:t>
+      </w:r>
+    </w:p>
+    <w:p>
+      <w:r>
+        <w:t xml:space="preserve">        </w:t>
+      </w:r>
+      <w:proofErr w:type="spellStart"/>
+      <w:r>
+        <w:t>msg</w:t>
+      </w:r>
+      <w:proofErr w:type="spellEnd"/>
+      <w:r>
+        <w:t xml:space="preserve">: </w:t>
+      </w:r>
+      <w:proofErr w:type="spellStart"/>
+      <w:proofErr w:type="gramStart"/>
+      <w:r>
+        <w:t>error.message</w:t>
+      </w:r>
+      <w:proofErr w:type="spellEnd"/>
+      <w:proofErr w:type="gramEnd"/>
+      <w:r>
+        <w:t xml:space="preserve"> || "</w:t>
+      </w:r>
+      <w:proofErr w:type="spellStart"/>
+      <w:r>
+        <w:t>Internal</w:t>
+      </w:r>
+      <w:proofErr w:type="spellEnd"/>
+      <w:r>
+        <w:t xml:space="preserve"> Server </w:t>
+      </w:r>
+      <w:proofErr w:type="spellStart"/>
+      <w:r>
+        <w:t>Error</w:t>
+      </w:r>
+      <w:proofErr w:type="spellEnd"/>
+      <w:r>
+        <w:t>"</w:t>
       </w:r>
     </w:p>
     <w:p>
